--- a/3-能力管理/运行记录类文件/030201-2025年运维服务能力管理计划.docx
+++ b/3-能力管理/运行记录类文件/030201-2025年运维服务能力管理计划.docx
@@ -22,13 +22,31 @@
       <w:bookmarkStart w:id="0" w:name="_Toc25647"/>
       <w:bookmarkStart w:id="1" w:name="_Toc1482"/>
       <w:bookmarkStart w:id="2" w:name="_Toc20089"/>
+    </w:p>
+    <w:p>
+      <w:pPr>
+        <w:pStyle w:val="32"/>
+        <w:keepNext w:val="0"/>
+        <w:keepLines w:val="0"/>
+        <w:pageBreakBefore w:val="0"/>
+        <w:widowControl w:val="0"/>
+        <w:kinsoku w:val="0"/>
+        <w:wordWrap/>
+        <w:overflowPunct/>
+        <w:topLinePunct w:val="0"/>
+        <w:autoSpaceDE w:val="0"/>
+        <w:autoSpaceDN w:val="0"/>
+        <w:bidi w:val="0"/>
+        <w:adjustRightInd w:val="0"/>
+        <w:snapToGrid w:val="0"/>
+      </w:pPr>
       <w:r>
         <w:t>2025年度</w:t>
       </w:r>
       <w:bookmarkEnd w:id="0"/>
       <w:bookmarkEnd w:id="1"/>
-      <w:bookmarkStart w:id="3" w:name="_Toc2350"/>
-      <w:bookmarkStart w:id="4" w:name="_Toc21173"/>
+      <w:bookmarkStart w:id="3" w:name="_Toc21173"/>
+      <w:bookmarkStart w:id="4" w:name="_Toc2350"/>
       <w:r>
         <w:t>运维服务能力管理计划</w:t>
       </w:r>
@@ -198,9 +216,9 @@
           <w:szCs w:val="20"/>
         </w:rPr>
       </w:pPr>
-      <w:bookmarkStart w:id="6" w:name="_Toc4208"/>
-      <w:bookmarkStart w:id="7" w:name="_Toc9079"/>
-      <w:bookmarkStart w:id="8" w:name="_Toc2932"/>
+      <w:bookmarkStart w:id="6" w:name="_Toc2932"/>
+      <w:bookmarkStart w:id="7" w:name="_Toc4208"/>
+      <w:bookmarkStart w:id="8" w:name="_Toc9079"/>
       <w:r>
         <w:rPr>
           <w:rFonts w:ascii="宋体" w:hAnsi="宋体" w:eastAsia="宋体" w:cs="宋体"/>
@@ -7177,9 +7195,9 @@
         <w:adjustRightInd w:val="0"/>
         <w:snapToGrid w:val="0"/>
       </w:pPr>
-      <w:bookmarkStart w:id="9" w:name="_Toc10726"/>
+      <w:bookmarkStart w:id="9" w:name="_Toc18839"/>
       <w:bookmarkStart w:id="10" w:name="_Toc23056"/>
-      <w:bookmarkStart w:id="11" w:name="_Toc18839"/>
+      <w:bookmarkStart w:id="11" w:name="_Toc10726"/>
       <w:r>
         <w:t>概要说明</w:t>
       </w:r>
@@ -7288,8 +7306,8 @@
         <w:snapToGrid w:val="0"/>
       </w:pPr>
       <w:bookmarkStart w:id="12" w:name="_Toc16113"/>
-      <w:bookmarkStart w:id="13" w:name="_Toc14293"/>
-      <w:bookmarkStart w:id="14" w:name="_Toc23626"/>
+      <w:bookmarkStart w:id="13" w:name="_Toc23626"/>
+      <w:bookmarkStart w:id="14" w:name="_Toc14293"/>
       <w:r>
         <w:t>年度目标</w:t>
       </w:r>
@@ -7336,6 +7354,7 @@
     </w:p>
     <w:p>
       <w:pPr>
+        <w:pStyle w:val="12"/>
         <w:keepNext w:val="0"/>
         <w:keepLines w:val="0"/>
         <w:pageBreakBefore w:val="0"/>
@@ -7349,10 +7368,13 @@
         <w:bidi w:val="0"/>
         <w:adjustRightInd w:val="0"/>
         <w:snapToGrid w:val="0"/>
-        <w:spacing w:line="219" w:lineRule="auto"/>
-        <w:ind w:left="518"/>
+        <w:spacing w:line="360" w:lineRule="auto"/>
+        <w:ind w:left="0" w:right="0" w:firstLine="472" w:firstLineChars="200"/>
+        <w:jc w:val="both"/>
+        <w:textAlignment w:val="baseline"/>
         <w:rPr>
           <w:rFonts w:ascii="宋体" w:hAnsi="宋体" w:eastAsia="宋体" w:cs="宋体"/>
+          <w:spacing w:val="-2"/>
           <w:sz w:val="24"/>
           <w:szCs w:val="24"/>
         </w:rPr>
@@ -7360,51 +7382,16 @@
       <w:r>
         <w:rPr>
           <w:rFonts w:ascii="宋体" w:hAnsi="宋体" w:eastAsia="宋体" w:cs="宋体"/>
-          <w:spacing w:val="-4"/>
+          <w:spacing w:val="-2"/>
           <w:sz w:val="24"/>
           <w:szCs w:val="24"/>
         </w:rPr>
-        <w:t>运维业务收入超</w:t>
-      </w:r>
-      <w:r>
-        <w:rPr>
-          <w:rFonts w:ascii="宋体" w:hAnsi="宋体" w:eastAsia="宋体" w:cs="宋体"/>
-          <w:spacing w:val="-22"/>
-          <w:sz w:val="24"/>
-          <w:szCs w:val="24"/>
-        </w:rPr>
-        <w:t xml:space="preserve"> </w:t>
-      </w:r>
-      <w:r>
-        <w:rPr>
-          <w:rFonts w:ascii="宋体" w:hAnsi="宋体" w:eastAsia="宋体" w:cs="宋体"/>
-          <w:spacing w:val="-4"/>
-          <w:sz w:val="24"/>
-          <w:szCs w:val="24"/>
-        </w:rPr>
-        <w:t>1200</w:t>
-      </w:r>
-      <w:r>
-        <w:rPr>
-          <w:rFonts w:ascii="宋体" w:hAnsi="宋体" w:eastAsia="宋体" w:cs="宋体"/>
-          <w:spacing w:val="-45"/>
-          <w:sz w:val="24"/>
-          <w:szCs w:val="24"/>
-        </w:rPr>
-        <w:t xml:space="preserve"> </w:t>
-      </w:r>
-      <w:r>
-        <w:rPr>
-          <w:rFonts w:ascii="宋体" w:hAnsi="宋体" w:eastAsia="宋体" w:cs="宋体"/>
-          <w:spacing w:val="-4"/>
-          <w:sz w:val="24"/>
-          <w:szCs w:val="24"/>
-        </w:rPr>
-        <w:t>万。其中</w:t>
+        <w:t>运维业务收入超 1200 万。其中</w:t>
       </w:r>
     </w:p>
     <w:p>
       <w:pPr>
+        <w:pStyle w:val="12"/>
         <w:keepNext w:val="0"/>
         <w:keepLines w:val="0"/>
         <w:pageBreakBefore w:val="0"/>
@@ -7418,10 +7405,13 @@
         <w:bidi w:val="0"/>
         <w:adjustRightInd w:val="0"/>
         <w:snapToGrid w:val="0"/>
-        <w:spacing w:before="203" w:line="219" w:lineRule="auto"/>
-        <w:ind w:left="517"/>
+        <w:spacing w:line="360" w:lineRule="auto"/>
+        <w:ind w:left="0" w:right="0" w:firstLine="472" w:firstLineChars="200"/>
+        <w:jc w:val="both"/>
+        <w:textAlignment w:val="baseline"/>
         <w:rPr>
           <w:rFonts w:ascii="宋体" w:hAnsi="宋体" w:eastAsia="宋体" w:cs="宋体"/>
+          <w:spacing w:val="-2"/>
           <w:sz w:val="24"/>
           <w:szCs w:val="24"/>
         </w:rPr>
@@ -7429,33 +7419,16 @@
       <w:r>
         <w:rPr>
           <w:rFonts w:ascii="宋体" w:hAnsi="宋体" w:eastAsia="宋体" w:cs="宋体"/>
-          <w:spacing w:val="-4"/>
+          <w:spacing w:val="-2"/>
           <w:sz w:val="24"/>
           <w:szCs w:val="24"/>
         </w:rPr>
-        <w:t>政府信息化运维 600</w:t>
-      </w:r>
-      <w:r>
-        <w:rPr>
-          <w:rFonts w:ascii="宋体" w:hAnsi="宋体" w:eastAsia="宋体" w:cs="宋体"/>
-          <w:spacing w:val="-38"/>
-          <w:sz w:val="24"/>
-          <w:szCs w:val="24"/>
-        </w:rPr>
-        <w:t xml:space="preserve"> </w:t>
-      </w:r>
-      <w:r>
-        <w:rPr>
-          <w:rFonts w:ascii="宋体" w:hAnsi="宋体" w:eastAsia="宋体" w:cs="宋体"/>
-          <w:spacing w:val="-4"/>
-          <w:sz w:val="24"/>
-          <w:szCs w:val="24"/>
-        </w:rPr>
-        <w:t>万；</w:t>
+        <w:t>政府信息化运维 600 万；</w:t>
       </w:r>
     </w:p>
     <w:p>
       <w:pPr>
+        <w:pStyle w:val="12"/>
         <w:keepNext w:val="0"/>
         <w:keepLines w:val="0"/>
         <w:pageBreakBefore w:val="0"/>
@@ -7469,10 +7442,13 @@
         <w:bidi w:val="0"/>
         <w:adjustRightInd w:val="0"/>
         <w:snapToGrid w:val="0"/>
-        <w:spacing w:before="204" w:line="220" w:lineRule="auto"/>
-        <w:ind w:left="519"/>
+        <w:spacing w:line="360" w:lineRule="auto"/>
+        <w:ind w:left="0" w:right="0" w:firstLine="472" w:firstLineChars="200"/>
+        <w:jc w:val="both"/>
+        <w:textAlignment w:val="baseline"/>
         <w:rPr>
           <w:rFonts w:ascii="宋体" w:hAnsi="宋体" w:eastAsia="宋体" w:cs="宋体"/>
+          <w:spacing w:val="-2"/>
           <w:sz w:val="24"/>
           <w:szCs w:val="24"/>
         </w:rPr>
@@ -7480,51 +7456,16 @@
       <w:r>
         <w:rPr>
           <w:rFonts w:ascii="宋体" w:hAnsi="宋体" w:eastAsia="宋体" w:cs="宋体"/>
-          <w:spacing w:val="-5"/>
+          <w:spacing w:val="-2"/>
           <w:sz w:val="24"/>
           <w:szCs w:val="24"/>
         </w:rPr>
-        <w:t>制造业信息化运维</w:t>
-      </w:r>
-      <w:r>
-        <w:rPr>
-          <w:rFonts w:ascii="宋体" w:hAnsi="宋体" w:eastAsia="宋体" w:cs="宋体"/>
-          <w:spacing w:val="-42"/>
-          <w:sz w:val="24"/>
-          <w:szCs w:val="24"/>
-        </w:rPr>
-        <w:t xml:space="preserve"> </w:t>
-      </w:r>
-      <w:r>
-        <w:rPr>
-          <w:rFonts w:ascii="宋体" w:hAnsi="宋体" w:eastAsia="宋体" w:cs="宋体"/>
-          <w:spacing w:val="-5"/>
-          <w:sz w:val="24"/>
-          <w:szCs w:val="24"/>
-        </w:rPr>
-        <w:t>300</w:t>
-      </w:r>
-      <w:r>
-        <w:rPr>
-          <w:rFonts w:ascii="宋体" w:hAnsi="宋体" w:eastAsia="宋体" w:cs="宋体"/>
-          <w:spacing w:val="-45"/>
-          <w:sz w:val="24"/>
-          <w:szCs w:val="24"/>
-        </w:rPr>
-        <w:t xml:space="preserve"> </w:t>
-      </w:r>
-      <w:r>
-        <w:rPr>
-          <w:rFonts w:ascii="宋体" w:hAnsi="宋体" w:eastAsia="宋体" w:cs="宋体"/>
-          <w:spacing w:val="-5"/>
-          <w:sz w:val="24"/>
-          <w:szCs w:val="24"/>
-        </w:rPr>
-        <w:t>万；</w:t>
+        <w:t>制造业信息化运维 300 万；</w:t>
       </w:r>
     </w:p>
     <w:p>
       <w:pPr>
+        <w:pStyle w:val="12"/>
         <w:keepNext w:val="0"/>
         <w:keepLines w:val="0"/>
         <w:pageBreakBefore w:val="0"/>
@@ -7538,10 +7479,13 @@
         <w:bidi w:val="0"/>
         <w:adjustRightInd w:val="0"/>
         <w:snapToGrid w:val="0"/>
-        <w:spacing w:before="203" w:line="220" w:lineRule="auto"/>
-        <w:ind w:left="521"/>
+        <w:spacing w:line="360" w:lineRule="auto"/>
+        <w:ind w:left="0" w:right="0" w:firstLine="472" w:firstLineChars="200"/>
+        <w:jc w:val="both"/>
+        <w:textAlignment w:val="baseline"/>
         <w:rPr>
           <w:rFonts w:ascii="宋体" w:hAnsi="宋体" w:eastAsia="宋体" w:cs="宋体"/>
+          <w:spacing w:val="-2"/>
           <w:sz w:val="24"/>
           <w:szCs w:val="24"/>
         </w:rPr>
@@ -7549,47 +7493,11 @@
       <w:r>
         <w:rPr>
           <w:rFonts w:ascii="宋体" w:hAnsi="宋体" w:eastAsia="宋体" w:cs="宋体"/>
-          <w:spacing w:val="-6"/>
+          <w:spacing w:val="-2"/>
           <w:sz w:val="24"/>
           <w:szCs w:val="24"/>
         </w:rPr>
-        <w:t>教育信息化运维</w:t>
-      </w:r>
-      <w:r>
-        <w:rPr>
-          <w:rFonts w:ascii="宋体" w:hAnsi="宋体" w:eastAsia="宋体" w:cs="宋体"/>
-          <w:spacing w:val="-37"/>
-          <w:sz w:val="24"/>
-          <w:szCs w:val="24"/>
-        </w:rPr>
-        <w:t xml:space="preserve"> </w:t>
-      </w:r>
-      <w:r>
-        <w:rPr>
-          <w:rFonts w:ascii="宋体" w:hAnsi="宋体" w:eastAsia="宋体" w:cs="宋体"/>
-          <w:spacing w:val="-6"/>
-          <w:sz w:val="24"/>
-          <w:szCs w:val="24"/>
-        </w:rPr>
-        <w:t>300</w:t>
-      </w:r>
-      <w:r>
-        <w:rPr>
-          <w:rFonts w:ascii="宋体" w:hAnsi="宋体" w:eastAsia="宋体" w:cs="宋体"/>
-          <w:spacing w:val="-45"/>
-          <w:sz w:val="24"/>
-          <w:szCs w:val="24"/>
-        </w:rPr>
-        <w:t xml:space="preserve"> </w:t>
-      </w:r>
-      <w:r>
-        <w:rPr>
-          <w:rFonts w:ascii="宋体" w:hAnsi="宋体" w:eastAsia="宋体" w:cs="宋体"/>
-          <w:spacing w:val="-6"/>
-          <w:sz w:val="24"/>
-          <w:szCs w:val="24"/>
-        </w:rPr>
-        <w:t>万；</w:t>
+        <w:t>教育信息化运维 300 万；</w:t>
       </w:r>
     </w:p>
     <w:p>
@@ -7739,8 +7647,8 @@
         <w:adjustRightInd w:val="0"/>
         <w:snapToGrid w:val="0"/>
       </w:pPr>
-      <w:bookmarkStart w:id="15" w:name="_Toc10479"/>
-      <w:bookmarkStart w:id="16" w:name="_Toc3935"/>
+      <w:bookmarkStart w:id="15" w:name="_Toc3935"/>
+      <w:bookmarkStart w:id="16" w:name="_Toc10479"/>
       <w:bookmarkStart w:id="17" w:name="_Toc12938"/>
       <w:r>
         <w:t>人员方面</w:t>
@@ -7769,8 +7677,8 @@
       <w:bookmarkStart w:id="18" w:name="bookmark62"/>
       <w:bookmarkEnd w:id="18"/>
       <w:bookmarkStart w:id="19" w:name="_Toc14134"/>
-      <w:bookmarkStart w:id="20" w:name="_Toc31822"/>
-      <w:bookmarkStart w:id="21" w:name="_Toc3415"/>
+      <w:bookmarkStart w:id="20" w:name="_Toc3415"/>
+      <w:bookmarkStart w:id="21" w:name="_Toc31822"/>
       <w:r>
         <w:t>现状分析</w:t>
       </w:r>
@@ -7943,9 +7851,9 @@
         <w:adjustRightInd w:val="0"/>
         <w:snapToGrid w:val="0"/>
       </w:pPr>
-      <w:bookmarkStart w:id="24" w:name="_Toc26732"/>
+      <w:bookmarkStart w:id="24" w:name="_Toc12194"/>
       <w:bookmarkStart w:id="25" w:name="_Toc11219"/>
-      <w:bookmarkStart w:id="26" w:name="_Toc12194"/>
+      <w:bookmarkStart w:id="26" w:name="_Toc26732"/>
       <w:r>
         <w:t>人员</w:t>
       </w:r>
@@ -7994,7 +7902,7 @@
           <w:sz w:val="24"/>
           <w:szCs w:val="24"/>
         </w:rPr>
-        <w:t>为满足企业发展对人才的需求，以 202</w:t>
+        <w:t>为满足企业发展对人才的需求，以202</w:t>
       </w:r>
       <w:r>
         <w:rPr>
@@ -8050,7 +7958,18 @@
           <w:sz w:val="24"/>
           <w:szCs w:val="24"/>
         </w:rPr>
-        <w:t>依据对 202</w:t>
+        <w:t>依据对</w:t>
+      </w:r>
+      <w:bookmarkStart w:id="154" w:name="_GoBack"/>
+      <w:bookmarkEnd w:id="154"/>
+      <w:r>
+        <w:rPr>
+          <w:rFonts w:ascii="宋体" w:hAnsi="宋体" w:eastAsia="宋体" w:cs="宋体"/>
+          <w:spacing w:val="-2"/>
+          <w:sz w:val="24"/>
+          <w:szCs w:val="24"/>
+        </w:rPr>
+        <w:t>202</w:t>
       </w:r>
       <w:r>
         <w:rPr>
@@ -8069,7 +7988,7 @@
           <w:sz w:val="24"/>
           <w:szCs w:val="24"/>
         </w:rPr>
-        <w:t xml:space="preserve">年预估的公司业务目标，为提高客户满意度，运维部需要招聘 </w:t>
+        <w:t>年预估的公司业务目标，为提高客户满意度，运维部需要招聘</w:t>
       </w:r>
       <w:r>
         <w:rPr>
@@ -8134,7 +8053,7 @@
       <w:tblPr>
         <w:tblStyle w:val="21"/>
         <w:tblW w:w="0" w:type="auto"/>
-        <w:tblInd w:w="0" w:type="dxa"/>
+        <w:jc w:val="center"/>
         <w:tblBorders>
           <w:top w:val="single" w:color="auto" w:sz="4" w:space="0"/>
           <w:left w:val="single" w:color="auto" w:sz="4" w:space="0"/>
@@ -8175,6 +8094,9 @@
             <w:right w:w="108" w:type="dxa"/>
           </w:tblCellMar>
         </w:tblPrEx>
+        <w:trPr>
+          <w:jc w:val="center"/>
+        </w:trPr>
         <w:tc>
           <w:tcPr>
             <w:tcW w:w="7621" w:type="dxa"/>
@@ -8244,6 +8166,7 @@
         </w:tblPrEx>
         <w:trPr>
           <w:trHeight w:val="426" w:hRule="atLeast"/>
+          <w:jc w:val="center"/>
         </w:trPr>
         <w:tc>
           <w:tcPr>
@@ -8495,6 +8418,7 @@
         </w:tblPrEx>
         <w:trPr>
           <w:trHeight w:val="351" w:hRule="atLeast"/>
+          <w:jc w:val="center"/>
         </w:trPr>
         <w:tc>
           <w:tcPr>
@@ -8746,6 +8670,9 @@
             <w:right w:w="108" w:type="dxa"/>
           </w:tblCellMar>
         </w:tblPrEx>
+        <w:trPr>
+          <w:jc w:val="center"/>
+        </w:trPr>
         <w:tc>
           <w:tcPr>
             <w:tcW w:w="1753" w:type="dxa"/>
@@ -9006,6 +8933,9 @@
             <w:right w:w="108" w:type="dxa"/>
           </w:tblCellMar>
         </w:tblPrEx>
+        <w:trPr>
+          <w:jc w:val="center"/>
+        </w:trPr>
         <w:tc>
           <w:tcPr>
             <w:tcW w:w="1753" w:type="dxa"/>
@@ -9255,6 +9185,9 @@
             <w:right w:w="108" w:type="dxa"/>
           </w:tblCellMar>
         </w:tblPrEx>
+        <w:trPr>
+          <w:jc w:val="center"/>
+        </w:trPr>
         <w:tc>
           <w:tcPr>
             <w:tcW w:w="1753" w:type="dxa"/>
@@ -9511,6 +9444,9 @@
             <w:right w:w="108" w:type="dxa"/>
           </w:tblCellMar>
         </w:tblPrEx>
+        <w:trPr>
+          <w:jc w:val="center"/>
+        </w:trPr>
         <w:tc>
           <w:tcPr>
             <w:tcW w:w="1753" w:type="dxa"/>
@@ -9779,6 +9715,9 @@
             <w:right w:w="108" w:type="dxa"/>
           </w:tblCellMar>
         </w:tblPrEx>
+        <w:trPr>
+          <w:jc w:val="center"/>
+        </w:trPr>
         <w:tc>
           <w:tcPr>
             <w:tcW w:w="1753" w:type="dxa"/>
@@ -10044,6 +9983,9 @@
             <w:right w:w="108" w:type="dxa"/>
           </w:tblCellMar>
         </w:tblPrEx>
+        <w:trPr>
+          <w:jc w:val="center"/>
+        </w:trPr>
         <w:tc>
           <w:tcPr>
             <w:tcW w:w="1753" w:type="dxa"/>
@@ -10312,6 +10254,9 @@
             <w:right w:w="108" w:type="dxa"/>
           </w:tblCellMar>
         </w:tblPrEx>
+        <w:trPr>
+          <w:jc w:val="center"/>
+        </w:trPr>
         <w:tc>
           <w:tcPr>
             <w:tcW w:w="1753" w:type="dxa"/>
@@ -10733,7 +10678,7 @@
       <w:tblPr>
         <w:tblStyle w:val="21"/>
         <w:tblW w:w="0" w:type="auto"/>
-        <w:tblInd w:w="0" w:type="dxa"/>
+        <w:jc w:val="center"/>
         <w:tblBorders>
           <w:top w:val="single" w:color="auto" w:sz="4" w:space="0"/>
           <w:left w:val="single" w:color="auto" w:sz="4" w:space="0"/>
@@ -10774,6 +10719,9 @@
             <w:right w:w="108" w:type="dxa"/>
           </w:tblCellMar>
         </w:tblPrEx>
+        <w:trPr>
+          <w:jc w:val="center"/>
+        </w:trPr>
         <w:tc>
           <w:tcPr>
             <w:tcW w:w="7626" w:type="dxa"/>
@@ -10839,6 +10787,9 @@
             <w:right w:w="108" w:type="dxa"/>
           </w:tblCellMar>
         </w:tblPrEx>
+        <w:trPr>
+          <w:jc w:val="center"/>
+        </w:trPr>
         <w:tc>
           <w:tcPr>
             <w:tcW w:w="1690" w:type="dxa"/>
@@ -11094,6 +11045,7 @@
         </w:tblPrEx>
         <w:trPr>
           <w:trHeight w:val="849" w:hRule="atLeast"/>
+          <w:jc w:val="center"/>
         </w:trPr>
         <w:tc>
           <w:tcPr>
@@ -11348,6 +11300,9 @@
             <w:right w:w="108" w:type="dxa"/>
           </w:tblCellMar>
         </w:tblPrEx>
+        <w:trPr>
+          <w:jc w:val="center"/>
+        </w:trPr>
         <w:tc>
           <w:tcPr>
             <w:tcW w:w="1690" w:type="dxa"/>
@@ -11605,6 +11560,9 @@
             <w:right w:w="108" w:type="dxa"/>
           </w:tblCellMar>
         </w:tblPrEx>
+        <w:trPr>
+          <w:jc w:val="center"/>
+        </w:trPr>
         <w:tc>
           <w:tcPr>
             <w:tcW w:w="1690" w:type="dxa"/>
@@ -14853,6 +14811,7 @@
             <w:insideH w:val="none" w:color="auto" w:sz="0" w:space="0"/>
             <w:insideV w:val="none" w:color="auto" w:sz="0" w:space="0"/>
           </w:tblBorders>
+          <w:shd w:val="clear" w:color="auto" w:fill="auto"/>
           <w:tblCellMar>
             <w:top w:w="0" w:type="dxa"/>
             <w:left w:w="108" w:type="dxa"/>
@@ -16125,6 +16084,7 @@
             <w:insideH w:val="none" w:color="auto" w:sz="0" w:space="0"/>
             <w:insideV w:val="none" w:color="auto" w:sz="0" w:space="0"/>
           </w:tblBorders>
+          <w:shd w:val="clear" w:color="auto" w:fill="auto"/>
           <w:tblCellMar>
             <w:top w:w="0" w:type="dxa"/>
             <w:left w:w="108" w:type="dxa"/>
@@ -23681,8 +23641,8 @@
         <w:snapToGrid w:val="0"/>
       </w:pPr>
       <w:bookmarkStart w:id="34" w:name="_Toc1095"/>
-      <w:bookmarkStart w:id="35" w:name="_Toc9054"/>
-      <w:bookmarkStart w:id="36" w:name="_Toc28693"/>
+      <w:bookmarkStart w:id="35" w:name="_Toc28693"/>
+      <w:bookmarkStart w:id="36" w:name="_Toc9054"/>
       <w:r>
         <w:rPr>
           <w:rFonts w:hint="eastAsia"/>
@@ -23857,7 +23817,7 @@
       <w:tblPr>
         <w:tblStyle w:val="24"/>
         <w:tblW w:w="8321" w:type="dxa"/>
-        <w:tblInd w:w="23" w:type="dxa"/>
+        <w:jc w:val="center"/>
         <w:tblBorders>
           <w:top w:val="single" w:color="000000" w:sz="4" w:space="0"/>
           <w:left w:val="single" w:color="000000" w:sz="4" w:space="0"/>
@@ -23900,6 +23860,7 @@
         </w:tblPrEx>
         <w:trPr>
           <w:trHeight w:val="480" w:hRule="atLeast"/>
+          <w:jc w:val="center"/>
         </w:trPr>
         <w:tc>
           <w:tcPr>
@@ -24134,6 +24095,7 @@
         </w:tblPrEx>
         <w:trPr>
           <w:trHeight w:val="738" w:hRule="atLeast"/>
+          <w:jc w:val="center"/>
         </w:trPr>
         <w:tc>
           <w:tcPr>
@@ -24363,6 +24325,7 @@
         </w:tblPrEx>
         <w:trPr>
           <w:trHeight w:val="846" w:hRule="atLeast"/>
+          <w:jc w:val="center"/>
         </w:trPr>
         <w:tc>
           <w:tcPr>
@@ -24622,6 +24585,7 @@
         </w:tblPrEx>
         <w:trPr>
           <w:trHeight w:val="694" w:hRule="atLeast"/>
+          <w:jc w:val="center"/>
         </w:trPr>
         <w:tc>
           <w:tcPr>
@@ -24653,8 +24617,8 @@
             </w:pPr>
             <w:bookmarkStart w:id="39" w:name="bookmark65"/>
             <w:bookmarkEnd w:id="39"/>
-            <w:bookmarkStart w:id="40" w:name="_Toc10852"/>
-            <w:bookmarkStart w:id="41" w:name="_Toc13521"/>
+            <w:bookmarkStart w:id="40" w:name="_Toc13521"/>
+            <w:bookmarkStart w:id="41" w:name="_Toc10852"/>
             <w:bookmarkStart w:id="42" w:name="_Toc1119"/>
             <w:r>
               <w:rPr>
@@ -24852,8 +24816,8 @@
         <w:snapToGrid w:val="0"/>
       </w:pPr>
       <w:bookmarkStart w:id="43" w:name="_Toc13054"/>
-      <w:bookmarkStart w:id="44" w:name="_Toc7790"/>
-      <w:bookmarkStart w:id="45" w:name="_Toc21869"/>
+      <w:bookmarkStart w:id="44" w:name="_Toc21869"/>
+      <w:bookmarkStart w:id="45" w:name="_Toc7790"/>
       <w:r>
         <w:rPr>
           <w:rFonts w:hint="eastAsia"/>
@@ -25874,12 +25838,6 @@
             <w:insideH w:val="single" w:color="000000" w:sz="4" w:space="0"/>
             <w:insideV w:val="single" w:color="000000" w:sz="4" w:space="0"/>
           </w:tblBorders>
-          <w:tblCellMar>
-            <w:top w:w="0" w:type="dxa"/>
-            <w:left w:w="0" w:type="dxa"/>
-            <w:bottom w:w="0" w:type="dxa"/>
-            <w:right w:w="0" w:type="dxa"/>
-          </w:tblCellMar>
         </w:tblPrEx>
         <w:trPr>
           <w:trHeight w:val="977" w:hRule="atLeast"/>
@@ -25986,7 +25944,7 @@
               <w:adjustRightInd w:val="0"/>
               <w:snapToGrid w:val="0"/>
               <w:spacing w:before="65" w:line="220" w:lineRule="auto"/>
-              <w:ind w:left="628"/>
+              <w:jc w:val="center"/>
               <w:rPr>
                 <w:rFonts w:hint="default" w:eastAsia="宋体"/>
                 <w:sz w:val="20"/>
@@ -26010,6 +25968,32 @@
           <w:tcPr>
             <w:tcW w:w="1099" w:type="dxa"/>
           </w:tcPr>
+          <w:p>
+            <w:pPr>
+              <w:keepNext w:val="0"/>
+              <w:keepLines w:val="0"/>
+              <w:pageBreakBefore w:val="0"/>
+              <w:widowControl w:val="0"/>
+              <w:kinsoku w:val="0"/>
+              <w:wordWrap/>
+              <w:overflowPunct/>
+              <w:topLinePunct w:val="0"/>
+              <w:autoSpaceDE w:val="0"/>
+              <w:autoSpaceDN w:val="0"/>
+              <w:bidi w:val="0"/>
+              <w:adjustRightInd w:val="0"/>
+              <w:snapToGrid w:val="0"/>
+              <w:rPr>
+                <w:rFonts w:hint="eastAsia" w:eastAsia="宋体" w:cs="Arial"/>
+                <w:snapToGrid w:val="0"/>
+                <w:color w:val="000000"/>
+                <w:kern w:val="0"/>
+                <w:sz w:val="21"/>
+                <w:szCs w:val="21"/>
+                <w:lang w:val="en-US" w:eastAsia="zh-CN" w:bidi="ar-SA"/>
+              </w:rPr>
+            </w:pPr>
+          </w:p>
           <w:p>
             <w:pPr>
               <w:keepNext w:val="0"/>
@@ -31339,8 +31323,8 @@
       </w:pPr>
       <w:bookmarkStart w:id="59" w:name="bookmark68"/>
       <w:bookmarkEnd w:id="59"/>
-      <w:bookmarkStart w:id="60" w:name="_Toc24673"/>
-      <w:bookmarkStart w:id="61" w:name="_Toc13246"/>
+      <w:bookmarkStart w:id="60" w:name="_Toc13246"/>
+      <w:bookmarkStart w:id="61" w:name="_Toc24673"/>
       <w:bookmarkStart w:id="62" w:name="_Toc23468"/>
       <w:r>
         <w:t>现状分析</w:t>
@@ -31351,39 +31335,82 @@
     </w:p>
     <w:p>
       <w:pPr>
-        <w:keepNext w:val="0"/>
-        <w:keepLines w:val="0"/>
-        <w:pageBreakBefore w:val="0"/>
-        <w:widowControl w:val="0"/>
-        <w:kinsoku w:val="0"/>
-        <w:wordWrap/>
-        <w:overflowPunct/>
-        <w:topLinePunct w:val="0"/>
-        <w:autoSpaceDE w:val="0"/>
-        <w:autoSpaceDN w:val="0"/>
+        <w:pStyle w:val="28"/>
+        <w:rPr>
+          <w:rFonts w:hint="eastAsia"/>
+        </w:rPr>
+      </w:pPr>
+      <w:r>
+        <w:rPr>
+          <w:rFonts w:hint="eastAsia"/>
+        </w:rPr>
+        <w:t>目前投入使用的360安全云数字协作平台总体功能框架较为完善，但其具体功能模块与操作流程在设计上未能充分贴合运维服务人员的实际工作场景与高频使用习惯。平台在任务分派协同、知识库集成调用、移动端快捷处理等关键细节上存在适配不足，导致运维人员在日常工作中需进行冗余操作或跨平台处理，客观上增加了工作复杂度，影响了工作效率与体验。</w:t>
+      </w:r>
+    </w:p>
+    <w:p>
+      <w:pPr>
+        <w:pStyle w:val="29"/>
         <w:bidi w:val="0"/>
-        <w:adjustRightInd w:val="0"/>
-        <w:snapToGrid w:val="0"/>
-        <w:spacing w:line="360" w:lineRule="auto"/>
-        <w:ind w:left="0" w:right="0" w:firstLine="472" w:firstLineChars="200"/>
-        <w:textAlignment w:val="baseline"/>
         <w:rPr>
-          <w:rFonts w:hint="default" w:ascii="宋体" w:hAnsi="宋体" w:eastAsia="宋体" w:cs="宋体"/>
-          <w:spacing w:val="-2"/>
-          <w:sz w:val="24"/>
-          <w:szCs w:val="24"/>
+          <w:rFonts w:hint="eastAsia"/>
           <w:lang w:val="en-US" w:eastAsia="zh-CN"/>
         </w:rPr>
       </w:pPr>
       <w:r>
         <w:rPr>
-          <w:rFonts w:hint="eastAsia" w:ascii="宋体" w:hAnsi="宋体" w:eastAsia="宋体" w:cs="宋体"/>
-          <w:spacing w:val="-2"/>
-          <w:sz w:val="24"/>
-          <w:szCs w:val="24"/>
+          <w:rFonts w:hint="eastAsia"/>
           <w:lang w:val="en-US" w:eastAsia="zh-CN"/>
         </w:rPr>
-        <w:t>虽然360安全云数字协作平台总体功能完善,但是在细节方面不能很好的匹配运维服务人员的使用场景,为了提高工作效率，降低工作复杂度，决定在已有功能上进行二次开发。具体研发计划详见《运维服务技术研发规划》</w:t>
+        <w:t>改进目标</w:t>
+      </w:r>
+    </w:p>
+    <w:p>
+      <w:pPr>
+        <w:pStyle w:val="28"/>
+        <w:rPr>
+          <w:rFonts w:hint="eastAsia"/>
+          <w:lang w:val="en-US" w:eastAsia="zh-CN"/>
+        </w:rPr>
+      </w:pPr>
+      <w:r>
+        <w:rPr>
+          <w:rFonts w:hint="eastAsia"/>
+          <w:lang w:val="en-US" w:eastAsia="zh-CN"/>
+        </w:rPr>
+        <w:t>为精准匹配运维服务业务场景，降低操作复杂度，显著提升运维团队工作效率与协同体验，公司决定启动针对该平台的专项二次开发。本次开发旨在对现有平台进行场景化优化与功能增强，使其更贴合运维工作流，实现“平台赋能业务”的目标。</w:t>
+      </w:r>
+    </w:p>
+    <w:p>
+      <w:pPr>
+        <w:pStyle w:val="29"/>
+        <w:bidi w:val="0"/>
+        <w:rPr>
+          <w:rFonts w:hint="default"/>
+          <w:lang w:val="en-US" w:eastAsia="zh-CN"/>
+        </w:rPr>
+      </w:pPr>
+      <w:r>
+        <w:rPr>
+          <w:rFonts w:hint="eastAsia"/>
+          <w:lang w:val="en-US" w:eastAsia="zh-CN"/>
+        </w:rPr>
+        <w:t>实施计划</w:t>
+      </w:r>
+    </w:p>
+    <w:p>
+      <w:pPr>
+        <w:pStyle w:val="28"/>
+        <w:rPr>
+          <w:rFonts w:hint="default"/>
+          <w:lang w:val="en-US" w:eastAsia="zh-CN"/>
+        </w:rPr>
+      </w:pPr>
+      <w:r>
+        <w:rPr>
+          <w:rFonts w:hint="default"/>
+          <w:lang w:val="en-US" w:eastAsia="zh-CN"/>
+        </w:rPr>
+        <w:t>本次二次开发将依据《运维服务技术研发规划》系统推进。计划将围绕需求细化、功能设计、迭代开发、测试上线及培训推广等关键阶段展开，确保开发成果能有效落地并服务于运维团队的实际工作。详细的任务排期、资源分配与技术方案请参见该规划文档。</w:t>
       </w:r>
     </w:p>
     <w:p>
@@ -31432,9 +31459,9 @@
       </w:pPr>
       <w:bookmarkStart w:id="66" w:name="bookmark70"/>
       <w:bookmarkEnd w:id="66"/>
-      <w:bookmarkStart w:id="67" w:name="_Toc23100"/>
+      <w:bookmarkStart w:id="67" w:name="_Toc2634"/>
       <w:bookmarkStart w:id="68" w:name="_Toc3860"/>
-      <w:bookmarkStart w:id="69" w:name="_Toc2634"/>
+      <w:bookmarkStart w:id="69" w:name="_Toc23100"/>
       <w:r>
         <w:t>现状分析</w:t>
       </w:r>
@@ -31513,8 +31540,8 @@
         <w:adjustRightInd w:val="0"/>
         <w:snapToGrid w:val="0"/>
       </w:pPr>
-      <w:bookmarkStart w:id="70" w:name="_Toc6652"/>
-      <w:bookmarkStart w:id="71" w:name="_Toc3650"/>
+      <w:bookmarkStart w:id="70" w:name="_Toc3650"/>
+      <w:bookmarkStart w:id="71" w:name="_Toc6652"/>
       <w:bookmarkStart w:id="72" w:name="_Toc18535"/>
       <w:r>
         <w:t>改进目标</w:t>
@@ -31546,11 +31573,11 @@
       </w:pPr>
       <w:bookmarkStart w:id="73" w:name="bookmark71"/>
       <w:bookmarkEnd w:id="73"/>
-      <w:bookmarkStart w:id="74" w:name="_Toc10375"/>
-      <w:bookmarkStart w:id="75" w:name="_Toc29280"/>
-      <w:bookmarkStart w:id="76" w:name="_Toc28074"/>
-      <w:bookmarkStart w:id="77" w:name="_Toc1428"/>
-      <w:bookmarkStart w:id="78" w:name="_Toc5916"/>
+      <w:bookmarkStart w:id="74" w:name="_Toc29280"/>
+      <w:bookmarkStart w:id="75" w:name="_Toc28074"/>
+      <w:bookmarkStart w:id="76" w:name="_Toc10375"/>
+      <w:bookmarkStart w:id="77" w:name="_Toc5916"/>
+      <w:bookmarkStart w:id="78" w:name="_Toc1428"/>
       <w:r>
         <w:rPr>
           <w:rFonts w:hint="eastAsia"/>
@@ -31685,18 +31712,7 @@
           <w:szCs w:val="24"/>
           <w:lang w:val="en-US" w:eastAsia="zh-CN"/>
         </w:rPr>
-        <w:t>3、过程框架每半年至少</w:t>
-      </w:r>
-      <w:bookmarkStart w:id="154" w:name="_GoBack"/>
-      <w:bookmarkEnd w:id="154"/>
-      <w:r>
-        <w:rPr>
-          <w:rFonts w:hint="eastAsia" w:ascii="宋体" w:hAnsi="宋体" w:eastAsia="宋体" w:cs="宋体"/>
-          <w:sz w:val="24"/>
-          <w:szCs w:val="24"/>
-          <w:lang w:val="en-US" w:eastAsia="zh-CN"/>
-        </w:rPr>
-        <w:t>评估一次。</w:t>
+        <w:t>3、过程框架每半年至少评估一次。</w:t>
       </w:r>
     </w:p>
     <w:p>
@@ -31861,9 +31877,9 @@
         <w:adjustRightInd w:val="0"/>
         <w:snapToGrid w:val="0"/>
       </w:pPr>
-      <w:bookmarkStart w:id="80" w:name="_Toc419"/>
-      <w:bookmarkStart w:id="81" w:name="_Toc15217"/>
-      <w:bookmarkStart w:id="82" w:name="_Toc23651"/>
+      <w:bookmarkStart w:id="80" w:name="_Toc15217"/>
+      <w:bookmarkStart w:id="81" w:name="_Toc23651"/>
+      <w:bookmarkStart w:id="82" w:name="_Toc419"/>
       <w:r>
         <w:t>服务报告管理</w:t>
       </w:r>
@@ -31999,9 +32015,9 @@
         <w:adjustRightInd w:val="0"/>
         <w:snapToGrid w:val="0"/>
       </w:pPr>
-      <w:bookmarkStart w:id="83" w:name="_Toc5598"/>
-      <w:bookmarkStart w:id="84" w:name="_Toc27696"/>
-      <w:bookmarkStart w:id="85" w:name="_Toc10758"/>
+      <w:bookmarkStart w:id="83" w:name="_Toc10758"/>
+      <w:bookmarkStart w:id="84" w:name="_Toc5598"/>
+      <w:bookmarkStart w:id="85" w:name="_Toc27696"/>
       <w:r>
         <w:t>事件管理</w:t>
       </w:r>
@@ -32138,8 +32154,8 @@
         <w:snapToGrid w:val="0"/>
       </w:pPr>
       <w:bookmarkStart w:id="86" w:name="_Toc28584"/>
-      <w:bookmarkStart w:id="87" w:name="_Toc4066"/>
-      <w:bookmarkStart w:id="88" w:name="_Toc1525"/>
+      <w:bookmarkStart w:id="87" w:name="_Toc1525"/>
+      <w:bookmarkStart w:id="88" w:name="_Toc4066"/>
       <w:r>
         <w:t>问题管理</w:t>
       </w:r>
@@ -32312,9 +32328,9 @@
         <w:adjustRightInd w:val="0"/>
         <w:snapToGrid w:val="0"/>
       </w:pPr>
-      <w:bookmarkStart w:id="89" w:name="_Toc20946"/>
-      <w:bookmarkStart w:id="90" w:name="_Toc15471"/>
-      <w:bookmarkStart w:id="91" w:name="_Toc7496"/>
+      <w:bookmarkStart w:id="89" w:name="_Toc7496"/>
+      <w:bookmarkStart w:id="90" w:name="_Toc20946"/>
+      <w:bookmarkStart w:id="91" w:name="_Toc15471"/>
       <w:r>
         <w:t>变更管理</w:t>
       </w:r>
@@ -32822,8 +32838,8 @@
           <w:lang w:val="en-US" w:eastAsia="zh-CN"/>
         </w:rPr>
       </w:pPr>
-      <w:bookmarkStart w:id="96" w:name="_Toc26220"/>
-      <w:bookmarkStart w:id="97" w:name="_Toc17542"/>
+      <w:bookmarkStart w:id="96" w:name="_Toc17542"/>
+      <w:bookmarkStart w:id="97" w:name="_Toc26220"/>
       <w:bookmarkStart w:id="98" w:name="_Toc15115"/>
       <w:r>
         <w:rPr>
@@ -32948,8 +32964,8 @@
         </w:rPr>
       </w:pPr>
       <w:bookmarkStart w:id="99" w:name="_Toc10476"/>
-      <w:bookmarkStart w:id="100" w:name="_Toc10388"/>
-      <w:bookmarkStart w:id="101" w:name="_Toc7195"/>
+      <w:bookmarkStart w:id="100" w:name="_Toc7195"/>
+      <w:bookmarkStart w:id="101" w:name="_Toc10388"/>
       <w:r>
         <w:rPr>
           <w:rFonts w:hint="eastAsia"/>
@@ -33104,9 +33120,9 @@
         <w:adjustRightInd w:val="0"/>
         <w:snapToGrid w:val="0"/>
       </w:pPr>
-      <w:bookmarkStart w:id="102" w:name="_Toc3105"/>
-      <w:bookmarkStart w:id="103" w:name="_Toc6186"/>
-      <w:bookmarkStart w:id="104" w:name="_Toc915"/>
+      <w:bookmarkStart w:id="102" w:name="_Toc6186"/>
+      <w:bookmarkStart w:id="103" w:name="_Toc915"/>
+      <w:bookmarkStart w:id="104" w:name="_Toc3105"/>
       <w:r>
         <w:t>信息安全管理</w:t>
       </w:r>
@@ -33298,7 +33314,7 @@
       <w:tblPr>
         <w:tblStyle w:val="21"/>
         <w:tblW w:w="8641" w:type="dxa"/>
-        <w:tblInd w:w="0" w:type="dxa"/>
+        <w:jc w:val="center"/>
         <w:tblBorders>
           <w:top w:val="single" w:color="auto" w:sz="4" w:space="0"/>
           <w:left w:val="single" w:color="auto" w:sz="4" w:space="0"/>
@@ -33339,6 +33355,9 @@
             <w:right w:w="108" w:type="dxa"/>
           </w:tblCellMar>
         </w:tblPrEx>
+        <w:trPr>
+          <w:jc w:val="center"/>
+        </w:trPr>
         <w:tc>
           <w:tcPr>
             <w:tcW w:w="1112" w:type="dxa"/>
@@ -33527,6 +33546,9 @@
             <w:right w:w="108" w:type="dxa"/>
           </w:tblCellMar>
         </w:tblPrEx>
+        <w:trPr>
+          <w:jc w:val="center"/>
+        </w:trPr>
         <w:tc>
           <w:tcPr>
             <w:tcW w:w="1112" w:type="dxa"/>
@@ -33735,7 +33757,35 @@
                 <w:rFonts w:hint="default"/>
                 <w:lang w:val="en-US" w:eastAsia="zh-CN"/>
               </w:rPr>
-              <w:t>1 、 向可用性和连续性管理 、 容量管理 、 事件管理、信息安全管理、服务报告管理提供服务级别协议相关信息；2 、向变更管理提供服务级别相关变更请求</w:t>
+              <w:t>1 、 向可用性和连续性管理 、 容量管理 、 事件管理、信息安全管理、服务报告管理提供服务级别协议相关信息；</w:t>
+            </w:r>
+          </w:p>
+          <w:p>
+            <w:pPr>
+              <w:keepNext w:val="0"/>
+              <w:keepLines w:val="0"/>
+              <w:pageBreakBefore w:val="0"/>
+              <w:widowControl w:val="0"/>
+              <w:kinsoku w:val="0"/>
+              <w:wordWrap/>
+              <w:overflowPunct/>
+              <w:topLinePunct w:val="0"/>
+              <w:autoSpaceDE w:val="0"/>
+              <w:autoSpaceDN w:val="0"/>
+              <w:bidi w:val="0"/>
+              <w:adjustRightInd w:val="0"/>
+              <w:snapToGrid w:val="0"/>
+              <w:rPr>
+                <w:rFonts w:hint="default"/>
+                <w:lang w:val="en-US" w:eastAsia="zh-CN"/>
+              </w:rPr>
+            </w:pPr>
+            <w:r>
+              <w:rPr>
+                <w:rFonts w:hint="default"/>
+                <w:lang w:val="en-US" w:eastAsia="zh-CN"/>
+              </w:rPr>
+              <w:t>2 、向变更管理提供服务级别相关变更请求</w:t>
             </w:r>
           </w:p>
         </w:tc>
@@ -33757,6 +33807,9 @@
             <w:right w:w="108" w:type="dxa"/>
           </w:tblCellMar>
         </w:tblPrEx>
+        <w:trPr>
+          <w:jc w:val="center"/>
+        </w:trPr>
         <w:tc>
           <w:tcPr>
             <w:tcW w:w="1112" w:type="dxa"/>
@@ -33952,6 +34005,125 @@
                 <w:lang w:val="en-US" w:eastAsia="zh-CN"/>
               </w:rPr>
             </w:pPr>
+            <w:r>
+              <w:rPr>
+                <w:rFonts w:hint="eastAsia"/>
+                <w:lang w:val="en-US" w:eastAsia="zh-CN"/>
+              </w:rPr>
+              <w:t>1、</w:t>
+            </w:r>
+            <w:r>
+              <w:rPr>
+                <w:rFonts w:hint="default"/>
+                <w:lang w:val="en-US" w:eastAsia="zh-CN"/>
+              </w:rPr>
+              <w:t>提供《SLA达成情况分析报告》，用于评估服务级别协议履行情况，支持SLA评审与调整。</w:t>
+            </w:r>
+          </w:p>
+          <w:p>
+            <w:pPr>
+              <w:keepNext w:val="0"/>
+              <w:keepLines w:val="0"/>
+              <w:pageBreakBefore w:val="0"/>
+              <w:widowControl w:val="0"/>
+              <w:kinsoku w:val="0"/>
+              <w:wordWrap/>
+              <w:overflowPunct/>
+              <w:topLinePunct w:val="0"/>
+              <w:autoSpaceDE w:val="0"/>
+              <w:autoSpaceDN w:val="0"/>
+              <w:bidi w:val="0"/>
+              <w:adjustRightInd w:val="0"/>
+              <w:snapToGrid w:val="0"/>
+              <w:rPr>
+                <w:rFonts w:hint="default"/>
+                <w:lang w:val="en-US" w:eastAsia="zh-CN"/>
+              </w:rPr>
+            </w:pPr>
+            <w:r>
+              <w:rPr>
+                <w:rFonts w:hint="eastAsia"/>
+                <w:lang w:val="en-US" w:eastAsia="zh-CN"/>
+              </w:rPr>
+              <w:t>2、</w:t>
+            </w:r>
+            <w:r>
+              <w:rPr>
+                <w:rFonts w:hint="default"/>
+                <w:lang w:val="en-US" w:eastAsia="zh-CN"/>
+              </w:rPr>
+              <w:t>提供《事件处理统计分析报告》，用于评估事件响应与解决效果，支持事件流程优化。</w:t>
+            </w:r>
+          </w:p>
+          <w:p>
+            <w:pPr>
+              <w:keepNext w:val="0"/>
+              <w:keepLines w:val="0"/>
+              <w:pageBreakBefore w:val="0"/>
+              <w:widowControl w:val="0"/>
+              <w:kinsoku w:val="0"/>
+              <w:wordWrap/>
+              <w:overflowPunct/>
+              <w:topLinePunct w:val="0"/>
+              <w:autoSpaceDE w:val="0"/>
+              <w:autoSpaceDN w:val="0"/>
+              <w:bidi w:val="0"/>
+              <w:adjustRightInd w:val="0"/>
+              <w:snapToGrid w:val="0"/>
+              <w:rPr>
+                <w:rFonts w:hint="default"/>
+                <w:lang w:val="en-US" w:eastAsia="zh-CN"/>
+              </w:rPr>
+            </w:pPr>
+            <w:r>
+              <w:rPr>
+                <w:rFonts w:hint="eastAsia"/>
+                <w:lang w:val="en-US" w:eastAsia="zh-CN"/>
+              </w:rPr>
+              <w:t>3、</w:t>
+            </w:r>
+            <w:r>
+              <w:rPr>
+                <w:rFonts w:hint="default"/>
+                <w:lang w:val="en-US" w:eastAsia="zh-CN"/>
+              </w:rPr>
+              <w:t>提供《问题趋势分析报告》，用于识别重复事件与系统性问题，支持根源分析。</w:t>
+            </w:r>
+          </w:p>
+          <w:p>
+            <w:pPr>
+              <w:keepNext w:val="0"/>
+              <w:keepLines w:val="0"/>
+              <w:pageBreakBefore w:val="0"/>
+              <w:widowControl w:val="0"/>
+              <w:kinsoku w:val="0"/>
+              <w:wordWrap/>
+              <w:overflowPunct/>
+              <w:topLinePunct w:val="0"/>
+              <w:autoSpaceDE w:val="0"/>
+              <w:autoSpaceDN w:val="0"/>
+              <w:bidi w:val="0"/>
+              <w:adjustRightInd w:val="0"/>
+              <w:snapToGrid w:val="0"/>
+              <w:rPr>
+                <w:rFonts w:hint="default"/>
+                <w:lang w:val="en-US" w:eastAsia="zh-CN"/>
+              </w:rPr>
+            </w:pPr>
+            <w:r>
+              <w:rPr>
+                <w:rFonts w:hint="eastAsia"/>
+                <w:lang w:val="en-US" w:eastAsia="zh-CN"/>
+              </w:rPr>
+              <w:t>4、</w:t>
+            </w:r>
+            <w:r>
+              <w:rPr>
+                <w:rFonts w:hint="default"/>
+                <w:lang w:val="en-US" w:eastAsia="zh-CN"/>
+              </w:rPr>
+              <w:t>提供《变更实施后评估报告》，用于评估变更对服务的影响，支持变更决策与复盘。</w:t>
+            </w:r>
           </w:p>
         </w:tc>
       </w:tr>
@@ -33972,6 +34144,9 @@
             <w:right w:w="108" w:type="dxa"/>
           </w:tblCellMar>
         </w:tblPrEx>
+        <w:trPr>
+          <w:jc w:val="center"/>
+        </w:trPr>
         <w:tc>
           <w:tcPr>
             <w:tcW w:w="1112" w:type="dxa"/>
@@ -34720,6 +34895,9 @@
             <w:right w:w="108" w:type="dxa"/>
           </w:tblCellMar>
         </w:tblPrEx>
+        <w:trPr>
+          <w:jc w:val="center"/>
+        </w:trPr>
         <w:tc>
           <w:tcPr>
             <w:tcW w:w="1112" w:type="dxa"/>
@@ -35161,6 +35339,9 @@
             <w:right w:w="108" w:type="dxa"/>
           </w:tblCellMar>
         </w:tblPrEx>
+        <w:trPr>
+          <w:jc w:val="center"/>
+        </w:trPr>
         <w:tc>
           <w:tcPr>
             <w:tcW w:w="1112" w:type="dxa"/>
@@ -35533,6 +35714,9 @@
             <w:right w:w="108" w:type="dxa"/>
           </w:tblCellMar>
         </w:tblPrEx>
+        <w:trPr>
+          <w:jc w:val="center"/>
+        </w:trPr>
         <w:tc>
           <w:tcPr>
             <w:tcW w:w="1112" w:type="dxa"/>
@@ -35904,6 +36088,9 @@
             <w:right w:w="108" w:type="dxa"/>
           </w:tblCellMar>
         </w:tblPrEx>
+        <w:trPr>
+          <w:jc w:val="center"/>
+        </w:trPr>
         <w:tc>
           <w:tcPr>
             <w:tcW w:w="1112" w:type="dxa"/>
@@ -36387,6 +36574,9 @@
             <w:right w:w="108" w:type="dxa"/>
           </w:tblCellMar>
         </w:tblPrEx>
+        <w:trPr>
+          <w:jc w:val="center"/>
+        </w:trPr>
         <w:tc>
           <w:tcPr>
             <w:tcW w:w="1112" w:type="dxa"/>
@@ -36834,6 +37024,9 @@
             <w:right w:w="108" w:type="dxa"/>
           </w:tblCellMar>
         </w:tblPrEx>
+        <w:trPr>
+          <w:jc w:val="center"/>
+        </w:trPr>
         <w:tc>
           <w:tcPr>
             <w:tcW w:w="1112" w:type="dxa"/>
@@ -37204,6 +37397,9 @@
             <w:right w:w="108" w:type="dxa"/>
           </w:tblCellMar>
         </w:tblPrEx>
+        <w:trPr>
+          <w:jc w:val="center"/>
+        </w:trPr>
         <w:tc>
           <w:tcPr>
             <w:tcW w:w="1112" w:type="dxa"/>
@@ -37651,8 +37847,8 @@
         <w:snapToGrid w:val="0"/>
       </w:pPr>
       <w:bookmarkStart w:id="108" w:name="_Toc24294"/>
-      <w:bookmarkStart w:id="109" w:name="_Toc8501"/>
-      <w:bookmarkStart w:id="110" w:name="_Toc24044"/>
+      <w:bookmarkStart w:id="109" w:name="_Toc24044"/>
+      <w:bookmarkStart w:id="110" w:name="_Toc8501"/>
       <w:r>
         <w:t>交付管理</w:t>
       </w:r>
@@ -37774,9 +37970,9 @@
         <w:adjustRightInd w:val="0"/>
         <w:snapToGrid w:val="0"/>
       </w:pPr>
-      <w:bookmarkStart w:id="115" w:name="_Toc26133"/>
-      <w:bookmarkStart w:id="116" w:name="_Toc3163"/>
-      <w:bookmarkStart w:id="117" w:name="_Toc28538"/>
+      <w:bookmarkStart w:id="115" w:name="_Toc3163"/>
+      <w:bookmarkStart w:id="116" w:name="_Toc28538"/>
+      <w:bookmarkStart w:id="117" w:name="_Toc26133"/>
       <w:r>
         <w:t>改进目标</w:t>
       </w:r>
@@ -37854,6 +38050,110 @@
     </w:p>
     <w:p>
       <w:pPr>
+        <w:keepNext w:val="0"/>
+        <w:keepLines w:val="0"/>
+        <w:pageBreakBefore w:val="0"/>
+        <w:widowControl w:val="0"/>
+        <w:kinsoku w:val="0"/>
+        <w:wordWrap/>
+        <w:overflowPunct/>
+        <w:topLinePunct w:val="0"/>
+        <w:autoSpaceDE w:val="0"/>
+        <w:autoSpaceDN w:val="0"/>
+        <w:bidi w:val="0"/>
+        <w:adjustRightInd w:val="0"/>
+        <w:snapToGrid w:val="0"/>
+        <w:spacing w:line="360" w:lineRule="auto"/>
+        <w:ind w:left="0" w:right="0" w:firstLine="480" w:firstLineChars="200"/>
+        <w:jc w:val="left"/>
+        <w:textAlignment w:val="baseline"/>
+        <w:rPr>
+          <w:rFonts w:ascii="宋体" w:hAnsi="宋体" w:eastAsia="宋体" w:cs="宋体"/>
+          <w:sz w:val="24"/>
+          <w:szCs w:val="24"/>
+        </w:rPr>
+      </w:pPr>
+    </w:p>
+    <w:p>
+      <w:pPr>
+        <w:keepNext w:val="0"/>
+        <w:keepLines w:val="0"/>
+        <w:pageBreakBefore w:val="0"/>
+        <w:widowControl w:val="0"/>
+        <w:kinsoku w:val="0"/>
+        <w:wordWrap/>
+        <w:overflowPunct/>
+        <w:topLinePunct w:val="0"/>
+        <w:autoSpaceDE w:val="0"/>
+        <w:autoSpaceDN w:val="0"/>
+        <w:bidi w:val="0"/>
+        <w:adjustRightInd w:val="0"/>
+        <w:snapToGrid w:val="0"/>
+        <w:spacing w:line="360" w:lineRule="auto"/>
+        <w:ind w:left="0" w:right="0" w:firstLine="480" w:firstLineChars="200"/>
+        <w:jc w:val="left"/>
+        <w:textAlignment w:val="baseline"/>
+        <w:rPr>
+          <w:rFonts w:ascii="宋体" w:hAnsi="宋体" w:eastAsia="宋体" w:cs="宋体"/>
+          <w:sz w:val="24"/>
+          <w:szCs w:val="24"/>
+        </w:rPr>
+      </w:pPr>
+    </w:p>
+    <w:p>
+      <w:pPr>
+        <w:keepNext w:val="0"/>
+        <w:keepLines w:val="0"/>
+        <w:pageBreakBefore w:val="0"/>
+        <w:widowControl w:val="0"/>
+        <w:kinsoku w:val="0"/>
+        <w:wordWrap/>
+        <w:overflowPunct/>
+        <w:topLinePunct w:val="0"/>
+        <w:autoSpaceDE w:val="0"/>
+        <w:autoSpaceDN w:val="0"/>
+        <w:bidi w:val="0"/>
+        <w:adjustRightInd w:val="0"/>
+        <w:snapToGrid w:val="0"/>
+        <w:spacing w:line="360" w:lineRule="auto"/>
+        <w:ind w:left="0" w:right="0" w:firstLine="480" w:firstLineChars="200"/>
+        <w:jc w:val="left"/>
+        <w:textAlignment w:val="baseline"/>
+        <w:rPr>
+          <w:rFonts w:ascii="宋体" w:hAnsi="宋体" w:eastAsia="宋体" w:cs="宋体"/>
+          <w:sz w:val="24"/>
+          <w:szCs w:val="24"/>
+        </w:rPr>
+      </w:pPr>
+    </w:p>
+    <w:p>
+      <w:pPr>
+        <w:keepNext w:val="0"/>
+        <w:keepLines w:val="0"/>
+        <w:pageBreakBefore w:val="0"/>
+        <w:widowControl w:val="0"/>
+        <w:kinsoku w:val="0"/>
+        <w:wordWrap/>
+        <w:overflowPunct/>
+        <w:topLinePunct w:val="0"/>
+        <w:autoSpaceDE w:val="0"/>
+        <w:autoSpaceDN w:val="0"/>
+        <w:bidi w:val="0"/>
+        <w:adjustRightInd w:val="0"/>
+        <w:snapToGrid w:val="0"/>
+        <w:spacing w:line="360" w:lineRule="auto"/>
+        <w:ind w:left="0" w:right="0" w:firstLine="480" w:firstLineChars="200"/>
+        <w:jc w:val="left"/>
+        <w:textAlignment w:val="baseline"/>
+        <w:rPr>
+          <w:rFonts w:ascii="宋体" w:hAnsi="宋体" w:eastAsia="宋体" w:cs="宋体"/>
+          <w:sz w:val="24"/>
+          <w:szCs w:val="24"/>
+        </w:rPr>
+      </w:pPr>
+    </w:p>
+    <w:p>
+      <w:pPr>
         <w:pStyle w:val="29"/>
         <w:keepNext w:val="0"/>
         <w:keepLines w:val="0"/>
@@ -37869,9 +38169,9 @@
         <w:adjustRightInd w:val="0"/>
         <w:snapToGrid w:val="0"/>
       </w:pPr>
-      <w:bookmarkStart w:id="118" w:name="_Toc30021"/>
-      <w:bookmarkStart w:id="119" w:name="_Toc11509"/>
-      <w:bookmarkStart w:id="120" w:name="_Toc11474"/>
+      <w:bookmarkStart w:id="118" w:name="_Toc11474"/>
+      <w:bookmarkStart w:id="119" w:name="_Toc30021"/>
+      <w:bookmarkStart w:id="120" w:name="_Toc11509"/>
       <w:r>
         <w:t>实施计划</w:t>
       </w:r>
@@ -38323,72 +38623,6 @@
           </w:p>
           <w:p>
             <w:pPr>
-              <w:keepNext w:val="0"/>
-              <w:keepLines w:val="0"/>
-              <w:pageBreakBefore w:val="0"/>
-              <w:widowControl w:val="0"/>
-              <w:kinsoku w:val="0"/>
-              <w:wordWrap/>
-              <w:overflowPunct/>
-              <w:topLinePunct w:val="0"/>
-              <w:autoSpaceDE w:val="0"/>
-              <w:autoSpaceDN w:val="0"/>
-              <w:bidi w:val="0"/>
-              <w:adjustRightInd w:val="0"/>
-              <w:snapToGrid w:val="0"/>
-              <w:spacing w:line="252" w:lineRule="auto"/>
-              <w:rPr>
-                <w:rFonts w:ascii="Arial"/>
-                <w:sz w:val="21"/>
-              </w:rPr>
-            </w:pPr>
-          </w:p>
-          <w:p>
-            <w:pPr>
-              <w:keepNext w:val="0"/>
-              <w:keepLines w:val="0"/>
-              <w:pageBreakBefore w:val="0"/>
-              <w:widowControl w:val="0"/>
-              <w:kinsoku w:val="0"/>
-              <w:wordWrap/>
-              <w:overflowPunct/>
-              <w:topLinePunct w:val="0"/>
-              <w:autoSpaceDE w:val="0"/>
-              <w:autoSpaceDN w:val="0"/>
-              <w:bidi w:val="0"/>
-              <w:adjustRightInd w:val="0"/>
-              <w:snapToGrid w:val="0"/>
-              <w:spacing w:line="252" w:lineRule="auto"/>
-              <w:rPr>
-                <w:rFonts w:ascii="Arial"/>
-                <w:sz w:val="21"/>
-              </w:rPr>
-            </w:pPr>
-          </w:p>
-          <w:p>
-            <w:pPr>
-              <w:keepNext w:val="0"/>
-              <w:keepLines w:val="0"/>
-              <w:pageBreakBefore w:val="0"/>
-              <w:widowControl w:val="0"/>
-              <w:kinsoku w:val="0"/>
-              <w:wordWrap/>
-              <w:overflowPunct/>
-              <w:topLinePunct w:val="0"/>
-              <w:autoSpaceDE w:val="0"/>
-              <w:autoSpaceDN w:val="0"/>
-              <w:bidi w:val="0"/>
-              <w:adjustRightInd w:val="0"/>
-              <w:snapToGrid w:val="0"/>
-              <w:spacing w:line="252" w:lineRule="auto"/>
-              <w:rPr>
-                <w:rFonts w:ascii="Arial"/>
-                <w:sz w:val="21"/>
-              </w:rPr>
-            </w:pPr>
-          </w:p>
-          <w:p>
-            <w:pPr>
               <w:pStyle w:val="25"/>
               <w:keepNext w:val="0"/>
               <w:keepLines w:val="0"/>
@@ -38688,8 +38922,8 @@
       <w:bookmarkStart w:id="121" w:name="bookmark55"/>
       <w:bookmarkEnd w:id="121"/>
       <w:bookmarkStart w:id="122" w:name="_Toc14360"/>
-      <w:bookmarkStart w:id="123" w:name="_Toc1019"/>
-      <w:bookmarkStart w:id="124" w:name="_Toc5088"/>
+      <w:bookmarkStart w:id="123" w:name="_Toc5088"/>
+      <w:bookmarkStart w:id="124" w:name="_Toc1019"/>
       <w:r>
         <w:t>应急响应</w:t>
       </w:r>
@@ -38716,9 +38950,9 @@
       </w:pPr>
       <w:bookmarkStart w:id="125" w:name="bookmark73"/>
       <w:bookmarkEnd w:id="125"/>
-      <w:bookmarkStart w:id="126" w:name="_Toc16790"/>
-      <w:bookmarkStart w:id="127" w:name="_Toc17077"/>
-      <w:bookmarkStart w:id="128" w:name="_Toc13591"/>
+      <w:bookmarkStart w:id="126" w:name="_Toc17077"/>
+      <w:bookmarkStart w:id="127" w:name="_Toc13591"/>
+      <w:bookmarkStart w:id="128" w:name="_Toc16790"/>
       <w:r>
         <w:t>现状分析</w:t>
       </w:r>
@@ -38779,9 +39013,9 @@
       </w:pPr>
       <w:bookmarkStart w:id="129" w:name="bookmark56"/>
       <w:bookmarkEnd w:id="129"/>
-      <w:bookmarkStart w:id="130" w:name="_Toc30137"/>
-      <w:bookmarkStart w:id="131" w:name="_Toc3880"/>
-      <w:bookmarkStart w:id="132" w:name="_Toc9365"/>
+      <w:bookmarkStart w:id="130" w:name="_Toc3880"/>
+      <w:bookmarkStart w:id="131" w:name="_Toc9365"/>
+      <w:bookmarkStart w:id="132" w:name="_Toc30137"/>
       <w:r>
         <w:t>改进目标</w:t>
       </w:r>
@@ -38809,9 +39043,10 @@
         <w:jc w:val="left"/>
         <w:textAlignment w:val="baseline"/>
         <w:rPr>
-          <w:rFonts w:ascii="宋体" w:hAnsi="宋体" w:eastAsia="宋体" w:cs="宋体"/>
+          <w:rFonts w:hint="eastAsia" w:ascii="宋体" w:hAnsi="宋体" w:eastAsia="宋体" w:cs="宋体"/>
           <w:sz w:val="24"/>
           <w:szCs w:val="24"/>
+          <w:lang w:eastAsia="zh-CN"/>
         </w:rPr>
       </w:pPr>
       <w:r>
@@ -38821,6 +39056,15 @@
           <w:szCs w:val="24"/>
         </w:rPr>
         <w:t>运维部负责在 2025年 1 月将运维应急管理相关制度，并宣贯到各个项目。所有运维工程师熟悉并严格执行应急响应规范，在岗及储备的运维负责人负责应急响应规范的监控和统计分析</w:t>
+      </w:r>
+      <w:r>
+        <w:rPr>
+          <w:rFonts w:hint="eastAsia" w:ascii="宋体" w:hAnsi="宋体" w:cs="宋体"/>
+          <w:sz w:val="24"/>
+          <w:szCs w:val="24"/>
+          <w:lang w:eastAsia="zh-CN"/>
+        </w:rPr>
+        <w:t>。</w:t>
       </w:r>
     </w:p>
     <w:p>
@@ -38932,12 +39176,12 @@
                 <w:lang w:val="en-US" w:eastAsia="en-US" w:bidi="ar-SA"/>
               </w:rPr>
             </w:pPr>
-            <w:bookmarkStart w:id="137" w:name="bookmark58"/>
+            <w:bookmarkStart w:id="137" w:name="bookmark59"/>
             <w:bookmarkEnd w:id="137"/>
-            <w:bookmarkStart w:id="138" w:name="bookmark59"/>
+            <w:bookmarkStart w:id="138" w:name="bookmark58"/>
             <w:bookmarkEnd w:id="138"/>
-            <w:bookmarkStart w:id="139" w:name="_Toc3108"/>
-            <w:bookmarkStart w:id="140" w:name="_Toc21932"/>
+            <w:bookmarkStart w:id="139" w:name="_Toc21932"/>
+            <w:bookmarkStart w:id="140" w:name="_Toc3108"/>
             <w:r>
               <w:rPr>
                 <w:b/>
@@ -39768,8 +40012,8 @@
       </w:pPr>
       <w:bookmarkStart w:id="142" w:name="bookmark74"/>
       <w:bookmarkEnd w:id="142"/>
-      <w:bookmarkStart w:id="143" w:name="_Toc19431"/>
-      <w:bookmarkStart w:id="144" w:name="_Toc25644"/>
+      <w:bookmarkStart w:id="143" w:name="_Toc25644"/>
+      <w:bookmarkStart w:id="144" w:name="_Toc19431"/>
       <w:bookmarkStart w:id="145" w:name="_Toc18299"/>
       <w:r>
         <w:t>现状分析</w:t>
@@ -39866,9 +40110,9 @@
       </w:pPr>
       <w:bookmarkStart w:id="146" w:name="bookmark60"/>
       <w:bookmarkEnd w:id="146"/>
-      <w:bookmarkStart w:id="147" w:name="_Toc28857"/>
-      <w:bookmarkStart w:id="148" w:name="_Toc12720"/>
-      <w:bookmarkStart w:id="149" w:name="_Toc25657"/>
+      <w:bookmarkStart w:id="147" w:name="_Toc12720"/>
+      <w:bookmarkStart w:id="148" w:name="_Toc25657"/>
+      <w:bookmarkStart w:id="149" w:name="_Toc28857"/>
       <w:r>
         <w:t>改进目标</w:t>
       </w:r>
@@ -40031,8 +40275,8 @@
       </w:pPr>
       <w:bookmarkStart w:id="150" w:name="bookmark61"/>
       <w:bookmarkEnd w:id="150"/>
-      <w:bookmarkStart w:id="151" w:name="_Toc3406"/>
-      <w:bookmarkStart w:id="152" w:name="_Toc23790"/>
+      <w:bookmarkStart w:id="151" w:name="_Toc23790"/>
+      <w:bookmarkStart w:id="152" w:name="_Toc3406"/>
       <w:bookmarkStart w:id="153" w:name="_Toc9887"/>
       <w:r>
         <w:t>实施计划</w:t>
@@ -40081,12 +40325,6 @@
             <w:insideH w:val="single" w:color="auto" w:sz="4" w:space="0"/>
             <w:insideV w:val="single" w:color="auto" w:sz="4" w:space="0"/>
           </w:tblBorders>
-          <w:tblCellMar>
-            <w:top w:w="0" w:type="dxa"/>
-            <w:left w:w="108" w:type="dxa"/>
-            <w:bottom w:w="0" w:type="dxa"/>
-            <w:right w:w="108" w:type="dxa"/>
-          </w:tblCellMar>
         </w:tblPrEx>
         <w:trPr>
           <w:trHeight w:val="499" w:hRule="atLeast"/>
@@ -43656,6 +43894,13 @@
   <w:p>
     <w:pPr>
       <w:pStyle w:val="12"/>
+      <w:pBdr>
+        <w:top w:val="none" w:color="auto" w:sz="0" w:space="0"/>
+        <w:left w:val="none" w:color="auto" w:sz="0" w:space="0"/>
+        <w:bottom w:val="none" w:color="auto" w:sz="0" w:space="0"/>
+        <w:right w:val="none" w:color="auto" w:sz="0" w:space="0"/>
+        <w:between w:val="none" w:color="auto" w:sz="0" w:space="0"/>
+      </w:pBdr>
       <w:spacing w:before="6" w:line="236" w:lineRule="exact"/>
       <w:ind w:left="5155"/>
       <w:rPr>
@@ -43881,7 +44126,7 @@
   <w:docDefaults>
     <w:rPrDefault>
       <w:rPr>
-        <w:rFonts w:ascii="Arial" w:hAnsi="Arial" w:eastAsia="Arial" w:cs="Arial"/>
+        <w:rFonts w:ascii="Times New Roman" w:hAnsi="Times New Roman" w:eastAsia="宋体" w:cs="Times New Roman"/>
       </w:rPr>
     </w:rPrDefault>
     <w:pPrDefault/>

--- a/3-能力管理/运行记录类文件/030201-2025年运维服务能力管理计划.docx
+++ b/3-能力管理/运行记录类文件/030201-2025年运维服务能力管理计划.docx
@@ -21,7 +21,6 @@
       </w:pPr>
       <w:bookmarkStart w:id="0" w:name="_Toc25647"/>
       <w:bookmarkStart w:id="1" w:name="_Toc1482"/>
-      <w:bookmarkStart w:id="2" w:name="_Toc20089"/>
     </w:p>
     <w:p>
       <w:pPr>
@@ -40,6 +39,7 @@
         <w:adjustRightInd w:val="0"/>
         <w:snapToGrid w:val="0"/>
       </w:pPr>
+      <w:bookmarkStart w:id="2" w:name="_Toc17763"/>
       <w:r>
         <w:t>2025年度</w:t>
       </w:r>
@@ -71,7 +71,7 @@
         <w:adjustRightInd w:val="0"/>
         <w:snapToGrid w:val="0"/>
       </w:pPr>
-      <w:bookmarkStart w:id="5" w:name="_Toc18264"/>
+      <w:bookmarkStart w:id="5" w:name="_Toc21508"/>
       <w:r>
         <w:t>甘肃国邦信息科技有限公司</w:t>
       </w:r>
@@ -218,7 +218,7 @@
       </w:pPr>
       <w:bookmarkStart w:id="6" w:name="_Toc2932"/>
       <w:bookmarkStart w:id="7" w:name="_Toc4208"/>
-      <w:bookmarkStart w:id="8" w:name="_Toc9079"/>
+      <w:bookmarkStart w:id="8" w:name="_Toc16104"/>
       <w:r>
         <w:rPr>
           <w:rFonts w:ascii="宋体" w:hAnsi="宋体" w:eastAsia="宋体" w:cs="宋体"/>
@@ -1378,22 +1378,9 @@
         <w:p>
           <w:pPr>
             <w:pStyle w:val="16"/>
-            <w:keepNext w:val="0"/>
-            <w:keepLines w:val="0"/>
-            <w:pageBreakBefore w:val="0"/>
-            <w:widowControl w:val="0"/>
             <w:tabs>
               <w:tab w:val="right" w:leader="dot" w:pos="8371"/>
             </w:tabs>
-            <w:kinsoku w:val="0"/>
-            <w:wordWrap/>
-            <w:overflowPunct/>
-            <w:topLinePunct w:val="0"/>
-            <w:autoSpaceDE w:val="0"/>
-            <w:autoSpaceDN w:val="0"/>
-            <w:bidi w:val="0"/>
-            <w:adjustRightInd w:val="0"/>
-            <w:snapToGrid w:val="0"/>
           </w:pPr>
           <w:r>
             <w:rPr>
@@ -1450,7 +1437,7 @@
               <w:szCs w:val="24"/>
               <w:lang w:val="en-US" w:eastAsia="en-US" w:bidi="ar-SA"/>
             </w:rPr>
-            <w:instrText xml:space="preserve"> HYPERLINK \l _Toc20089 </w:instrText>
+            <w:instrText xml:space="preserve"> HYPERLINK \l _Toc17763 </w:instrText>
           </w:r>
           <w:r>
             <w:rPr>
@@ -1472,7 +1459,7 @@
             <w:fldChar w:fldCharType="begin"/>
           </w:r>
           <w:r>
-            <w:instrText xml:space="preserve"> PAGEREF _Toc20089 \h </w:instrText>
+            <w:instrText xml:space="preserve"> PAGEREF _Toc17763 \h </w:instrText>
           </w:r>
           <w:r>
             <w:fldChar w:fldCharType="separate"/>
@@ -1498,22 +1485,9 @@
         <w:p>
           <w:pPr>
             <w:pStyle w:val="16"/>
-            <w:keepNext w:val="0"/>
-            <w:keepLines w:val="0"/>
-            <w:pageBreakBefore w:val="0"/>
-            <w:widowControl w:val="0"/>
             <w:tabs>
               <w:tab w:val="right" w:leader="dot" w:pos="8371"/>
             </w:tabs>
-            <w:kinsoku w:val="0"/>
-            <w:wordWrap/>
-            <w:overflowPunct/>
-            <w:topLinePunct w:val="0"/>
-            <w:autoSpaceDE w:val="0"/>
-            <w:autoSpaceDN w:val="0"/>
-            <w:bidi w:val="0"/>
-            <w:adjustRightInd w:val="0"/>
-            <w:snapToGrid w:val="0"/>
           </w:pPr>
           <w:r>
             <w:rPr>
@@ -1534,7 +1508,7 @@
               <w:szCs w:val="24"/>
               <w:lang w:val="en-US" w:eastAsia="en-US" w:bidi="ar-SA"/>
             </w:rPr>
-            <w:instrText xml:space="preserve"> HYPERLINK \l _Toc18264 </w:instrText>
+            <w:instrText xml:space="preserve"> HYPERLINK \l _Toc21508 </w:instrText>
           </w:r>
           <w:r>
             <w:rPr>
@@ -1556,7 +1530,7 @@
             <w:fldChar w:fldCharType="begin"/>
           </w:r>
           <w:r>
-            <w:instrText xml:space="preserve"> PAGEREF _Toc18264 \h </w:instrText>
+            <w:instrText xml:space="preserve"> PAGEREF _Toc21508 \h </w:instrText>
           </w:r>
           <w:r>
             <w:fldChar w:fldCharType="separate"/>
@@ -1582,22 +1556,9 @@
         <w:p>
           <w:pPr>
             <w:pStyle w:val="16"/>
-            <w:keepNext w:val="0"/>
-            <w:keepLines w:val="0"/>
-            <w:pageBreakBefore w:val="0"/>
-            <w:widowControl w:val="0"/>
             <w:tabs>
               <w:tab w:val="right" w:leader="dot" w:pos="8371"/>
             </w:tabs>
-            <w:kinsoku w:val="0"/>
-            <w:wordWrap/>
-            <w:overflowPunct/>
-            <w:topLinePunct w:val="0"/>
-            <w:autoSpaceDE w:val="0"/>
-            <w:autoSpaceDN w:val="0"/>
-            <w:bidi w:val="0"/>
-            <w:adjustRightInd w:val="0"/>
-            <w:snapToGrid w:val="0"/>
           </w:pPr>
           <w:r>
             <w:rPr>
@@ -1618,7 +1579,7 @@
               <w:szCs w:val="24"/>
               <w:lang w:val="en-US" w:eastAsia="en-US" w:bidi="ar-SA"/>
             </w:rPr>
-            <w:instrText xml:space="preserve"> HYPERLINK \l _Toc9079 </w:instrText>
+            <w:instrText xml:space="preserve"> HYPERLINK \l _Toc16104 </w:instrText>
           </w:r>
           <w:r>
             <w:rPr>
@@ -1645,7 +1606,7 @@
             <w:fldChar w:fldCharType="begin"/>
           </w:r>
           <w:r>
-            <w:instrText xml:space="preserve"> PAGEREF _Toc9079 \h </w:instrText>
+            <w:instrText xml:space="preserve"> PAGEREF _Toc16104 \h </w:instrText>
           </w:r>
           <w:r>
             <w:fldChar w:fldCharType="separate"/>
@@ -1671,22 +1632,9 @@
         <w:p>
           <w:pPr>
             <w:pStyle w:val="16"/>
-            <w:keepNext w:val="0"/>
-            <w:keepLines w:val="0"/>
-            <w:pageBreakBefore w:val="0"/>
-            <w:widowControl w:val="0"/>
             <w:tabs>
               <w:tab w:val="right" w:leader="dot" w:pos="8371"/>
             </w:tabs>
-            <w:kinsoku w:val="0"/>
-            <w:wordWrap/>
-            <w:overflowPunct/>
-            <w:topLinePunct w:val="0"/>
-            <w:autoSpaceDE w:val="0"/>
-            <w:autoSpaceDN w:val="0"/>
-            <w:bidi w:val="0"/>
-            <w:adjustRightInd w:val="0"/>
-            <w:snapToGrid w:val="0"/>
           </w:pPr>
           <w:r>
             <w:rPr>
@@ -1707,7 +1655,7 @@
               <w:szCs w:val="24"/>
               <w:lang w:val="en-US" w:eastAsia="en-US" w:bidi="ar-SA"/>
             </w:rPr>
-            <w:instrText xml:space="preserve"> HYPERLINK \l _Toc23056 </w:instrText>
+            <w:instrText xml:space="preserve"> HYPERLINK \l _Toc16981 </w:instrText>
           </w:r>
           <w:r>
             <w:rPr>
@@ -1735,13 +1683,13 @@
             <w:fldChar w:fldCharType="begin"/>
           </w:r>
           <w:r>
-            <w:instrText xml:space="preserve"> PAGEREF _Toc23056 \h </w:instrText>
+            <w:instrText xml:space="preserve"> PAGEREF _Toc16981 \h </w:instrText>
           </w:r>
           <w:r>
             <w:fldChar w:fldCharType="separate"/>
           </w:r>
           <w:r>
-            <w:t>6</w:t>
+            <w:t>5</w:t>
           </w:r>
           <w:r>
             <w:fldChar w:fldCharType="end"/>
@@ -1761,22 +1709,9 @@
         <w:p>
           <w:pPr>
             <w:pStyle w:val="16"/>
-            <w:keepNext w:val="0"/>
-            <w:keepLines w:val="0"/>
-            <w:pageBreakBefore w:val="0"/>
-            <w:widowControl w:val="0"/>
             <w:tabs>
               <w:tab w:val="right" w:leader="dot" w:pos="8371"/>
             </w:tabs>
-            <w:kinsoku w:val="0"/>
-            <w:wordWrap/>
-            <w:overflowPunct/>
-            <w:topLinePunct w:val="0"/>
-            <w:autoSpaceDE w:val="0"/>
-            <w:autoSpaceDN w:val="0"/>
-            <w:bidi w:val="0"/>
-            <w:adjustRightInd w:val="0"/>
-            <w:snapToGrid w:val="0"/>
           </w:pPr>
           <w:r>
             <w:rPr>
@@ -1797,7 +1732,7 @@
               <w:szCs w:val="24"/>
               <w:lang w:val="en-US" w:eastAsia="en-US" w:bidi="ar-SA"/>
             </w:rPr>
-            <w:instrText xml:space="preserve"> HYPERLINK \l _Toc14293 </w:instrText>
+            <w:instrText xml:space="preserve"> HYPERLINK \l _Toc4722 </w:instrText>
           </w:r>
           <w:r>
             <w:rPr>
@@ -1825,13 +1760,13 @@
             <w:fldChar w:fldCharType="begin"/>
           </w:r>
           <w:r>
-            <w:instrText xml:space="preserve"> PAGEREF _Toc14293 \h </w:instrText>
+            <w:instrText xml:space="preserve"> PAGEREF _Toc4722 \h </w:instrText>
           </w:r>
           <w:r>
             <w:fldChar w:fldCharType="separate"/>
           </w:r>
           <w:r>
-            <w:t>6</w:t>
+            <w:t>5</w:t>
           </w:r>
           <w:r>
             <w:fldChar w:fldCharType="end"/>
@@ -1851,22 +1786,9 @@
         <w:p>
           <w:pPr>
             <w:pStyle w:val="16"/>
-            <w:keepNext w:val="0"/>
-            <w:keepLines w:val="0"/>
-            <w:pageBreakBefore w:val="0"/>
-            <w:widowControl w:val="0"/>
             <w:tabs>
               <w:tab w:val="right" w:leader="dot" w:pos="8371"/>
             </w:tabs>
-            <w:kinsoku w:val="0"/>
-            <w:wordWrap/>
-            <w:overflowPunct/>
-            <w:topLinePunct w:val="0"/>
-            <w:autoSpaceDE w:val="0"/>
-            <w:autoSpaceDN w:val="0"/>
-            <w:bidi w:val="0"/>
-            <w:adjustRightInd w:val="0"/>
-            <w:snapToGrid w:val="0"/>
           </w:pPr>
           <w:r>
             <w:rPr>
@@ -1887,7 +1809,7 @@
               <w:szCs w:val="24"/>
               <w:lang w:val="en-US" w:eastAsia="en-US" w:bidi="ar-SA"/>
             </w:rPr>
-            <w:instrText xml:space="preserve"> HYPERLINK \l _Toc12938 </w:instrText>
+            <w:instrText xml:space="preserve"> HYPERLINK \l _Toc24292 </w:instrText>
           </w:r>
           <w:r>
             <w:rPr>
@@ -1915,13 +1837,13 @@
             <w:fldChar w:fldCharType="begin"/>
           </w:r>
           <w:r>
-            <w:instrText xml:space="preserve"> PAGEREF _Toc12938 \h </w:instrText>
+            <w:instrText xml:space="preserve"> PAGEREF _Toc24292 \h </w:instrText>
           </w:r>
           <w:r>
             <w:fldChar w:fldCharType="separate"/>
           </w:r>
           <w:r>
-            <w:t>7</w:t>
+            <w:t>5</w:t>
           </w:r>
           <w:r>
             <w:fldChar w:fldCharType="end"/>
@@ -1941,22 +1863,9 @@
         <w:p>
           <w:pPr>
             <w:pStyle w:val="17"/>
-            <w:keepNext w:val="0"/>
-            <w:keepLines w:val="0"/>
-            <w:pageBreakBefore w:val="0"/>
-            <w:widowControl w:val="0"/>
             <w:tabs>
               <w:tab w:val="right" w:leader="dot" w:pos="8371"/>
             </w:tabs>
-            <w:kinsoku w:val="0"/>
-            <w:wordWrap/>
-            <w:overflowPunct/>
-            <w:topLinePunct w:val="0"/>
-            <w:autoSpaceDE w:val="0"/>
-            <w:autoSpaceDN w:val="0"/>
-            <w:bidi w:val="0"/>
-            <w:adjustRightInd w:val="0"/>
-            <w:snapToGrid w:val="0"/>
           </w:pPr>
           <w:r>
             <w:rPr>
@@ -1977,7 +1886,7 @@
               <w:szCs w:val="24"/>
               <w:lang w:val="en-US" w:eastAsia="en-US" w:bidi="ar-SA"/>
             </w:rPr>
-            <w:instrText xml:space="preserve"> HYPERLINK \l _Toc31822 </w:instrText>
+            <w:instrText xml:space="preserve"> HYPERLINK \l _Toc8034 </w:instrText>
           </w:r>
           <w:r>
             <w:rPr>
@@ -2005,13 +1914,13 @@
             <w:fldChar w:fldCharType="begin"/>
           </w:r>
           <w:r>
-            <w:instrText xml:space="preserve"> PAGEREF _Toc31822 \h </w:instrText>
+            <w:instrText xml:space="preserve"> PAGEREF _Toc8034 \h </w:instrText>
           </w:r>
           <w:r>
             <w:fldChar w:fldCharType="separate"/>
           </w:r>
           <w:r>
-            <w:t>7</w:t>
+            <w:t>6</w:t>
           </w:r>
           <w:r>
             <w:fldChar w:fldCharType="end"/>
@@ -2031,22 +1940,9 @@
         <w:p>
           <w:pPr>
             <w:pStyle w:val="17"/>
-            <w:keepNext w:val="0"/>
-            <w:keepLines w:val="0"/>
-            <w:pageBreakBefore w:val="0"/>
-            <w:widowControl w:val="0"/>
             <w:tabs>
               <w:tab w:val="right" w:leader="dot" w:pos="8371"/>
             </w:tabs>
-            <w:kinsoku w:val="0"/>
-            <w:wordWrap/>
-            <w:overflowPunct/>
-            <w:topLinePunct w:val="0"/>
-            <w:autoSpaceDE w:val="0"/>
-            <w:autoSpaceDN w:val="0"/>
-            <w:bidi w:val="0"/>
-            <w:adjustRightInd w:val="0"/>
-            <w:snapToGrid w:val="0"/>
           </w:pPr>
           <w:r>
             <w:rPr>
@@ -2067,7 +1963,7 @@
               <w:szCs w:val="24"/>
               <w:lang w:val="en-US" w:eastAsia="en-US" w:bidi="ar-SA"/>
             </w:rPr>
-            <w:instrText xml:space="preserve"> HYPERLINK \l _Toc20364 </w:instrText>
+            <w:instrText xml:space="preserve"> HYPERLINK \l _Toc6106 </w:instrText>
           </w:r>
           <w:r>
             <w:rPr>
@@ -2099,13 +1995,13 @@
             <w:fldChar w:fldCharType="begin"/>
           </w:r>
           <w:r>
-            <w:instrText xml:space="preserve"> PAGEREF _Toc20364 \h </w:instrText>
+            <w:instrText xml:space="preserve"> PAGEREF _Toc6106 \h </w:instrText>
           </w:r>
           <w:r>
             <w:fldChar w:fldCharType="separate"/>
           </w:r>
           <w:r>
-            <w:t>7</w:t>
+            <w:t>6</w:t>
           </w:r>
           <w:r>
             <w:fldChar w:fldCharType="end"/>
@@ -2125,22 +2021,9 @@
         <w:p>
           <w:pPr>
             <w:pStyle w:val="17"/>
-            <w:keepNext w:val="0"/>
-            <w:keepLines w:val="0"/>
-            <w:pageBreakBefore w:val="0"/>
-            <w:widowControl w:val="0"/>
             <w:tabs>
               <w:tab w:val="right" w:leader="dot" w:pos="8371"/>
             </w:tabs>
-            <w:kinsoku w:val="0"/>
-            <w:wordWrap/>
-            <w:overflowPunct/>
-            <w:topLinePunct w:val="0"/>
-            <w:autoSpaceDE w:val="0"/>
-            <w:autoSpaceDN w:val="0"/>
-            <w:bidi w:val="0"/>
-            <w:adjustRightInd w:val="0"/>
-            <w:snapToGrid w:val="0"/>
           </w:pPr>
           <w:r>
             <w:rPr>
@@ -2161,7 +2044,7 @@
               <w:szCs w:val="24"/>
               <w:lang w:val="en-US" w:eastAsia="en-US" w:bidi="ar-SA"/>
             </w:rPr>
-            <w:instrText xml:space="preserve"> HYPERLINK \l _Toc27041 </w:instrText>
+            <w:instrText xml:space="preserve"> HYPERLINK \l _Toc15944 </w:instrText>
           </w:r>
           <w:r>
             <w:rPr>
@@ -2193,13 +2076,13 @@
             <w:fldChar w:fldCharType="begin"/>
           </w:r>
           <w:r>
-            <w:instrText xml:space="preserve"> PAGEREF _Toc27041 \h </w:instrText>
+            <w:instrText xml:space="preserve"> PAGEREF _Toc15944 \h </w:instrText>
           </w:r>
           <w:r>
             <w:fldChar w:fldCharType="separate"/>
           </w:r>
           <w:r>
-            <w:t>7</w:t>
+            <w:t>6</w:t>
           </w:r>
           <w:r>
             <w:fldChar w:fldCharType="end"/>
@@ -2219,22 +2102,9 @@
         <w:p>
           <w:pPr>
             <w:pStyle w:val="13"/>
-            <w:keepNext w:val="0"/>
-            <w:keepLines w:val="0"/>
-            <w:pageBreakBefore w:val="0"/>
-            <w:widowControl w:val="0"/>
             <w:tabs>
               <w:tab w:val="right" w:leader="dot" w:pos="8371"/>
             </w:tabs>
-            <w:kinsoku w:val="0"/>
-            <w:wordWrap/>
-            <w:overflowPunct/>
-            <w:topLinePunct w:val="0"/>
-            <w:autoSpaceDE w:val="0"/>
-            <w:autoSpaceDN w:val="0"/>
-            <w:bidi w:val="0"/>
-            <w:adjustRightInd w:val="0"/>
-            <w:snapToGrid w:val="0"/>
           </w:pPr>
           <w:r>
             <w:rPr>
@@ -2255,7 +2125,7 @@
               <w:szCs w:val="24"/>
               <w:lang w:val="en-US" w:eastAsia="en-US" w:bidi="ar-SA"/>
             </w:rPr>
-            <w:instrText xml:space="preserve"> HYPERLINK \l _Toc12194 </w:instrText>
+            <w:instrText xml:space="preserve"> HYPERLINK \l _Toc8815 </w:instrText>
           </w:r>
           <w:r>
             <w:rPr>
@@ -2290,13 +2160,13 @@
             <w:fldChar w:fldCharType="begin"/>
           </w:r>
           <w:r>
-            <w:instrText xml:space="preserve"> PAGEREF _Toc12194 \h </w:instrText>
+            <w:instrText xml:space="preserve"> PAGEREF _Toc8815 \h </w:instrText>
           </w:r>
           <w:r>
             <w:fldChar w:fldCharType="separate"/>
           </w:r>
           <w:r>
-            <w:t>7</w:t>
+            <w:t>6</w:t>
           </w:r>
           <w:r>
             <w:fldChar w:fldCharType="end"/>
@@ -2316,22 +2186,9 @@
         <w:p>
           <w:pPr>
             <w:pStyle w:val="13"/>
-            <w:keepNext w:val="0"/>
-            <w:keepLines w:val="0"/>
-            <w:pageBreakBefore w:val="0"/>
-            <w:widowControl w:val="0"/>
             <w:tabs>
               <w:tab w:val="right" w:leader="dot" w:pos="8371"/>
             </w:tabs>
-            <w:kinsoku w:val="0"/>
-            <w:wordWrap/>
-            <w:overflowPunct/>
-            <w:topLinePunct w:val="0"/>
-            <w:autoSpaceDE w:val="0"/>
-            <w:autoSpaceDN w:val="0"/>
-            <w:bidi w:val="0"/>
-            <w:adjustRightInd w:val="0"/>
-            <w:snapToGrid w:val="0"/>
           </w:pPr>
           <w:r>
             <w:rPr>
@@ -2352,7 +2209,7 @@
               <w:szCs w:val="24"/>
               <w:lang w:val="en-US" w:eastAsia="en-US" w:bidi="ar-SA"/>
             </w:rPr>
-            <w:instrText xml:space="preserve"> HYPERLINK \l _Toc29136 </w:instrText>
+            <w:instrText xml:space="preserve"> HYPERLINK \l _Toc6872 </w:instrText>
           </w:r>
           <w:r>
             <w:rPr>
@@ -2385,13 +2242,13 @@
             <w:fldChar w:fldCharType="begin"/>
           </w:r>
           <w:r>
-            <w:instrText xml:space="preserve"> PAGEREF _Toc29136 \h </w:instrText>
+            <w:instrText xml:space="preserve"> PAGEREF _Toc6872 \h </w:instrText>
           </w:r>
           <w:r>
             <w:fldChar w:fldCharType="separate"/>
           </w:r>
           <w:r>
-            <w:t>8</w:t>
+            <w:t>6</w:t>
           </w:r>
           <w:r>
             <w:fldChar w:fldCharType="end"/>
@@ -2411,22 +2268,9 @@
         <w:p>
           <w:pPr>
             <w:pStyle w:val="13"/>
-            <w:keepNext w:val="0"/>
-            <w:keepLines w:val="0"/>
-            <w:pageBreakBefore w:val="0"/>
-            <w:widowControl w:val="0"/>
             <w:tabs>
               <w:tab w:val="right" w:leader="dot" w:pos="8371"/>
             </w:tabs>
-            <w:kinsoku w:val="0"/>
-            <w:wordWrap/>
-            <w:overflowPunct/>
-            <w:topLinePunct w:val="0"/>
-            <w:autoSpaceDE w:val="0"/>
-            <w:autoSpaceDN w:val="0"/>
-            <w:bidi w:val="0"/>
-            <w:adjustRightInd w:val="0"/>
-            <w:snapToGrid w:val="0"/>
           </w:pPr>
           <w:r>
             <w:rPr>
@@ -2447,7 +2291,7 @@
               <w:szCs w:val="24"/>
               <w:lang w:val="en-US" w:eastAsia="en-US" w:bidi="ar-SA"/>
             </w:rPr>
-            <w:instrText xml:space="preserve"> HYPERLINK \l _Toc15331 </w:instrText>
+            <w:instrText xml:space="preserve"> HYPERLINK \l _Toc373 </w:instrText>
           </w:r>
           <w:r>
             <w:rPr>
@@ -2475,13 +2319,13 @@
             <w:fldChar w:fldCharType="begin"/>
           </w:r>
           <w:r>
-            <w:instrText xml:space="preserve"> PAGEREF _Toc15331 \h </w:instrText>
+            <w:instrText xml:space="preserve"> PAGEREF _Toc373 \h </w:instrText>
           </w:r>
           <w:r>
             <w:fldChar w:fldCharType="separate"/>
           </w:r>
           <w:r>
-            <w:t>8</w:t>
+            <w:t>7</w:t>
           </w:r>
           <w:r>
             <w:fldChar w:fldCharType="end"/>
@@ -2501,22 +2345,9 @@
         <w:p>
           <w:pPr>
             <w:pStyle w:val="13"/>
-            <w:keepNext w:val="0"/>
-            <w:keepLines w:val="0"/>
-            <w:pageBreakBefore w:val="0"/>
-            <w:widowControl w:val="0"/>
             <w:tabs>
               <w:tab w:val="right" w:leader="dot" w:pos="8371"/>
             </w:tabs>
-            <w:kinsoku w:val="0"/>
-            <w:wordWrap/>
-            <w:overflowPunct/>
-            <w:topLinePunct w:val="0"/>
-            <w:autoSpaceDE w:val="0"/>
-            <w:autoSpaceDN w:val="0"/>
-            <w:bidi w:val="0"/>
-            <w:adjustRightInd w:val="0"/>
-            <w:snapToGrid w:val="0"/>
           </w:pPr>
           <w:r>
             <w:rPr>
@@ -2537,7 +2368,7 @@
               <w:szCs w:val="24"/>
               <w:lang w:val="en-US" w:eastAsia="en-US" w:bidi="ar-SA"/>
             </w:rPr>
-            <w:instrText xml:space="preserve"> HYPERLINK \l _Toc1095 </w:instrText>
+            <w:instrText xml:space="preserve"> HYPERLINK \l _Toc25281 </w:instrText>
           </w:r>
           <w:r>
             <w:rPr>
@@ -2569,13 +2400,13 @@
             <w:fldChar w:fldCharType="begin"/>
           </w:r>
           <w:r>
-            <w:instrText xml:space="preserve"> PAGEREF _Toc1095 \h </w:instrText>
+            <w:instrText xml:space="preserve"> PAGEREF _Toc25281 \h </w:instrText>
           </w:r>
           <w:r>
             <w:fldChar w:fldCharType="separate"/>
           </w:r>
           <w:r>
-            <w:t>10</w:t>
+            <w:t>8</w:t>
           </w:r>
           <w:r>
             <w:fldChar w:fldCharType="end"/>
@@ -2595,22 +2426,9 @@
         <w:p>
           <w:pPr>
             <w:pStyle w:val="13"/>
-            <w:keepNext w:val="0"/>
-            <w:keepLines w:val="0"/>
-            <w:pageBreakBefore w:val="0"/>
-            <w:widowControl w:val="0"/>
             <w:tabs>
               <w:tab w:val="right" w:leader="dot" w:pos="8371"/>
             </w:tabs>
-            <w:kinsoku w:val="0"/>
-            <w:wordWrap/>
-            <w:overflowPunct/>
-            <w:topLinePunct w:val="0"/>
-            <w:autoSpaceDE w:val="0"/>
-            <w:autoSpaceDN w:val="0"/>
-            <w:bidi w:val="0"/>
-            <w:adjustRightInd w:val="0"/>
-            <w:snapToGrid w:val="0"/>
           </w:pPr>
           <w:r>
             <w:rPr>
@@ -2631,7 +2449,7 @@
               <w:szCs w:val="24"/>
               <w:lang w:val="en-US" w:eastAsia="en-US" w:bidi="ar-SA"/>
             </w:rPr>
-            <w:instrText xml:space="preserve"> HYPERLINK \l _Toc28146 </w:instrText>
+            <w:instrText xml:space="preserve"> HYPERLINK \l _Toc12641 </w:instrText>
           </w:r>
           <w:r>
             <w:rPr>
@@ -2659,13 +2477,13 @@
             <w:fldChar w:fldCharType="begin"/>
           </w:r>
           <w:r>
-            <w:instrText xml:space="preserve"> PAGEREF _Toc28146 \h </w:instrText>
+            <w:instrText xml:space="preserve"> PAGEREF _Toc12641 \h </w:instrText>
           </w:r>
           <w:r>
             <w:fldChar w:fldCharType="separate"/>
           </w:r>
           <w:r>
-            <w:t>10</w:t>
+            <w:t>8</w:t>
           </w:r>
           <w:r>
             <w:fldChar w:fldCharType="end"/>
@@ -2685,22 +2503,9 @@
         <w:p>
           <w:pPr>
             <w:pStyle w:val="13"/>
-            <w:keepNext w:val="0"/>
-            <w:keepLines w:val="0"/>
-            <w:pageBreakBefore w:val="0"/>
-            <w:widowControl w:val="0"/>
             <w:tabs>
               <w:tab w:val="right" w:leader="dot" w:pos="8371"/>
             </w:tabs>
-            <w:kinsoku w:val="0"/>
-            <w:wordWrap/>
-            <w:overflowPunct/>
-            <w:topLinePunct w:val="0"/>
-            <w:autoSpaceDE w:val="0"/>
-            <w:autoSpaceDN w:val="0"/>
-            <w:bidi w:val="0"/>
-            <w:adjustRightInd w:val="0"/>
-            <w:snapToGrid w:val="0"/>
           </w:pPr>
           <w:r>
             <w:rPr>
@@ -2721,7 +2526,7 @@
               <w:szCs w:val="24"/>
               <w:lang w:val="en-US" w:eastAsia="en-US" w:bidi="ar-SA"/>
             </w:rPr>
-            <w:instrText xml:space="preserve"> HYPERLINK \l _Toc1119 </w:instrText>
+            <w:instrText xml:space="preserve"> HYPERLINK \l _Toc6180 </w:instrText>
           </w:r>
           <w:r>
             <w:rPr>
@@ -2746,13 +2551,13 @@
             <w:fldChar w:fldCharType="begin"/>
           </w:r>
           <w:r>
-            <w:instrText xml:space="preserve"> PAGEREF _Toc1119 \h </w:instrText>
+            <w:instrText xml:space="preserve"> PAGEREF _Toc6180 \h </w:instrText>
           </w:r>
           <w:r>
             <w:fldChar w:fldCharType="separate"/>
           </w:r>
           <w:r>
-            <w:t>11</w:t>
+            <w:t>9</w:t>
           </w:r>
           <w:r>
             <w:fldChar w:fldCharType="end"/>
@@ -2772,22 +2577,9 @@
         <w:p>
           <w:pPr>
             <w:pStyle w:val="13"/>
-            <w:keepNext w:val="0"/>
-            <w:keepLines w:val="0"/>
-            <w:pageBreakBefore w:val="0"/>
-            <w:widowControl w:val="0"/>
             <w:tabs>
               <w:tab w:val="right" w:leader="dot" w:pos="8371"/>
             </w:tabs>
-            <w:kinsoku w:val="0"/>
-            <w:wordWrap/>
-            <w:overflowPunct/>
-            <w:topLinePunct w:val="0"/>
-            <w:autoSpaceDE w:val="0"/>
-            <w:autoSpaceDN w:val="0"/>
-            <w:bidi w:val="0"/>
-            <w:adjustRightInd w:val="0"/>
-            <w:snapToGrid w:val="0"/>
           </w:pPr>
           <w:r>
             <w:rPr>
@@ -2808,7 +2600,7 @@
               <w:szCs w:val="24"/>
               <w:lang w:val="en-US" w:eastAsia="en-US" w:bidi="ar-SA"/>
             </w:rPr>
-            <w:instrText xml:space="preserve"> HYPERLINK \l _Toc13054 </w:instrText>
+            <w:instrText xml:space="preserve"> HYPERLINK \l _Toc11623 </w:instrText>
           </w:r>
           <w:r>
             <w:rPr>
@@ -2840,13 +2632,13 @@
             <w:fldChar w:fldCharType="begin"/>
           </w:r>
           <w:r>
-            <w:instrText xml:space="preserve"> PAGEREF _Toc13054 \h </w:instrText>
+            <w:instrText xml:space="preserve"> PAGEREF _Toc11623 \h </w:instrText>
           </w:r>
           <w:r>
             <w:fldChar w:fldCharType="separate"/>
           </w:r>
           <w:r>
-            <w:t>12</w:t>
+            <w:t>9</w:t>
           </w:r>
           <w:r>
             <w:fldChar w:fldCharType="end"/>
@@ -2866,22 +2658,9 @@
         <w:p>
           <w:pPr>
             <w:pStyle w:val="16"/>
-            <w:keepNext w:val="0"/>
-            <w:keepLines w:val="0"/>
-            <w:pageBreakBefore w:val="0"/>
-            <w:widowControl w:val="0"/>
             <w:tabs>
               <w:tab w:val="right" w:leader="dot" w:pos="8371"/>
             </w:tabs>
-            <w:kinsoku w:val="0"/>
-            <w:wordWrap/>
-            <w:overflowPunct/>
-            <w:topLinePunct w:val="0"/>
-            <w:autoSpaceDE w:val="0"/>
-            <w:autoSpaceDN w:val="0"/>
-            <w:bidi w:val="0"/>
-            <w:adjustRightInd w:val="0"/>
-            <w:snapToGrid w:val="0"/>
           </w:pPr>
           <w:r>
             <w:rPr>
@@ -2902,7 +2681,7 @@
               <w:szCs w:val="24"/>
               <w:lang w:val="en-US" w:eastAsia="en-US" w:bidi="ar-SA"/>
             </w:rPr>
-            <w:instrText xml:space="preserve"> HYPERLINK \l _Toc19673 </w:instrText>
+            <w:instrText xml:space="preserve"> HYPERLINK \l _Toc3244 </w:instrText>
           </w:r>
           <w:r>
             <w:rPr>
@@ -2930,13 +2709,13 @@
             <w:fldChar w:fldCharType="begin"/>
           </w:r>
           <w:r>
-            <w:instrText xml:space="preserve"> PAGEREF _Toc19673 \h </w:instrText>
+            <w:instrText xml:space="preserve"> PAGEREF _Toc3244 \h </w:instrText>
           </w:r>
           <w:r>
             <w:fldChar w:fldCharType="separate"/>
           </w:r>
           <w:r>
-            <w:t>12</w:t>
+            <w:t>9</w:t>
           </w:r>
           <w:r>
             <w:fldChar w:fldCharType="end"/>
@@ -2956,22 +2735,9 @@
         <w:p>
           <w:pPr>
             <w:pStyle w:val="17"/>
-            <w:keepNext w:val="0"/>
-            <w:keepLines w:val="0"/>
-            <w:pageBreakBefore w:val="0"/>
-            <w:widowControl w:val="0"/>
             <w:tabs>
               <w:tab w:val="right" w:leader="dot" w:pos="8371"/>
             </w:tabs>
-            <w:kinsoku w:val="0"/>
-            <w:wordWrap/>
-            <w:overflowPunct/>
-            <w:topLinePunct w:val="0"/>
-            <w:autoSpaceDE w:val="0"/>
-            <w:autoSpaceDN w:val="0"/>
-            <w:bidi w:val="0"/>
-            <w:adjustRightInd w:val="0"/>
-            <w:snapToGrid w:val="0"/>
           </w:pPr>
           <w:r>
             <w:rPr>
@@ -2992,7 +2758,7 @@
               <w:szCs w:val="24"/>
               <w:lang w:val="en-US" w:eastAsia="en-US" w:bidi="ar-SA"/>
             </w:rPr>
-            <w:instrText xml:space="preserve"> HYPERLINK \l _Toc23505 </w:instrText>
+            <w:instrText xml:space="preserve"> HYPERLINK \l _Toc24225 </w:instrText>
           </w:r>
           <w:r>
             <w:rPr>
@@ -3020,13 +2786,13 @@
             <w:fldChar w:fldCharType="begin"/>
           </w:r>
           <w:r>
-            <w:instrText xml:space="preserve"> PAGEREF _Toc23505 \h </w:instrText>
+            <w:instrText xml:space="preserve"> PAGEREF _Toc24225 \h </w:instrText>
           </w:r>
           <w:r>
             <w:fldChar w:fldCharType="separate"/>
           </w:r>
           <w:r>
-            <w:t>12</w:t>
+            <w:t>9</w:t>
           </w:r>
           <w:r>
             <w:fldChar w:fldCharType="end"/>
@@ -3046,22 +2812,9 @@
         <w:p>
           <w:pPr>
             <w:pStyle w:val="17"/>
-            <w:keepNext w:val="0"/>
-            <w:keepLines w:val="0"/>
-            <w:pageBreakBefore w:val="0"/>
-            <w:widowControl w:val="0"/>
             <w:tabs>
               <w:tab w:val="right" w:leader="dot" w:pos="8371"/>
             </w:tabs>
-            <w:kinsoku w:val="0"/>
-            <w:wordWrap/>
-            <w:overflowPunct/>
-            <w:topLinePunct w:val="0"/>
-            <w:autoSpaceDE w:val="0"/>
-            <w:autoSpaceDN w:val="0"/>
-            <w:bidi w:val="0"/>
-            <w:adjustRightInd w:val="0"/>
-            <w:snapToGrid w:val="0"/>
           </w:pPr>
           <w:r>
             <w:rPr>
@@ -3082,7 +2835,7 @@
               <w:szCs w:val="24"/>
               <w:lang w:val="en-US" w:eastAsia="en-US" w:bidi="ar-SA"/>
             </w:rPr>
-            <w:instrText xml:space="preserve"> HYPERLINK \l _Toc28736 </w:instrText>
+            <w:instrText xml:space="preserve"> HYPERLINK \l _Toc29348 </w:instrText>
           </w:r>
           <w:r>
             <w:rPr>
@@ -3114,13 +2867,13 @@
             <w:fldChar w:fldCharType="begin"/>
           </w:r>
           <w:r>
-            <w:instrText xml:space="preserve"> PAGEREF _Toc28736 \h </w:instrText>
+            <w:instrText xml:space="preserve"> PAGEREF _Toc29348 \h </w:instrText>
           </w:r>
           <w:r>
             <w:fldChar w:fldCharType="separate"/>
           </w:r>
           <w:r>
-            <w:t>12</w:t>
+            <w:t>9</w:t>
           </w:r>
           <w:r>
             <w:fldChar w:fldCharType="end"/>
@@ -3140,22 +2893,9 @@
         <w:p>
           <w:pPr>
             <w:pStyle w:val="13"/>
-            <w:keepNext w:val="0"/>
-            <w:keepLines w:val="0"/>
-            <w:pageBreakBefore w:val="0"/>
-            <w:widowControl w:val="0"/>
             <w:tabs>
               <w:tab w:val="right" w:leader="dot" w:pos="8371"/>
             </w:tabs>
-            <w:kinsoku w:val="0"/>
-            <w:wordWrap/>
-            <w:overflowPunct/>
-            <w:topLinePunct w:val="0"/>
-            <w:autoSpaceDE w:val="0"/>
-            <w:autoSpaceDN w:val="0"/>
-            <w:bidi w:val="0"/>
-            <w:adjustRightInd w:val="0"/>
-            <w:snapToGrid w:val="0"/>
           </w:pPr>
           <w:r>
             <w:rPr>
@@ -3176,7 +2916,7 @@
               <w:szCs w:val="24"/>
               <w:lang w:val="en-US" w:eastAsia="en-US" w:bidi="ar-SA"/>
             </w:rPr>
-            <w:instrText xml:space="preserve"> HYPERLINK \l _Toc10788 </w:instrText>
+            <w:instrText xml:space="preserve"> HYPERLINK \l _Toc19811 </w:instrText>
           </w:r>
           <w:r>
             <w:rPr>
@@ -3204,13 +2944,13 @@
             <w:fldChar w:fldCharType="begin"/>
           </w:r>
           <w:r>
-            <w:instrText xml:space="preserve"> PAGEREF _Toc10788 \h </w:instrText>
+            <w:instrText xml:space="preserve"> PAGEREF _Toc19811 \h </w:instrText>
           </w:r>
           <w:r>
             <w:fldChar w:fldCharType="separate"/>
           </w:r>
           <w:r>
-            <w:t>12</w:t>
+            <w:t>9</w:t>
           </w:r>
           <w:r>
             <w:fldChar w:fldCharType="end"/>
@@ -3230,22 +2970,9 @@
         <w:p>
           <w:pPr>
             <w:pStyle w:val="13"/>
-            <w:keepNext w:val="0"/>
-            <w:keepLines w:val="0"/>
-            <w:pageBreakBefore w:val="0"/>
-            <w:widowControl w:val="0"/>
             <w:tabs>
               <w:tab w:val="right" w:leader="dot" w:pos="8371"/>
             </w:tabs>
-            <w:kinsoku w:val="0"/>
-            <w:wordWrap/>
-            <w:overflowPunct/>
-            <w:topLinePunct w:val="0"/>
-            <w:autoSpaceDE w:val="0"/>
-            <w:autoSpaceDN w:val="0"/>
-            <w:bidi w:val="0"/>
-            <w:adjustRightInd w:val="0"/>
-            <w:snapToGrid w:val="0"/>
           </w:pPr>
           <w:r>
             <w:rPr>
@@ -3266,7 +2993,7 @@
               <w:szCs w:val="24"/>
               <w:lang w:val="en-US" w:eastAsia="en-US" w:bidi="ar-SA"/>
             </w:rPr>
-            <w:instrText xml:space="preserve"> HYPERLINK \l _Toc9557 </w:instrText>
+            <w:instrText xml:space="preserve"> HYPERLINK \l _Toc7036 </w:instrText>
           </w:r>
           <w:r>
             <w:rPr>
@@ -3294,13 +3021,13 @@
             <w:fldChar w:fldCharType="begin"/>
           </w:r>
           <w:r>
-            <w:instrText xml:space="preserve"> PAGEREF _Toc9557 \h </w:instrText>
+            <w:instrText xml:space="preserve"> PAGEREF _Toc7036 \h </w:instrText>
           </w:r>
           <w:r>
             <w:fldChar w:fldCharType="separate"/>
           </w:r>
           <w:r>
-            <w:t>12</w:t>
+            <w:t>9</w:t>
           </w:r>
           <w:r>
             <w:fldChar w:fldCharType="end"/>
@@ -3320,22 +3047,9 @@
         <w:p>
           <w:pPr>
             <w:pStyle w:val="13"/>
-            <w:keepNext w:val="0"/>
-            <w:keepLines w:val="0"/>
-            <w:pageBreakBefore w:val="0"/>
-            <w:widowControl w:val="0"/>
             <w:tabs>
               <w:tab w:val="right" w:leader="dot" w:pos="8371"/>
             </w:tabs>
-            <w:kinsoku w:val="0"/>
-            <w:wordWrap/>
-            <w:overflowPunct/>
-            <w:topLinePunct w:val="0"/>
-            <w:autoSpaceDE w:val="0"/>
-            <w:autoSpaceDN w:val="0"/>
-            <w:bidi w:val="0"/>
-            <w:adjustRightInd w:val="0"/>
-            <w:snapToGrid w:val="0"/>
           </w:pPr>
           <w:r>
             <w:rPr>
@@ -3356,7 +3070,7 @@
               <w:szCs w:val="24"/>
               <w:lang w:val="en-US" w:eastAsia="en-US" w:bidi="ar-SA"/>
             </w:rPr>
-            <w:instrText xml:space="preserve"> HYPERLINK \l _Toc19928 </w:instrText>
+            <w:instrText xml:space="preserve"> HYPERLINK \l _Toc28193 </w:instrText>
           </w:r>
           <w:r>
             <w:rPr>
@@ -3384,13 +3098,13 @@
             <w:fldChar w:fldCharType="begin"/>
           </w:r>
           <w:r>
-            <w:instrText xml:space="preserve"> PAGEREF _Toc19928 \h </w:instrText>
+            <w:instrText xml:space="preserve"> PAGEREF _Toc28193 \h </w:instrText>
           </w:r>
           <w:r>
             <w:fldChar w:fldCharType="separate"/>
           </w:r>
           <w:r>
-            <w:t>12</w:t>
+            <w:t>10</w:t>
           </w:r>
           <w:r>
             <w:fldChar w:fldCharType="end"/>
@@ -3410,22 +3124,9 @@
         <w:p>
           <w:pPr>
             <w:pStyle w:val="13"/>
-            <w:keepNext w:val="0"/>
-            <w:keepLines w:val="0"/>
-            <w:pageBreakBefore w:val="0"/>
-            <w:widowControl w:val="0"/>
             <w:tabs>
               <w:tab w:val="right" w:leader="dot" w:pos="8371"/>
             </w:tabs>
-            <w:kinsoku w:val="0"/>
-            <w:wordWrap/>
-            <w:overflowPunct/>
-            <w:topLinePunct w:val="0"/>
-            <w:autoSpaceDE w:val="0"/>
-            <w:autoSpaceDN w:val="0"/>
-            <w:bidi w:val="0"/>
-            <w:adjustRightInd w:val="0"/>
-            <w:snapToGrid w:val="0"/>
           </w:pPr>
           <w:r>
             <w:rPr>
@@ -3446,7 +3147,7 @@
               <w:szCs w:val="24"/>
               <w:lang w:val="en-US" w:eastAsia="en-US" w:bidi="ar-SA"/>
             </w:rPr>
-            <w:instrText xml:space="preserve"> HYPERLINK \l _Toc2041 </w:instrText>
+            <w:instrText xml:space="preserve"> HYPERLINK \l _Toc30609 </w:instrText>
           </w:r>
           <w:r>
             <w:rPr>
@@ -3474,13 +3175,13 @@
             <w:fldChar w:fldCharType="begin"/>
           </w:r>
           <w:r>
-            <w:instrText xml:space="preserve"> PAGEREF _Toc2041 \h </w:instrText>
+            <w:instrText xml:space="preserve"> PAGEREF _Toc30609 \h </w:instrText>
           </w:r>
           <w:r>
             <w:fldChar w:fldCharType="separate"/>
           </w:r>
           <w:r>
-            <w:t>13</w:t>
+            <w:t>10</w:t>
           </w:r>
           <w:r>
             <w:fldChar w:fldCharType="end"/>
@@ -3500,22 +3201,9 @@
         <w:p>
           <w:pPr>
             <w:pStyle w:val="13"/>
-            <w:keepNext w:val="0"/>
-            <w:keepLines w:val="0"/>
-            <w:pageBreakBefore w:val="0"/>
-            <w:widowControl w:val="0"/>
             <w:tabs>
               <w:tab w:val="right" w:leader="dot" w:pos="8371"/>
             </w:tabs>
-            <w:kinsoku w:val="0"/>
-            <w:wordWrap/>
-            <w:overflowPunct/>
-            <w:topLinePunct w:val="0"/>
-            <w:autoSpaceDE w:val="0"/>
-            <w:autoSpaceDN w:val="0"/>
-            <w:bidi w:val="0"/>
-            <w:adjustRightInd w:val="0"/>
-            <w:snapToGrid w:val="0"/>
           </w:pPr>
           <w:r>
             <w:rPr>
@@ -3536,7 +3224,7 @@
               <w:szCs w:val="24"/>
               <w:lang w:val="en-US" w:eastAsia="en-US" w:bidi="ar-SA"/>
             </w:rPr>
-            <w:instrText xml:space="preserve"> HYPERLINK \l _Toc30922 </w:instrText>
+            <w:instrText xml:space="preserve"> HYPERLINK \l _Toc28309 </w:instrText>
           </w:r>
           <w:r>
             <w:rPr>
@@ -3568,13 +3256,13 @@
             <w:fldChar w:fldCharType="begin"/>
           </w:r>
           <w:r>
-            <w:instrText xml:space="preserve"> PAGEREF _Toc30922 \h </w:instrText>
+            <w:instrText xml:space="preserve"> PAGEREF _Toc28309 \h </w:instrText>
           </w:r>
           <w:r>
             <w:fldChar w:fldCharType="separate"/>
           </w:r>
           <w:r>
-            <w:t>13</w:t>
+            <w:t>10</w:t>
           </w:r>
           <w:r>
             <w:fldChar w:fldCharType="end"/>
@@ -3594,22 +3282,9 @@
         <w:p>
           <w:pPr>
             <w:pStyle w:val="13"/>
-            <w:keepNext w:val="0"/>
-            <w:keepLines w:val="0"/>
-            <w:pageBreakBefore w:val="0"/>
-            <w:widowControl w:val="0"/>
             <w:tabs>
               <w:tab w:val="right" w:leader="dot" w:pos="8371"/>
             </w:tabs>
-            <w:kinsoku w:val="0"/>
-            <w:wordWrap/>
-            <w:overflowPunct/>
-            <w:topLinePunct w:val="0"/>
-            <w:autoSpaceDE w:val="0"/>
-            <w:autoSpaceDN w:val="0"/>
-            <w:bidi w:val="0"/>
-            <w:adjustRightInd w:val="0"/>
-            <w:snapToGrid w:val="0"/>
           </w:pPr>
           <w:r>
             <w:rPr>
@@ -3630,7 +3305,7 @@
               <w:szCs w:val="24"/>
               <w:lang w:val="en-US" w:eastAsia="en-US" w:bidi="ar-SA"/>
             </w:rPr>
-            <w:instrText xml:space="preserve"> HYPERLINK \l _Toc23080 </w:instrText>
+            <w:instrText xml:space="preserve"> HYPERLINK \l _Toc18752 </w:instrText>
           </w:r>
           <w:r>
             <w:rPr>
@@ -3663,13 +3338,13 @@
             <w:fldChar w:fldCharType="begin"/>
           </w:r>
           <w:r>
-            <w:instrText xml:space="preserve"> PAGEREF _Toc23080 \h </w:instrText>
+            <w:instrText xml:space="preserve"> PAGEREF _Toc18752 \h </w:instrText>
           </w:r>
           <w:r>
             <w:fldChar w:fldCharType="separate"/>
           </w:r>
           <w:r>
-            <w:t>13</w:t>
+            <w:t>10</w:t>
           </w:r>
           <w:r>
             <w:fldChar w:fldCharType="end"/>
@@ -3689,22 +3364,9 @@
         <w:p>
           <w:pPr>
             <w:pStyle w:val="17"/>
-            <w:keepNext w:val="0"/>
-            <w:keepLines w:val="0"/>
-            <w:pageBreakBefore w:val="0"/>
-            <w:widowControl w:val="0"/>
             <w:tabs>
               <w:tab w:val="right" w:leader="dot" w:pos="8371"/>
             </w:tabs>
-            <w:kinsoku w:val="0"/>
-            <w:wordWrap/>
-            <w:overflowPunct/>
-            <w:topLinePunct w:val="0"/>
-            <w:autoSpaceDE w:val="0"/>
-            <w:autoSpaceDN w:val="0"/>
-            <w:bidi w:val="0"/>
-            <w:adjustRightInd w:val="0"/>
-            <w:snapToGrid w:val="0"/>
           </w:pPr>
           <w:r>
             <w:rPr>
@@ -3725,7 +3387,7 @@
               <w:szCs w:val="24"/>
               <w:lang w:val="en-US" w:eastAsia="en-US" w:bidi="ar-SA"/>
             </w:rPr>
-            <w:instrText xml:space="preserve"> HYPERLINK \l _Toc9809 </w:instrText>
+            <w:instrText xml:space="preserve"> HYPERLINK \l _Toc19718 </w:instrText>
           </w:r>
           <w:r>
             <w:rPr>
@@ -3757,13 +3419,13 @@
             <w:fldChar w:fldCharType="begin"/>
           </w:r>
           <w:r>
-            <w:instrText xml:space="preserve"> PAGEREF _Toc9809 \h </w:instrText>
+            <w:instrText xml:space="preserve"> PAGEREF _Toc19718 \h </w:instrText>
           </w:r>
           <w:r>
             <w:fldChar w:fldCharType="separate"/>
           </w:r>
           <w:r>
-            <w:t>13</w:t>
+            <w:t>10</w:t>
           </w:r>
           <w:r>
             <w:fldChar w:fldCharType="end"/>
@@ -3783,22 +3445,9 @@
         <w:p>
           <w:pPr>
             <w:pStyle w:val="16"/>
-            <w:keepNext w:val="0"/>
-            <w:keepLines w:val="0"/>
-            <w:pageBreakBefore w:val="0"/>
-            <w:widowControl w:val="0"/>
             <w:tabs>
               <w:tab w:val="right" w:leader="dot" w:pos="8371"/>
             </w:tabs>
-            <w:kinsoku w:val="0"/>
-            <w:wordWrap/>
-            <w:overflowPunct/>
-            <w:topLinePunct w:val="0"/>
-            <w:autoSpaceDE w:val="0"/>
-            <w:autoSpaceDN w:val="0"/>
-            <w:bidi w:val="0"/>
-            <w:adjustRightInd w:val="0"/>
-            <w:snapToGrid w:val="0"/>
           </w:pPr>
           <w:r>
             <w:rPr>
@@ -3819,7 +3468,7 @@
               <w:szCs w:val="24"/>
               <w:lang w:val="en-US" w:eastAsia="en-US" w:bidi="ar-SA"/>
             </w:rPr>
-            <w:instrText xml:space="preserve"> HYPERLINK \l _Toc3582 </w:instrText>
+            <w:instrText xml:space="preserve"> HYPERLINK \l _Toc19852 </w:instrText>
           </w:r>
           <w:r>
             <w:rPr>
@@ -3847,13 +3496,13 @@
             <w:fldChar w:fldCharType="begin"/>
           </w:r>
           <w:r>
-            <w:instrText xml:space="preserve"> PAGEREF _Toc3582 \h </w:instrText>
+            <w:instrText xml:space="preserve"> PAGEREF _Toc19852 \h </w:instrText>
           </w:r>
           <w:r>
             <w:fldChar w:fldCharType="separate"/>
           </w:r>
           <w:r>
-            <w:t>15</w:t>
+            <w:t>12</w:t>
           </w:r>
           <w:r>
             <w:fldChar w:fldCharType="end"/>
@@ -3873,22 +3522,9 @@
         <w:p>
           <w:pPr>
             <w:pStyle w:val="17"/>
-            <w:keepNext w:val="0"/>
-            <w:keepLines w:val="0"/>
-            <w:pageBreakBefore w:val="0"/>
-            <w:widowControl w:val="0"/>
             <w:tabs>
               <w:tab w:val="right" w:leader="dot" w:pos="8371"/>
             </w:tabs>
-            <w:kinsoku w:val="0"/>
-            <w:wordWrap/>
-            <w:overflowPunct/>
-            <w:topLinePunct w:val="0"/>
-            <w:autoSpaceDE w:val="0"/>
-            <w:autoSpaceDN w:val="0"/>
-            <w:bidi w:val="0"/>
-            <w:adjustRightInd w:val="0"/>
-            <w:snapToGrid w:val="0"/>
           </w:pPr>
           <w:r>
             <w:rPr>
@@ -3909,7 +3545,7 @@
               <w:szCs w:val="24"/>
               <w:lang w:val="en-US" w:eastAsia="en-US" w:bidi="ar-SA"/>
             </w:rPr>
-            <w:instrText xml:space="preserve"> HYPERLINK \l _Toc23468 </w:instrText>
+            <w:instrText xml:space="preserve"> HYPERLINK \l _Toc4835 </w:instrText>
           </w:r>
           <w:r>
             <w:rPr>
@@ -3937,13 +3573,13 @@
             <w:fldChar w:fldCharType="begin"/>
           </w:r>
           <w:r>
-            <w:instrText xml:space="preserve"> PAGEREF _Toc23468 \h </w:instrText>
+            <w:instrText xml:space="preserve"> PAGEREF _Toc4835 \h </w:instrText>
           </w:r>
           <w:r>
             <w:fldChar w:fldCharType="separate"/>
           </w:r>
           <w:r>
-            <w:t>15</w:t>
+            <w:t>12</w:t>
           </w:r>
           <w:r>
             <w:fldChar w:fldCharType="end"/>
@@ -3963,22 +3599,9 @@
         <w:p>
           <w:pPr>
             <w:pStyle w:val="17"/>
-            <w:keepNext w:val="0"/>
-            <w:keepLines w:val="0"/>
-            <w:pageBreakBefore w:val="0"/>
-            <w:widowControl w:val="0"/>
             <w:tabs>
               <w:tab w:val="right" w:leader="dot" w:pos="8371"/>
             </w:tabs>
-            <w:kinsoku w:val="0"/>
-            <w:wordWrap/>
-            <w:overflowPunct/>
-            <w:topLinePunct w:val="0"/>
-            <w:autoSpaceDE w:val="0"/>
-            <w:autoSpaceDN w:val="0"/>
-            <w:bidi w:val="0"/>
-            <w:adjustRightInd w:val="0"/>
-            <w:snapToGrid w:val="0"/>
           </w:pPr>
           <w:r>
             <w:rPr>
@@ -3999,7 +3622,7 @@
               <w:szCs w:val="24"/>
               <w:lang w:val="en-US" w:eastAsia="en-US" w:bidi="ar-SA"/>
             </w:rPr>
-            <w:instrText xml:space="preserve"> HYPERLINK \l _Toc26864 </w:instrText>
+            <w:instrText xml:space="preserve"> HYPERLINK \l _Toc28374 </w:instrText>
           </w:r>
           <w:r>
             <w:rPr>
@@ -4014,10 +3637,15 @@
           <w:r>
             <w:rPr>
               <w:rFonts w:hint="default"/>
+              <w:lang w:val="en-US" w:eastAsia="zh-CN"/>
             </w:rPr>
             <w:t xml:space="preserve">5.2. </w:t>
           </w:r>
           <w:r>
+            <w:rPr>
+              <w:rFonts w:hint="eastAsia"/>
+              <w:lang w:val="en-US" w:eastAsia="zh-CN"/>
+            </w:rPr>
             <w:t>改进目标</w:t>
           </w:r>
           <w:r>
@@ -4027,13 +3655,13 @@
             <w:fldChar w:fldCharType="begin"/>
           </w:r>
           <w:r>
-            <w:instrText xml:space="preserve"> PAGEREF _Toc26864 \h </w:instrText>
+            <w:instrText xml:space="preserve"> PAGEREF _Toc28374 \h </w:instrText>
           </w:r>
           <w:r>
             <w:fldChar w:fldCharType="separate"/>
           </w:r>
           <w:r>
-            <w:t>15</w:t>
+            <w:t>12</w:t>
           </w:r>
           <w:r>
             <w:fldChar w:fldCharType="end"/>
@@ -4053,22 +3681,9 @@
         <w:p>
           <w:pPr>
             <w:pStyle w:val="17"/>
-            <w:keepNext w:val="0"/>
-            <w:keepLines w:val="0"/>
-            <w:pageBreakBefore w:val="0"/>
-            <w:widowControl w:val="0"/>
             <w:tabs>
               <w:tab w:val="right" w:leader="dot" w:pos="8371"/>
             </w:tabs>
-            <w:kinsoku w:val="0"/>
-            <w:wordWrap/>
-            <w:overflowPunct/>
-            <w:topLinePunct w:val="0"/>
-            <w:autoSpaceDE w:val="0"/>
-            <w:autoSpaceDN w:val="0"/>
-            <w:bidi w:val="0"/>
-            <w:adjustRightInd w:val="0"/>
-            <w:snapToGrid w:val="0"/>
           </w:pPr>
           <w:r>
             <w:rPr>
@@ -4089,7 +3704,7 @@
               <w:szCs w:val="24"/>
               <w:lang w:val="en-US" w:eastAsia="en-US" w:bidi="ar-SA"/>
             </w:rPr>
-            <w:instrText xml:space="preserve"> HYPERLINK \l _Toc4332 </w:instrText>
+            <w:instrText xml:space="preserve"> HYPERLINK \l _Toc5386 </w:instrText>
           </w:r>
           <w:r>
             <w:rPr>
@@ -4104,10 +3719,15 @@
           <w:r>
             <w:rPr>
               <w:rFonts w:hint="default"/>
+              <w:lang w:val="en-US" w:eastAsia="zh-CN"/>
             </w:rPr>
             <w:t xml:space="preserve">5.3. </w:t>
           </w:r>
           <w:r>
+            <w:rPr>
+              <w:rFonts w:hint="eastAsia"/>
+              <w:lang w:val="en-US" w:eastAsia="zh-CN"/>
+            </w:rPr>
             <w:t>实施计划</w:t>
           </w:r>
           <w:r>
@@ -4117,13 +3737,13 @@
             <w:fldChar w:fldCharType="begin"/>
           </w:r>
           <w:r>
-            <w:instrText xml:space="preserve"> PAGEREF _Toc4332 \h </w:instrText>
+            <w:instrText xml:space="preserve"> PAGEREF _Toc5386 \h </w:instrText>
           </w:r>
           <w:r>
             <w:fldChar w:fldCharType="separate"/>
           </w:r>
           <w:r>
-            <w:t>15</w:t>
+            <w:t>12</w:t>
           </w:r>
           <w:r>
             <w:fldChar w:fldCharType="end"/>
@@ -4142,23 +3762,10 @@
         </w:p>
         <w:p>
           <w:pPr>
-            <w:pStyle w:val="13"/>
-            <w:keepNext w:val="0"/>
-            <w:keepLines w:val="0"/>
-            <w:pageBreakBefore w:val="0"/>
-            <w:widowControl w:val="0"/>
+            <w:pStyle w:val="16"/>
             <w:tabs>
               <w:tab w:val="right" w:leader="dot" w:pos="8371"/>
             </w:tabs>
-            <w:kinsoku w:val="0"/>
-            <w:wordWrap/>
-            <w:overflowPunct/>
-            <w:topLinePunct w:val="0"/>
-            <w:autoSpaceDE w:val="0"/>
-            <w:autoSpaceDN w:val="0"/>
-            <w:bidi w:val="0"/>
-            <w:adjustRightInd w:val="0"/>
-            <w:snapToGrid w:val="0"/>
           </w:pPr>
           <w:r>
             <w:rPr>
@@ -4179,7 +3786,7 @@
               <w:szCs w:val="24"/>
               <w:lang w:val="en-US" w:eastAsia="en-US" w:bidi="ar-SA"/>
             </w:rPr>
-            <w:instrText xml:space="preserve"> HYPERLINK \l _Toc20877 </w:instrText>
+            <w:instrText xml:space="preserve"> HYPERLINK \l _Toc31354 </w:instrText>
           </w:r>
           <w:r>
             <w:rPr>
@@ -4195,10 +3802,10 @@
             <w:rPr>
               <w:rFonts w:hint="default"/>
             </w:rPr>
-            <w:t xml:space="preserve">5.3.1. </w:t>
-          </w:r>
-          <w:r>
-            <w:t>资金预算</w:t>
+            <w:t xml:space="preserve">6. </w:t>
+          </w:r>
+          <w:r>
+            <w:t>过程体系方面</w:t>
           </w:r>
           <w:r>
             <w:tab/>
@@ -4207,13 +3814,13 @@
             <w:fldChar w:fldCharType="begin"/>
           </w:r>
           <w:r>
-            <w:instrText xml:space="preserve"> PAGEREF _Toc20877 \h </w:instrText>
+            <w:instrText xml:space="preserve"> PAGEREF _Toc31354 \h </w:instrText>
           </w:r>
           <w:r>
             <w:fldChar w:fldCharType="separate"/>
           </w:r>
           <w:r>
-            <w:t>15</w:t>
+            <w:t>12</w:t>
           </w:r>
           <w:r>
             <w:fldChar w:fldCharType="end"/>
@@ -4232,23 +3839,10 @@
         </w:p>
         <w:p>
           <w:pPr>
-            <w:pStyle w:val="13"/>
-            <w:keepNext w:val="0"/>
-            <w:keepLines w:val="0"/>
-            <w:pageBreakBefore w:val="0"/>
-            <w:widowControl w:val="0"/>
+            <w:pStyle w:val="17"/>
             <w:tabs>
               <w:tab w:val="right" w:leader="dot" w:pos="8371"/>
             </w:tabs>
-            <w:kinsoku w:val="0"/>
-            <w:wordWrap/>
-            <w:overflowPunct/>
-            <w:topLinePunct w:val="0"/>
-            <w:autoSpaceDE w:val="0"/>
-            <w:autoSpaceDN w:val="0"/>
-            <w:bidi w:val="0"/>
-            <w:adjustRightInd w:val="0"/>
-            <w:snapToGrid w:val="0"/>
           </w:pPr>
           <w:r>
             <w:rPr>
@@ -4269,7 +3863,7 @@
               <w:szCs w:val="24"/>
               <w:lang w:val="en-US" w:eastAsia="en-US" w:bidi="ar-SA"/>
             </w:rPr>
-            <w:instrText xml:space="preserve"> HYPERLINK \l _Toc11804 </w:instrText>
+            <w:instrText xml:space="preserve"> HYPERLINK \l _Toc28531 </w:instrText>
           </w:r>
           <w:r>
             <w:rPr>
@@ -4285,10 +3879,10 @@
             <w:rPr>
               <w:rFonts w:hint="default"/>
             </w:rPr>
-            <w:t xml:space="preserve">5.3.2. </w:t>
-          </w:r>
-          <w:r>
-            <w:t>进度计划</w:t>
+            <w:t xml:space="preserve">6.1. </w:t>
+          </w:r>
+          <w:r>
+            <w:t>现状分析</w:t>
           </w:r>
           <w:r>
             <w:tab/>
@@ -4297,13 +3891,13 @@
             <w:fldChar w:fldCharType="begin"/>
           </w:r>
           <w:r>
-            <w:instrText xml:space="preserve"> PAGEREF _Toc11804 \h </w:instrText>
+            <w:instrText xml:space="preserve"> PAGEREF _Toc28531 \h </w:instrText>
           </w:r>
           <w:r>
             <w:fldChar w:fldCharType="separate"/>
           </w:r>
           <w:r>
-            <w:t>15</w:t>
+            <w:t>12</w:t>
           </w:r>
           <w:r>
             <w:fldChar w:fldCharType="end"/>
@@ -4322,23 +3916,10 @@
         </w:p>
         <w:p>
           <w:pPr>
-            <w:pStyle w:val="13"/>
-            <w:keepNext w:val="0"/>
-            <w:keepLines w:val="0"/>
-            <w:pageBreakBefore w:val="0"/>
-            <w:widowControl w:val="0"/>
+            <w:pStyle w:val="17"/>
             <w:tabs>
               <w:tab w:val="right" w:leader="dot" w:pos="8371"/>
             </w:tabs>
-            <w:kinsoku w:val="0"/>
-            <w:wordWrap/>
-            <w:overflowPunct/>
-            <w:topLinePunct w:val="0"/>
-            <w:autoSpaceDE w:val="0"/>
-            <w:autoSpaceDN w:val="0"/>
-            <w:bidi w:val="0"/>
-            <w:adjustRightInd w:val="0"/>
-            <w:snapToGrid w:val="0"/>
           </w:pPr>
           <w:r>
             <w:rPr>
@@ -4359,7 +3940,7 @@
               <w:szCs w:val="24"/>
               <w:lang w:val="en-US" w:eastAsia="en-US" w:bidi="ar-SA"/>
             </w:rPr>
-            <w:instrText xml:space="preserve"> HYPERLINK \l _Toc9350 </w:instrText>
+            <w:instrText xml:space="preserve"> HYPERLINK \l _Toc22619 </w:instrText>
           </w:r>
           <w:r>
             <w:rPr>
@@ -4375,10 +3956,10 @@
             <w:rPr>
               <w:rFonts w:hint="default"/>
             </w:rPr>
-            <w:t xml:space="preserve">5.3.3. </w:t>
-          </w:r>
-          <w:r>
-            <w:t>成员规划</w:t>
+            <w:t xml:space="preserve">6.2. </w:t>
+          </w:r>
+          <w:r>
+            <w:t>改进目标</w:t>
           </w:r>
           <w:r>
             <w:tab/>
@@ -4387,13 +3968,13 @@
             <w:fldChar w:fldCharType="begin"/>
           </w:r>
           <w:r>
-            <w:instrText xml:space="preserve"> PAGEREF _Toc9350 \h </w:instrText>
+            <w:instrText xml:space="preserve"> PAGEREF _Toc22619 \h </w:instrText>
           </w:r>
           <w:r>
             <w:fldChar w:fldCharType="separate"/>
           </w:r>
           <w:r>
-            <w:t>16</w:t>
+            <w:t>13</w:t>
           </w:r>
           <w:r>
             <w:fldChar w:fldCharType="end"/>
@@ -4413,22 +3994,9 @@
         <w:p>
           <w:pPr>
             <w:pStyle w:val="13"/>
-            <w:keepNext w:val="0"/>
-            <w:keepLines w:val="0"/>
-            <w:pageBreakBefore w:val="0"/>
-            <w:widowControl w:val="0"/>
             <w:tabs>
               <w:tab w:val="right" w:leader="dot" w:pos="8371"/>
             </w:tabs>
-            <w:kinsoku w:val="0"/>
-            <w:wordWrap/>
-            <w:overflowPunct/>
-            <w:topLinePunct w:val="0"/>
-            <w:autoSpaceDE w:val="0"/>
-            <w:autoSpaceDN w:val="0"/>
-            <w:bidi w:val="0"/>
-            <w:adjustRightInd w:val="0"/>
-            <w:snapToGrid w:val="0"/>
           </w:pPr>
           <w:r>
             <w:rPr>
@@ -4449,7 +4017,7 @@
               <w:szCs w:val="24"/>
               <w:lang w:val="en-US" w:eastAsia="en-US" w:bidi="ar-SA"/>
             </w:rPr>
-            <w:instrText xml:space="preserve"> HYPERLINK \l _Toc9908 </w:instrText>
+            <w:instrText xml:space="preserve"> HYPERLINK \l _Toc24350 </w:instrText>
           </w:r>
           <w:r>
             <w:rPr>
@@ -4464,11 +4032,16 @@
           <w:r>
             <w:rPr>
               <w:rFonts w:hint="default"/>
+              <w:lang w:val="en-US" w:eastAsia="zh-CN"/>
             </w:rPr>
-            <w:t xml:space="preserve">5.3.4. </w:t>
-          </w:r>
-          <w:r>
-            <w:t>技术手册研发规划</w:t>
+            <w:t xml:space="preserve">6.2.1. </w:t>
+          </w:r>
+          <w:r>
+            <w:rPr>
+              <w:rFonts w:hint="eastAsia"/>
+              <w:lang w:val="en-US" w:eastAsia="zh-CN"/>
+            </w:rPr>
+            <w:t>过程框架设计</w:t>
           </w:r>
           <w:r>
             <w:tab/>
@@ -4477,13 +4050,13 @@
             <w:fldChar w:fldCharType="begin"/>
           </w:r>
           <w:r>
-            <w:instrText xml:space="preserve"> PAGEREF _Toc9908 \h </w:instrText>
+            <w:instrText xml:space="preserve"> PAGEREF _Toc24350 \h </w:instrText>
           </w:r>
           <w:r>
             <w:fldChar w:fldCharType="separate"/>
           </w:r>
           <w:r>
-            <w:t>17</w:t>
+            <w:t>13</w:t>
           </w:r>
           <w:r>
             <w:fldChar w:fldCharType="end"/>
@@ -4503,22 +4076,9 @@
         <w:p>
           <w:pPr>
             <w:pStyle w:val="13"/>
-            <w:keepNext w:val="0"/>
-            <w:keepLines w:val="0"/>
-            <w:pageBreakBefore w:val="0"/>
-            <w:widowControl w:val="0"/>
             <w:tabs>
               <w:tab w:val="right" w:leader="dot" w:pos="8371"/>
             </w:tabs>
-            <w:kinsoku w:val="0"/>
-            <w:wordWrap/>
-            <w:overflowPunct/>
-            <w:topLinePunct w:val="0"/>
-            <w:autoSpaceDE w:val="0"/>
-            <w:autoSpaceDN w:val="0"/>
-            <w:bidi w:val="0"/>
-            <w:adjustRightInd w:val="0"/>
-            <w:snapToGrid w:val="0"/>
           </w:pPr>
           <w:r>
             <w:rPr>
@@ -4539,7 +4099,7 @@
               <w:szCs w:val="24"/>
               <w:lang w:val="en-US" w:eastAsia="en-US" w:bidi="ar-SA"/>
             </w:rPr>
-            <w:instrText xml:space="preserve"> HYPERLINK \l _Toc4823 </w:instrText>
+            <w:instrText xml:space="preserve"> HYPERLINK \l _Toc31634 </w:instrText>
           </w:r>
           <w:r>
             <w:rPr>
@@ -4555,14 +4115,10 @@
             <w:rPr>
               <w:rFonts w:hint="default"/>
             </w:rPr>
-            <w:t xml:space="preserve">5.3.5. </w:t>
-          </w:r>
-          <w:r>
-            <w:rPr>
-              <w:rFonts w:hint="eastAsia"/>
-              <w:lang w:val="en-US" w:eastAsia="zh-CN"/>
-            </w:rPr>
-            <w:t>新技术储备</w:t>
+            <w:t xml:space="preserve">6.2.2. </w:t>
+          </w:r>
+          <w:r>
+            <w:t>服务级别管理</w:t>
           </w:r>
           <w:r>
             <w:tab/>
@@ -4571,13 +4127,13 @@
             <w:fldChar w:fldCharType="begin"/>
           </w:r>
           <w:r>
-            <w:instrText xml:space="preserve"> PAGEREF _Toc4823 \h </w:instrText>
+            <w:instrText xml:space="preserve"> PAGEREF _Toc31634 \h </w:instrText>
           </w:r>
           <w:r>
             <w:fldChar w:fldCharType="separate"/>
           </w:r>
           <w:r>
-            <w:t>17</w:t>
+            <w:t>13</w:t>
           </w:r>
           <w:r>
             <w:fldChar w:fldCharType="end"/>
@@ -4596,23 +4152,10 @@
         </w:p>
         <w:p>
           <w:pPr>
-            <w:pStyle w:val="16"/>
-            <w:keepNext w:val="0"/>
-            <w:keepLines w:val="0"/>
-            <w:pageBreakBefore w:val="0"/>
-            <w:widowControl w:val="0"/>
+            <w:pStyle w:val="13"/>
             <w:tabs>
               <w:tab w:val="right" w:leader="dot" w:pos="8371"/>
             </w:tabs>
-            <w:kinsoku w:val="0"/>
-            <w:wordWrap/>
-            <w:overflowPunct/>
-            <w:topLinePunct w:val="0"/>
-            <w:autoSpaceDE w:val="0"/>
-            <w:autoSpaceDN w:val="0"/>
-            <w:bidi w:val="0"/>
-            <w:adjustRightInd w:val="0"/>
-            <w:snapToGrid w:val="0"/>
           </w:pPr>
           <w:r>
             <w:rPr>
@@ -4633,7 +4176,7 @@
               <w:szCs w:val="24"/>
               <w:lang w:val="en-US" w:eastAsia="en-US" w:bidi="ar-SA"/>
             </w:rPr>
-            <w:instrText xml:space="preserve"> HYPERLINK \l _Toc19866 </w:instrText>
+            <w:instrText xml:space="preserve"> HYPERLINK \l _Toc29805 </w:instrText>
           </w:r>
           <w:r>
             <w:rPr>
@@ -4649,10 +4192,10 @@
             <w:rPr>
               <w:rFonts w:hint="default"/>
             </w:rPr>
-            <w:t xml:space="preserve">6. </w:t>
-          </w:r>
-          <w:r>
-            <w:t>过程体系方面</w:t>
+            <w:t xml:space="preserve">6.2.3. </w:t>
+          </w:r>
+          <w:r>
+            <w:t>服务报告管理</w:t>
           </w:r>
           <w:r>
             <w:tab/>
@@ -4661,13 +4204,13 @@
             <w:fldChar w:fldCharType="begin"/>
           </w:r>
           <w:r>
-            <w:instrText xml:space="preserve"> PAGEREF _Toc19866 \h </w:instrText>
+            <w:instrText xml:space="preserve"> PAGEREF _Toc29805 \h </w:instrText>
           </w:r>
           <w:r>
             <w:fldChar w:fldCharType="separate"/>
           </w:r>
           <w:r>
-            <w:t>17</w:t>
+            <w:t>13</w:t>
           </w:r>
           <w:r>
             <w:fldChar w:fldCharType="end"/>
@@ -4686,23 +4229,10 @@
         </w:p>
         <w:p>
           <w:pPr>
-            <w:pStyle w:val="17"/>
-            <w:keepNext w:val="0"/>
-            <w:keepLines w:val="0"/>
-            <w:pageBreakBefore w:val="0"/>
-            <w:widowControl w:val="0"/>
+            <w:pStyle w:val="13"/>
             <w:tabs>
               <w:tab w:val="right" w:leader="dot" w:pos="8371"/>
             </w:tabs>
-            <w:kinsoku w:val="0"/>
-            <w:wordWrap/>
-            <w:overflowPunct/>
-            <w:topLinePunct w:val="0"/>
-            <w:autoSpaceDE w:val="0"/>
-            <w:autoSpaceDN w:val="0"/>
-            <w:bidi w:val="0"/>
-            <w:adjustRightInd w:val="0"/>
-            <w:snapToGrid w:val="0"/>
           </w:pPr>
           <w:r>
             <w:rPr>
@@ -4723,7 +4253,7 @@
               <w:szCs w:val="24"/>
               <w:lang w:val="en-US" w:eastAsia="en-US" w:bidi="ar-SA"/>
             </w:rPr>
-            <w:instrText xml:space="preserve"> HYPERLINK \l _Toc23100 </w:instrText>
+            <w:instrText xml:space="preserve"> HYPERLINK \l _Toc15845 </w:instrText>
           </w:r>
           <w:r>
             <w:rPr>
@@ -4739,10 +4269,10 @@
             <w:rPr>
               <w:rFonts w:hint="default"/>
             </w:rPr>
-            <w:t xml:space="preserve">6.1. </w:t>
-          </w:r>
-          <w:r>
-            <w:t>现状分析</w:t>
+            <w:t xml:space="preserve">6.2.4. </w:t>
+          </w:r>
+          <w:r>
+            <w:t>事件管理</w:t>
           </w:r>
           <w:r>
             <w:tab/>
@@ -4751,13 +4281,13 @@
             <w:fldChar w:fldCharType="begin"/>
           </w:r>
           <w:r>
-            <w:instrText xml:space="preserve"> PAGEREF _Toc23100 \h </w:instrText>
+            <w:instrText xml:space="preserve"> PAGEREF _Toc15845 \h </w:instrText>
           </w:r>
           <w:r>
             <w:fldChar w:fldCharType="separate"/>
           </w:r>
           <w:r>
-            <w:t>17</w:t>
+            <w:t>13</w:t>
           </w:r>
           <w:r>
             <w:fldChar w:fldCharType="end"/>
@@ -4776,23 +4306,10 @@
         </w:p>
         <w:p>
           <w:pPr>
-            <w:pStyle w:val="17"/>
-            <w:keepNext w:val="0"/>
-            <w:keepLines w:val="0"/>
-            <w:pageBreakBefore w:val="0"/>
-            <w:widowControl w:val="0"/>
+            <w:pStyle w:val="13"/>
             <w:tabs>
               <w:tab w:val="right" w:leader="dot" w:pos="8371"/>
             </w:tabs>
-            <w:kinsoku w:val="0"/>
-            <w:wordWrap/>
-            <w:overflowPunct/>
-            <w:topLinePunct w:val="0"/>
-            <w:autoSpaceDE w:val="0"/>
-            <w:autoSpaceDN w:val="0"/>
-            <w:bidi w:val="0"/>
-            <w:adjustRightInd w:val="0"/>
-            <w:snapToGrid w:val="0"/>
           </w:pPr>
           <w:r>
             <w:rPr>
@@ -4813,7 +4330,7 @@
               <w:szCs w:val="24"/>
               <w:lang w:val="en-US" w:eastAsia="en-US" w:bidi="ar-SA"/>
             </w:rPr>
-            <w:instrText xml:space="preserve"> HYPERLINK \l _Toc3650 </w:instrText>
+            <w:instrText xml:space="preserve"> HYPERLINK \l _Toc10579 </w:instrText>
           </w:r>
           <w:r>
             <w:rPr>
@@ -4829,10 +4346,10 @@
             <w:rPr>
               <w:rFonts w:hint="default"/>
             </w:rPr>
-            <w:t xml:space="preserve">6.2. </w:t>
-          </w:r>
-          <w:r>
-            <w:t>改进目标</w:t>
+            <w:t xml:space="preserve">6.2.5. </w:t>
+          </w:r>
+          <w:r>
+            <w:t>问题管理</w:t>
           </w:r>
           <w:r>
             <w:tab/>
@@ -4841,13 +4358,13 @@
             <w:fldChar w:fldCharType="begin"/>
           </w:r>
           <w:r>
-            <w:instrText xml:space="preserve"> PAGEREF _Toc3650 \h </w:instrText>
+            <w:instrText xml:space="preserve"> PAGEREF _Toc10579 \h </w:instrText>
           </w:r>
           <w:r>
             <w:fldChar w:fldCharType="separate"/>
           </w:r>
           <w:r>
-            <w:t>17</w:t>
+            <w:t>14</w:t>
           </w:r>
           <w:r>
             <w:fldChar w:fldCharType="end"/>
@@ -4867,22 +4384,9 @@
         <w:p>
           <w:pPr>
             <w:pStyle w:val="13"/>
-            <w:keepNext w:val="0"/>
-            <w:keepLines w:val="0"/>
-            <w:pageBreakBefore w:val="0"/>
-            <w:widowControl w:val="0"/>
             <w:tabs>
               <w:tab w:val="right" w:leader="dot" w:pos="8371"/>
             </w:tabs>
-            <w:kinsoku w:val="0"/>
-            <w:wordWrap/>
-            <w:overflowPunct/>
-            <w:topLinePunct w:val="0"/>
-            <w:autoSpaceDE w:val="0"/>
-            <w:autoSpaceDN w:val="0"/>
-            <w:bidi w:val="0"/>
-            <w:adjustRightInd w:val="0"/>
-            <w:snapToGrid w:val="0"/>
           </w:pPr>
           <w:r>
             <w:rPr>
@@ -4903,7 +4407,7 @@
               <w:szCs w:val="24"/>
               <w:lang w:val="en-US" w:eastAsia="en-US" w:bidi="ar-SA"/>
             </w:rPr>
-            <w:instrText xml:space="preserve"> HYPERLINK \l _Toc29280 </w:instrText>
+            <w:instrText xml:space="preserve"> HYPERLINK \l _Toc9140 </w:instrText>
           </w:r>
           <w:r>
             <w:rPr>
@@ -4918,16 +4422,11 @@
           <w:r>
             <w:rPr>
               <w:rFonts w:hint="default"/>
-              <w:lang w:val="en-US" w:eastAsia="zh-CN"/>
             </w:rPr>
-            <w:t xml:space="preserve">6.2.1. </w:t>
-          </w:r>
-          <w:r>
-            <w:rPr>
-              <w:rFonts w:hint="eastAsia"/>
-              <w:lang w:val="en-US" w:eastAsia="zh-CN"/>
-            </w:rPr>
-            <w:t>过程框架设计</w:t>
+            <w:t xml:space="preserve">6.2.6. </w:t>
+          </w:r>
+          <w:r>
+            <w:t>变更管理</w:t>
           </w:r>
           <w:r>
             <w:tab/>
@@ -4936,13 +4435,13 @@
             <w:fldChar w:fldCharType="begin"/>
           </w:r>
           <w:r>
-            <w:instrText xml:space="preserve"> PAGEREF _Toc29280 \h </w:instrText>
+            <w:instrText xml:space="preserve"> PAGEREF _Toc9140 \h </w:instrText>
           </w:r>
           <w:r>
             <w:fldChar w:fldCharType="separate"/>
           </w:r>
           <w:r>
-            <w:t>17</w:t>
+            <w:t>14</w:t>
           </w:r>
           <w:r>
             <w:fldChar w:fldCharType="end"/>
@@ -4962,22 +4461,9 @@
         <w:p>
           <w:pPr>
             <w:pStyle w:val="13"/>
-            <w:keepNext w:val="0"/>
-            <w:keepLines w:val="0"/>
-            <w:pageBreakBefore w:val="0"/>
-            <w:widowControl w:val="0"/>
             <w:tabs>
               <w:tab w:val="right" w:leader="dot" w:pos="8371"/>
             </w:tabs>
-            <w:kinsoku w:val="0"/>
-            <w:wordWrap/>
-            <w:overflowPunct/>
-            <w:topLinePunct w:val="0"/>
-            <w:autoSpaceDE w:val="0"/>
-            <w:autoSpaceDN w:val="0"/>
-            <w:bidi w:val="0"/>
-            <w:adjustRightInd w:val="0"/>
-            <w:snapToGrid w:val="0"/>
           </w:pPr>
           <w:r>
             <w:rPr>
@@ -4998,7 +4484,7 @@
               <w:szCs w:val="24"/>
               <w:lang w:val="en-US" w:eastAsia="en-US" w:bidi="ar-SA"/>
             </w:rPr>
-            <w:instrText xml:space="preserve"> HYPERLINK \l _Toc23462 </w:instrText>
+            <w:instrText xml:space="preserve"> HYPERLINK \l _Toc514 </w:instrText>
           </w:r>
           <w:r>
             <w:rPr>
@@ -5013,11 +4499,19 @@
           <w:r>
             <w:rPr>
               <w:rFonts w:hint="default"/>
+              <w:lang w:val="en-US" w:eastAsia="zh-CN"/>
             </w:rPr>
-            <w:t xml:space="preserve">6.2.2. </w:t>
-          </w:r>
-          <w:r>
-            <w:t>服务级别管理</w:t>
+            <w:t xml:space="preserve">6.2.7. </w:t>
+          </w:r>
+          <w:r>
+            <w:t>发布</w:t>
+          </w:r>
+          <w:r>
+            <w:rPr>
+              <w:rFonts w:hint="eastAsia"/>
+              <w:lang w:val="en-US" w:eastAsia="zh-CN"/>
+            </w:rPr>
+            <w:t>管理</w:t>
           </w:r>
           <w:r>
             <w:tab/>
@@ -5026,13 +4520,13 @@
             <w:fldChar w:fldCharType="begin"/>
           </w:r>
           <w:r>
-            <w:instrText xml:space="preserve"> PAGEREF _Toc23462 \h </w:instrText>
+            <w:instrText xml:space="preserve"> PAGEREF _Toc514 \h </w:instrText>
           </w:r>
           <w:r>
             <w:fldChar w:fldCharType="separate"/>
           </w:r>
           <w:r>
-            <w:t>18</w:t>
+            <w:t>14</w:t>
           </w:r>
           <w:r>
             <w:fldChar w:fldCharType="end"/>
@@ -5052,22 +4546,9 @@
         <w:p>
           <w:pPr>
             <w:pStyle w:val="13"/>
-            <w:keepNext w:val="0"/>
-            <w:keepLines w:val="0"/>
-            <w:pageBreakBefore w:val="0"/>
-            <w:widowControl w:val="0"/>
             <w:tabs>
               <w:tab w:val="right" w:leader="dot" w:pos="8371"/>
             </w:tabs>
-            <w:kinsoku w:val="0"/>
-            <w:wordWrap/>
-            <w:overflowPunct/>
-            <w:topLinePunct w:val="0"/>
-            <w:autoSpaceDE w:val="0"/>
-            <w:autoSpaceDN w:val="0"/>
-            <w:bidi w:val="0"/>
-            <w:adjustRightInd w:val="0"/>
-            <w:snapToGrid w:val="0"/>
           </w:pPr>
           <w:r>
             <w:rPr>
@@ -5088,7 +4569,7 @@
               <w:szCs w:val="24"/>
               <w:lang w:val="en-US" w:eastAsia="en-US" w:bidi="ar-SA"/>
             </w:rPr>
-            <w:instrText xml:space="preserve"> HYPERLINK \l _Toc23651 </w:instrText>
+            <w:instrText xml:space="preserve"> HYPERLINK \l _Toc13429 </w:instrText>
           </w:r>
           <w:r>
             <w:rPr>
@@ -5103,11 +4584,19 @@
           <w:r>
             <w:rPr>
               <w:rFonts w:hint="default"/>
+              <w:lang w:val="en-US" w:eastAsia="zh-CN"/>
             </w:rPr>
-            <w:t xml:space="preserve">6.2.3. </w:t>
-          </w:r>
-          <w:r>
-            <w:t>服务报告管理</w:t>
+            <w:t xml:space="preserve">6.2.8. </w:t>
+          </w:r>
+          <w:r>
+            <w:rPr>
+              <w:rFonts w:hint="eastAsia"/>
+              <w:lang w:val="en-US" w:eastAsia="zh-CN"/>
+            </w:rPr>
+            <w:t>配置</w:t>
+          </w:r>
+          <w:r>
+            <w:t>管理</w:t>
           </w:r>
           <w:r>
             <w:tab/>
@@ -5116,13 +4605,13 @@
             <w:fldChar w:fldCharType="begin"/>
           </w:r>
           <w:r>
-            <w:instrText xml:space="preserve"> PAGEREF _Toc23651 \h </w:instrText>
+            <w:instrText xml:space="preserve"> PAGEREF _Toc13429 \h </w:instrText>
           </w:r>
           <w:r>
             <w:fldChar w:fldCharType="separate"/>
           </w:r>
           <w:r>
-            <w:t>18</w:t>
+            <w:t>14</w:t>
           </w:r>
           <w:r>
             <w:fldChar w:fldCharType="end"/>
@@ -5142,22 +4631,9 @@
         <w:p>
           <w:pPr>
             <w:pStyle w:val="13"/>
-            <w:keepNext w:val="0"/>
-            <w:keepLines w:val="0"/>
-            <w:pageBreakBefore w:val="0"/>
-            <w:widowControl w:val="0"/>
             <w:tabs>
               <w:tab w:val="right" w:leader="dot" w:pos="8371"/>
             </w:tabs>
-            <w:kinsoku w:val="0"/>
-            <w:wordWrap/>
-            <w:overflowPunct/>
-            <w:topLinePunct w:val="0"/>
-            <w:autoSpaceDE w:val="0"/>
-            <w:autoSpaceDN w:val="0"/>
-            <w:bidi w:val="0"/>
-            <w:adjustRightInd w:val="0"/>
-            <w:snapToGrid w:val="0"/>
           </w:pPr>
           <w:r>
             <w:rPr>
@@ -5178,7 +4654,7 @@
               <w:szCs w:val="24"/>
               <w:lang w:val="en-US" w:eastAsia="en-US" w:bidi="ar-SA"/>
             </w:rPr>
-            <w:instrText xml:space="preserve"> HYPERLINK \l _Toc27696 </w:instrText>
+            <w:instrText xml:space="preserve"> HYPERLINK \l _Toc21498 </w:instrText>
           </w:r>
           <w:r>
             <w:rPr>
@@ -5193,11 +4669,16 @@
           <w:r>
             <w:rPr>
               <w:rFonts w:hint="default"/>
+              <w:lang w:val="en-US" w:eastAsia="zh-CN"/>
             </w:rPr>
-            <w:t xml:space="preserve">6.2.4. </w:t>
-          </w:r>
-          <w:r>
-            <w:t>事件管理</w:t>
+            <w:t xml:space="preserve">6.2.9. </w:t>
+          </w:r>
+          <w:r>
+            <w:rPr>
+              <w:rFonts w:hint="eastAsia"/>
+              <w:lang w:val="en-US" w:eastAsia="zh-CN"/>
+            </w:rPr>
+            <w:t>服务可用性和连续性管理</w:t>
           </w:r>
           <w:r>
             <w:tab/>
@@ -5206,13 +4687,13 @@
             <w:fldChar w:fldCharType="begin"/>
           </w:r>
           <w:r>
-            <w:instrText xml:space="preserve"> PAGEREF _Toc27696 \h </w:instrText>
+            <w:instrText xml:space="preserve"> PAGEREF _Toc21498 \h </w:instrText>
           </w:r>
           <w:r>
             <w:fldChar w:fldCharType="separate"/>
           </w:r>
           <w:r>
-            <w:t>18</w:t>
+            <w:t>15</w:t>
           </w:r>
           <w:r>
             <w:fldChar w:fldCharType="end"/>
@@ -5232,22 +4713,9 @@
         <w:p>
           <w:pPr>
             <w:pStyle w:val="13"/>
-            <w:keepNext w:val="0"/>
-            <w:keepLines w:val="0"/>
-            <w:pageBreakBefore w:val="0"/>
-            <w:widowControl w:val="0"/>
             <w:tabs>
               <w:tab w:val="right" w:leader="dot" w:pos="8371"/>
             </w:tabs>
-            <w:kinsoku w:val="0"/>
-            <w:wordWrap/>
-            <w:overflowPunct/>
-            <w:topLinePunct w:val="0"/>
-            <w:autoSpaceDE w:val="0"/>
-            <w:autoSpaceDN w:val="0"/>
-            <w:bidi w:val="0"/>
-            <w:adjustRightInd w:val="0"/>
-            <w:snapToGrid w:val="0"/>
           </w:pPr>
           <w:r>
             <w:rPr>
@@ -5268,7 +4736,7 @@
               <w:szCs w:val="24"/>
               <w:lang w:val="en-US" w:eastAsia="en-US" w:bidi="ar-SA"/>
             </w:rPr>
-            <w:instrText xml:space="preserve"> HYPERLINK \l _Toc28584 </w:instrText>
+            <w:instrText xml:space="preserve"> HYPERLINK \l _Toc13309 </w:instrText>
           </w:r>
           <w:r>
             <w:rPr>
@@ -5283,11 +4751,16 @@
           <w:r>
             <w:rPr>
               <w:rFonts w:hint="default"/>
+              <w:lang w:val="en-US" w:eastAsia="zh-CN"/>
             </w:rPr>
-            <w:t xml:space="preserve">6.2.5. </w:t>
-          </w:r>
-          <w:r>
-            <w:t>问题管理</w:t>
+            <w:t xml:space="preserve">6.2.10. </w:t>
+          </w:r>
+          <w:r>
+            <w:rPr>
+              <w:rFonts w:hint="eastAsia"/>
+              <w:lang w:val="en-US" w:eastAsia="zh-CN"/>
+            </w:rPr>
+            <w:t>容量管理</w:t>
           </w:r>
           <w:r>
             <w:tab/>
@@ -5296,13 +4769,13 @@
             <w:fldChar w:fldCharType="begin"/>
           </w:r>
           <w:r>
-            <w:instrText xml:space="preserve"> PAGEREF _Toc28584 \h </w:instrText>
+            <w:instrText xml:space="preserve"> PAGEREF _Toc13309 \h </w:instrText>
           </w:r>
           <w:r>
             <w:fldChar w:fldCharType="separate"/>
           </w:r>
           <w:r>
-            <w:t>18</w:t>
+            <w:t>15</w:t>
           </w:r>
           <w:r>
             <w:fldChar w:fldCharType="end"/>
@@ -5322,22 +4795,9 @@
         <w:p>
           <w:pPr>
             <w:pStyle w:val="13"/>
-            <w:keepNext w:val="0"/>
-            <w:keepLines w:val="0"/>
-            <w:pageBreakBefore w:val="0"/>
-            <w:widowControl w:val="0"/>
             <w:tabs>
               <w:tab w:val="right" w:leader="dot" w:pos="8371"/>
             </w:tabs>
-            <w:kinsoku w:val="0"/>
-            <w:wordWrap/>
-            <w:overflowPunct/>
-            <w:topLinePunct w:val="0"/>
-            <w:autoSpaceDE w:val="0"/>
-            <w:autoSpaceDN w:val="0"/>
-            <w:bidi w:val="0"/>
-            <w:adjustRightInd w:val="0"/>
-            <w:snapToGrid w:val="0"/>
           </w:pPr>
           <w:r>
             <w:rPr>
@@ -5358,7 +4818,7 @@
               <w:szCs w:val="24"/>
               <w:lang w:val="en-US" w:eastAsia="en-US" w:bidi="ar-SA"/>
             </w:rPr>
-            <w:instrText xml:space="preserve"> HYPERLINK \l _Toc20946 </w:instrText>
+            <w:instrText xml:space="preserve"> HYPERLINK \l _Toc28333 </w:instrText>
           </w:r>
           <w:r>
             <w:rPr>
@@ -5374,10 +4834,10 @@
             <w:rPr>
               <w:rFonts w:hint="default"/>
             </w:rPr>
-            <w:t xml:space="preserve">6.2.6. </w:t>
-          </w:r>
-          <w:r>
-            <w:t>变更管理</w:t>
+            <w:t xml:space="preserve">6.2.11. </w:t>
+          </w:r>
+          <w:r>
+            <w:t>信息安全管理</w:t>
           </w:r>
           <w:r>
             <w:tab/>
@@ -5386,13 +4846,13 @@
             <w:fldChar w:fldCharType="begin"/>
           </w:r>
           <w:r>
-            <w:instrText xml:space="preserve"> PAGEREF _Toc20946 \h </w:instrText>
+            <w:instrText xml:space="preserve"> PAGEREF _Toc28333 \h </w:instrText>
           </w:r>
           <w:r>
             <w:fldChar w:fldCharType="separate"/>
           </w:r>
           <w:r>
-            <w:t>19</w:t>
+            <w:t>15</w:t>
           </w:r>
           <w:r>
             <w:fldChar w:fldCharType="end"/>
@@ -5411,23 +4871,10 @@
         </w:p>
         <w:p>
           <w:pPr>
-            <w:pStyle w:val="13"/>
-            <w:keepNext w:val="0"/>
-            <w:keepLines w:val="0"/>
-            <w:pageBreakBefore w:val="0"/>
-            <w:widowControl w:val="0"/>
+            <w:pStyle w:val="17"/>
             <w:tabs>
               <w:tab w:val="right" w:leader="dot" w:pos="8371"/>
             </w:tabs>
-            <w:kinsoku w:val="0"/>
-            <w:wordWrap/>
-            <w:overflowPunct/>
-            <w:topLinePunct w:val="0"/>
-            <w:autoSpaceDE w:val="0"/>
-            <w:autoSpaceDN w:val="0"/>
-            <w:bidi w:val="0"/>
-            <w:adjustRightInd w:val="0"/>
-            <w:snapToGrid w:val="0"/>
           </w:pPr>
           <w:r>
             <w:rPr>
@@ -5448,7 +4895,7 @@
               <w:szCs w:val="24"/>
               <w:lang w:val="en-US" w:eastAsia="en-US" w:bidi="ar-SA"/>
             </w:rPr>
-            <w:instrText xml:space="preserve"> HYPERLINK \l _Toc5649 </w:instrText>
+            <w:instrText xml:space="preserve"> HYPERLINK \l _Toc11047 </w:instrText>
           </w:r>
           <w:r>
             <w:rPr>
@@ -5463,19 +4910,11 @@
           <w:r>
             <w:rPr>
               <w:rFonts w:hint="default"/>
-              <w:lang w:val="en-US" w:eastAsia="zh-CN"/>
             </w:rPr>
-            <w:t xml:space="preserve">6.2.7. </w:t>
-          </w:r>
-          <w:r>
-            <w:t>发布</w:t>
-          </w:r>
-          <w:r>
-            <w:rPr>
-              <w:rFonts w:hint="eastAsia"/>
-              <w:lang w:val="en-US" w:eastAsia="zh-CN"/>
-            </w:rPr>
-            <w:t>管理</w:t>
+            <w:t xml:space="preserve">6.3. </w:t>
+          </w:r>
+          <w:r>
+            <w:t>实施计划</w:t>
           </w:r>
           <w:r>
             <w:tab/>
@@ -5484,13 +4923,13 @@
             <w:fldChar w:fldCharType="begin"/>
           </w:r>
           <w:r>
-            <w:instrText xml:space="preserve"> PAGEREF _Toc5649 \h </w:instrText>
+            <w:instrText xml:space="preserve"> PAGEREF _Toc11047 \h </w:instrText>
           </w:r>
           <w:r>
             <w:fldChar w:fldCharType="separate"/>
           </w:r>
           <w:r>
-            <w:t>19</w:t>
+            <w:t>15</w:t>
           </w:r>
           <w:r>
             <w:fldChar w:fldCharType="end"/>
@@ -5509,23 +4948,10 @@
         </w:p>
         <w:p>
           <w:pPr>
-            <w:pStyle w:val="13"/>
-            <w:keepNext w:val="0"/>
-            <w:keepLines w:val="0"/>
-            <w:pageBreakBefore w:val="0"/>
-            <w:widowControl w:val="0"/>
+            <w:pStyle w:val="16"/>
             <w:tabs>
               <w:tab w:val="right" w:leader="dot" w:pos="8371"/>
             </w:tabs>
-            <w:kinsoku w:val="0"/>
-            <w:wordWrap/>
-            <w:overflowPunct/>
-            <w:topLinePunct w:val="0"/>
-            <w:autoSpaceDE w:val="0"/>
-            <w:autoSpaceDN w:val="0"/>
-            <w:bidi w:val="0"/>
-            <w:adjustRightInd w:val="0"/>
-            <w:snapToGrid w:val="0"/>
           </w:pPr>
           <w:r>
             <w:rPr>
@@ -5546,7 +4972,7 @@
               <w:szCs w:val="24"/>
               <w:lang w:val="en-US" w:eastAsia="en-US" w:bidi="ar-SA"/>
             </w:rPr>
-            <w:instrText xml:space="preserve"> HYPERLINK \l _Toc14289 </w:instrText>
+            <w:instrText xml:space="preserve"> HYPERLINK \l _Toc31242 </w:instrText>
           </w:r>
           <w:r>
             <w:rPr>
@@ -5561,19 +4987,11 @@
           <w:r>
             <w:rPr>
               <w:rFonts w:hint="default"/>
-              <w:lang w:val="en-US" w:eastAsia="zh-CN"/>
             </w:rPr>
-            <w:t xml:space="preserve">6.2.8. </w:t>
-          </w:r>
-          <w:r>
-            <w:rPr>
-              <w:rFonts w:hint="eastAsia"/>
-              <w:lang w:val="en-US" w:eastAsia="zh-CN"/>
-            </w:rPr>
-            <w:t>配置</w:t>
-          </w:r>
-          <w:r>
-            <w:t>管理</w:t>
+            <w:t xml:space="preserve">7. </w:t>
+          </w:r>
+          <w:r>
+            <w:t>交付管理</w:t>
           </w:r>
           <w:r>
             <w:tab/>
@@ -5582,7 +5000,7 @@
             <w:fldChar w:fldCharType="begin"/>
           </w:r>
           <w:r>
-            <w:instrText xml:space="preserve"> PAGEREF _Toc14289 \h </w:instrText>
+            <w:instrText xml:space="preserve"> PAGEREF _Toc31242 \h </w:instrText>
           </w:r>
           <w:r>
             <w:fldChar w:fldCharType="separate"/>
@@ -5607,23 +5025,10 @@
         </w:p>
         <w:p>
           <w:pPr>
-            <w:pStyle w:val="13"/>
-            <w:keepNext w:val="0"/>
-            <w:keepLines w:val="0"/>
-            <w:pageBreakBefore w:val="0"/>
-            <w:widowControl w:val="0"/>
+            <w:pStyle w:val="17"/>
             <w:tabs>
               <w:tab w:val="right" w:leader="dot" w:pos="8371"/>
             </w:tabs>
-            <w:kinsoku w:val="0"/>
-            <w:wordWrap/>
-            <w:overflowPunct/>
-            <w:topLinePunct w:val="0"/>
-            <w:autoSpaceDE w:val="0"/>
-            <w:autoSpaceDN w:val="0"/>
-            <w:bidi w:val="0"/>
-            <w:adjustRightInd w:val="0"/>
-            <w:snapToGrid w:val="0"/>
           </w:pPr>
           <w:r>
             <w:rPr>
@@ -5644,7 +5049,7 @@
               <w:szCs w:val="24"/>
               <w:lang w:val="en-US" w:eastAsia="en-US" w:bidi="ar-SA"/>
             </w:rPr>
-            <w:instrText xml:space="preserve"> HYPERLINK \l _Toc15115 </w:instrText>
+            <w:instrText xml:space="preserve"> HYPERLINK \l _Toc25240 </w:instrText>
           </w:r>
           <w:r>
             <w:rPr>
@@ -5659,16 +5064,11 @@
           <w:r>
             <w:rPr>
               <w:rFonts w:hint="default"/>
-              <w:lang w:val="en-US" w:eastAsia="zh-CN"/>
             </w:rPr>
-            <w:t xml:space="preserve">6.2.9. </w:t>
-          </w:r>
-          <w:r>
-            <w:rPr>
-              <w:rFonts w:hint="eastAsia"/>
-              <w:lang w:val="en-US" w:eastAsia="zh-CN"/>
-            </w:rPr>
-            <w:t>服务可用性和连续性管理</w:t>
+            <w:t xml:space="preserve">7.1. </w:t>
+          </w:r>
+          <w:r>
+            <w:t>现状分析</w:t>
           </w:r>
           <w:r>
             <w:tab/>
@@ -5677,7 +5077,7 @@
             <w:fldChar w:fldCharType="begin"/>
           </w:r>
           <w:r>
-            <w:instrText xml:space="preserve"> PAGEREF _Toc15115 \h </w:instrText>
+            <w:instrText xml:space="preserve"> PAGEREF _Toc25240 \h </w:instrText>
           </w:r>
           <w:r>
             <w:fldChar w:fldCharType="separate"/>
@@ -5702,23 +5102,10 @@
         </w:p>
         <w:p>
           <w:pPr>
-            <w:pStyle w:val="13"/>
-            <w:keepNext w:val="0"/>
-            <w:keepLines w:val="0"/>
-            <w:pageBreakBefore w:val="0"/>
-            <w:widowControl w:val="0"/>
+            <w:pStyle w:val="17"/>
             <w:tabs>
               <w:tab w:val="right" w:leader="dot" w:pos="8371"/>
             </w:tabs>
-            <w:kinsoku w:val="0"/>
-            <w:wordWrap/>
-            <w:overflowPunct/>
-            <w:topLinePunct w:val="0"/>
-            <w:autoSpaceDE w:val="0"/>
-            <w:autoSpaceDN w:val="0"/>
-            <w:bidi w:val="0"/>
-            <w:adjustRightInd w:val="0"/>
-            <w:snapToGrid w:val="0"/>
           </w:pPr>
           <w:r>
             <w:rPr>
@@ -5739,7 +5126,7 @@
               <w:szCs w:val="24"/>
               <w:lang w:val="en-US" w:eastAsia="en-US" w:bidi="ar-SA"/>
             </w:rPr>
-            <w:instrText xml:space="preserve"> HYPERLINK \l _Toc7195 </w:instrText>
+            <w:instrText xml:space="preserve"> HYPERLINK \l _Toc17080 </w:instrText>
           </w:r>
           <w:r>
             <w:rPr>
@@ -5754,16 +5141,11 @@
           <w:r>
             <w:rPr>
               <w:rFonts w:hint="default"/>
-              <w:lang w:val="en-US" w:eastAsia="zh-CN"/>
             </w:rPr>
-            <w:t xml:space="preserve">6.2.10. </w:t>
-          </w:r>
-          <w:r>
-            <w:rPr>
-              <w:rFonts w:hint="eastAsia"/>
-              <w:lang w:val="en-US" w:eastAsia="zh-CN"/>
-            </w:rPr>
-            <w:t>容量管理</w:t>
+            <w:t xml:space="preserve">7.2. </w:t>
+          </w:r>
+          <w:r>
+            <w:t>改进目标</w:t>
           </w:r>
           <w:r>
             <w:tab/>
@@ -5772,7 +5154,7 @@
             <w:fldChar w:fldCharType="begin"/>
           </w:r>
           <w:r>
-            <w:instrText xml:space="preserve"> PAGEREF _Toc7195 \h </w:instrText>
+            <w:instrText xml:space="preserve"> PAGEREF _Toc17080 \h </w:instrText>
           </w:r>
           <w:r>
             <w:fldChar w:fldCharType="separate"/>
@@ -5797,23 +5179,10 @@
         </w:p>
         <w:p>
           <w:pPr>
-            <w:pStyle w:val="13"/>
-            <w:keepNext w:val="0"/>
-            <w:keepLines w:val="0"/>
-            <w:pageBreakBefore w:val="0"/>
-            <w:widowControl w:val="0"/>
+            <w:pStyle w:val="17"/>
             <w:tabs>
               <w:tab w:val="right" w:leader="dot" w:pos="8371"/>
             </w:tabs>
-            <w:kinsoku w:val="0"/>
-            <w:wordWrap/>
-            <w:overflowPunct/>
-            <w:topLinePunct w:val="0"/>
-            <w:autoSpaceDE w:val="0"/>
-            <w:autoSpaceDN w:val="0"/>
-            <w:bidi w:val="0"/>
-            <w:adjustRightInd w:val="0"/>
-            <w:snapToGrid w:val="0"/>
           </w:pPr>
           <w:r>
             <w:rPr>
@@ -5834,7 +5203,7 @@
               <w:szCs w:val="24"/>
               <w:lang w:val="en-US" w:eastAsia="en-US" w:bidi="ar-SA"/>
             </w:rPr>
-            <w:instrText xml:space="preserve"> HYPERLINK \l _Toc3105 </w:instrText>
+            <w:instrText xml:space="preserve"> HYPERLINK \l _Toc18604 </w:instrText>
           </w:r>
           <w:r>
             <w:rPr>
@@ -5850,10 +5219,10 @@
             <w:rPr>
               <w:rFonts w:hint="default"/>
             </w:rPr>
-            <w:t xml:space="preserve">6.2.11. </w:t>
-          </w:r>
-          <w:r>
-            <w:t>信息安全管理</w:t>
+            <w:t xml:space="preserve">7.3. </w:t>
+          </w:r>
+          <w:r>
+            <w:t>实施计划</w:t>
           </w:r>
           <w:r>
             <w:tab/>
@@ -5862,7 +5231,7 @@
             <w:fldChar w:fldCharType="begin"/>
           </w:r>
           <w:r>
-            <w:instrText xml:space="preserve"> PAGEREF _Toc3105 \h </w:instrText>
+            <w:instrText xml:space="preserve"> PAGEREF _Toc18604 \h </w:instrText>
           </w:r>
           <w:r>
             <w:fldChar w:fldCharType="separate"/>
@@ -5887,23 +5256,10 @@
         </w:p>
         <w:p>
           <w:pPr>
-            <w:pStyle w:val="17"/>
-            <w:keepNext w:val="0"/>
-            <w:keepLines w:val="0"/>
-            <w:pageBreakBefore w:val="0"/>
-            <w:widowControl w:val="0"/>
+            <w:pStyle w:val="16"/>
             <w:tabs>
               <w:tab w:val="right" w:leader="dot" w:pos="8371"/>
             </w:tabs>
-            <w:kinsoku w:val="0"/>
-            <w:wordWrap/>
-            <w:overflowPunct/>
-            <w:topLinePunct w:val="0"/>
-            <w:autoSpaceDE w:val="0"/>
-            <w:autoSpaceDN w:val="0"/>
-            <w:bidi w:val="0"/>
-            <w:adjustRightInd w:val="0"/>
-            <w:snapToGrid w:val="0"/>
           </w:pPr>
           <w:r>
             <w:rPr>
@@ -5924,7 +5280,7 @@
               <w:szCs w:val="24"/>
               <w:lang w:val="en-US" w:eastAsia="en-US" w:bidi="ar-SA"/>
             </w:rPr>
-            <w:instrText xml:space="preserve"> HYPERLINK \l _Toc18463 </w:instrText>
+            <w:instrText xml:space="preserve"> HYPERLINK \l _Toc10435 </w:instrText>
           </w:r>
           <w:r>
             <w:rPr>
@@ -5940,10 +5296,10 @@
             <w:rPr>
               <w:rFonts w:hint="default"/>
             </w:rPr>
-            <w:t xml:space="preserve">6.3. </w:t>
-          </w:r>
-          <w:r>
-            <w:t>实施计划</w:t>
+            <w:t xml:space="preserve">8. </w:t>
+          </w:r>
+          <w:r>
+            <w:t>应急响应</w:t>
           </w:r>
           <w:r>
             <w:tab/>
@@ -5952,7 +5308,7 @@
             <w:fldChar w:fldCharType="begin"/>
           </w:r>
           <w:r>
-            <w:instrText xml:space="preserve"> PAGEREF _Toc18463 \h </w:instrText>
+            <w:instrText xml:space="preserve"> PAGEREF _Toc10435 \h </w:instrText>
           </w:r>
           <w:r>
             <w:fldChar w:fldCharType="separate"/>
@@ -5977,23 +5333,10 @@
         </w:p>
         <w:p>
           <w:pPr>
-            <w:pStyle w:val="16"/>
-            <w:keepNext w:val="0"/>
-            <w:keepLines w:val="0"/>
-            <w:pageBreakBefore w:val="0"/>
-            <w:widowControl w:val="0"/>
+            <w:pStyle w:val="17"/>
             <w:tabs>
               <w:tab w:val="right" w:leader="dot" w:pos="8371"/>
             </w:tabs>
-            <w:kinsoku w:val="0"/>
-            <w:wordWrap/>
-            <w:overflowPunct/>
-            <w:topLinePunct w:val="0"/>
-            <w:autoSpaceDE w:val="0"/>
-            <w:autoSpaceDN w:val="0"/>
-            <w:bidi w:val="0"/>
-            <w:adjustRightInd w:val="0"/>
-            <w:snapToGrid w:val="0"/>
           </w:pPr>
           <w:r>
             <w:rPr>
@@ -6014,7 +5357,7 @@
               <w:szCs w:val="24"/>
               <w:lang w:val="en-US" w:eastAsia="en-US" w:bidi="ar-SA"/>
             </w:rPr>
-            <w:instrText xml:space="preserve"> HYPERLINK \l _Toc24294 </w:instrText>
+            <w:instrText xml:space="preserve"> HYPERLINK \l _Toc17367 </w:instrText>
           </w:r>
           <w:r>
             <w:rPr>
@@ -6030,10 +5373,10 @@
             <w:rPr>
               <w:rFonts w:hint="default"/>
             </w:rPr>
-            <w:t xml:space="preserve">7. </w:t>
-          </w:r>
-          <w:r>
-            <w:t>交付管理</w:t>
+            <w:t xml:space="preserve">8.1. </w:t>
+          </w:r>
+          <w:r>
+            <w:t>现状分析</w:t>
           </w:r>
           <w:r>
             <w:tab/>
@@ -6042,13 +5385,13 @@
             <w:fldChar w:fldCharType="begin"/>
           </w:r>
           <w:r>
-            <w:instrText xml:space="preserve"> PAGEREF _Toc24294 \h </w:instrText>
+            <w:instrText xml:space="preserve"> PAGEREF _Toc17367 \h </w:instrText>
           </w:r>
           <w:r>
             <w:fldChar w:fldCharType="separate"/>
           </w:r>
           <w:r>
-            <w:t>24</w:t>
+            <w:t>20</w:t>
           </w:r>
           <w:r>
             <w:fldChar w:fldCharType="end"/>
@@ -6068,22 +5411,9 @@
         <w:p>
           <w:pPr>
             <w:pStyle w:val="17"/>
-            <w:keepNext w:val="0"/>
-            <w:keepLines w:val="0"/>
-            <w:pageBreakBefore w:val="0"/>
-            <w:widowControl w:val="0"/>
             <w:tabs>
               <w:tab w:val="right" w:leader="dot" w:pos="8371"/>
             </w:tabs>
-            <w:kinsoku w:val="0"/>
-            <w:wordWrap/>
-            <w:overflowPunct/>
-            <w:topLinePunct w:val="0"/>
-            <w:autoSpaceDE w:val="0"/>
-            <w:autoSpaceDN w:val="0"/>
-            <w:bidi w:val="0"/>
-            <w:adjustRightInd w:val="0"/>
-            <w:snapToGrid w:val="0"/>
           </w:pPr>
           <w:r>
             <w:rPr>
@@ -6104,7 +5434,7 @@
               <w:szCs w:val="24"/>
               <w:lang w:val="en-US" w:eastAsia="en-US" w:bidi="ar-SA"/>
             </w:rPr>
-            <w:instrText xml:space="preserve"> HYPERLINK \l _Toc11641 </w:instrText>
+            <w:instrText xml:space="preserve"> HYPERLINK \l _Toc19715 </w:instrText>
           </w:r>
           <w:r>
             <w:rPr>
@@ -6120,10 +5450,10 @@
             <w:rPr>
               <w:rFonts w:hint="default"/>
             </w:rPr>
-            <w:t xml:space="preserve">7.1. </w:t>
-          </w:r>
-          <w:r>
-            <w:t>现状分析</w:t>
+            <w:t xml:space="preserve">8.2. </w:t>
+          </w:r>
+          <w:r>
+            <w:t>改进目标</w:t>
           </w:r>
           <w:r>
             <w:tab/>
@@ -6132,13 +5462,13 @@
             <w:fldChar w:fldCharType="begin"/>
           </w:r>
           <w:r>
-            <w:instrText xml:space="preserve"> PAGEREF _Toc11641 \h </w:instrText>
+            <w:instrText xml:space="preserve"> PAGEREF _Toc19715 \h </w:instrText>
           </w:r>
           <w:r>
             <w:fldChar w:fldCharType="separate"/>
           </w:r>
           <w:r>
-            <w:t>24</w:t>
+            <w:t>21</w:t>
           </w:r>
           <w:r>
             <w:fldChar w:fldCharType="end"/>
@@ -6158,22 +5488,9 @@
         <w:p>
           <w:pPr>
             <w:pStyle w:val="17"/>
-            <w:keepNext w:val="0"/>
-            <w:keepLines w:val="0"/>
-            <w:pageBreakBefore w:val="0"/>
-            <w:widowControl w:val="0"/>
             <w:tabs>
               <w:tab w:val="right" w:leader="dot" w:pos="8371"/>
             </w:tabs>
-            <w:kinsoku w:val="0"/>
-            <w:wordWrap/>
-            <w:overflowPunct/>
-            <w:topLinePunct w:val="0"/>
-            <w:autoSpaceDE w:val="0"/>
-            <w:autoSpaceDN w:val="0"/>
-            <w:bidi w:val="0"/>
-            <w:adjustRightInd w:val="0"/>
-            <w:snapToGrid w:val="0"/>
           </w:pPr>
           <w:r>
             <w:rPr>
@@ -6194,7 +5511,7 @@
               <w:szCs w:val="24"/>
               <w:lang w:val="en-US" w:eastAsia="en-US" w:bidi="ar-SA"/>
             </w:rPr>
-            <w:instrText xml:space="preserve"> HYPERLINK \l _Toc28538 </w:instrText>
+            <w:instrText xml:space="preserve"> HYPERLINK \l _Toc15610 </w:instrText>
           </w:r>
           <w:r>
             <w:rPr>
@@ -6210,10 +5527,10 @@
             <w:rPr>
               <w:rFonts w:hint="default"/>
             </w:rPr>
-            <w:t xml:space="preserve">7.2. </w:t>
-          </w:r>
-          <w:r>
-            <w:t>改进目标</w:t>
+            <w:t xml:space="preserve">8.3. </w:t>
+          </w:r>
+          <w:r>
+            <w:t>实施计划</w:t>
           </w:r>
           <w:r>
             <w:tab/>
@@ -6222,13 +5539,13 @@
             <w:fldChar w:fldCharType="begin"/>
           </w:r>
           <w:r>
-            <w:instrText xml:space="preserve"> PAGEREF _Toc28538 \h </w:instrText>
+            <w:instrText xml:space="preserve"> PAGEREF _Toc15610 \h </w:instrText>
           </w:r>
           <w:r>
             <w:fldChar w:fldCharType="separate"/>
           </w:r>
           <w:r>
-            <w:t>24</w:t>
+            <w:t>21</w:t>
           </w:r>
           <w:r>
             <w:fldChar w:fldCharType="end"/>
@@ -6247,23 +5564,10 @@
         </w:p>
         <w:p>
           <w:pPr>
-            <w:pStyle w:val="17"/>
-            <w:keepNext w:val="0"/>
-            <w:keepLines w:val="0"/>
-            <w:pageBreakBefore w:val="0"/>
-            <w:widowControl w:val="0"/>
+            <w:pStyle w:val="16"/>
             <w:tabs>
               <w:tab w:val="right" w:leader="dot" w:pos="8371"/>
             </w:tabs>
-            <w:kinsoku w:val="0"/>
-            <w:wordWrap/>
-            <w:overflowPunct/>
-            <w:topLinePunct w:val="0"/>
-            <w:autoSpaceDE w:val="0"/>
-            <w:autoSpaceDN w:val="0"/>
-            <w:bidi w:val="0"/>
-            <w:adjustRightInd w:val="0"/>
-            <w:snapToGrid w:val="0"/>
           </w:pPr>
           <w:r>
             <w:rPr>
@@ -6284,7 +5588,7 @@
               <w:szCs w:val="24"/>
               <w:lang w:val="en-US" w:eastAsia="en-US" w:bidi="ar-SA"/>
             </w:rPr>
-            <w:instrText xml:space="preserve"> HYPERLINK \l _Toc11509 </w:instrText>
+            <w:instrText xml:space="preserve"> HYPERLINK \l _Toc14993 </w:instrText>
           </w:r>
           <w:r>
             <w:rPr>
@@ -6300,10 +5604,10 @@
             <w:rPr>
               <w:rFonts w:hint="default"/>
             </w:rPr>
-            <w:t xml:space="preserve">7.3. </w:t>
-          </w:r>
-          <w:r>
-            <w:t>实施计划</w:t>
+            <w:t xml:space="preserve">9. </w:t>
+          </w:r>
+          <w:r>
+            <w:t>质量管理</w:t>
           </w:r>
           <w:r>
             <w:tab/>
@@ -6312,13 +5616,13 @@
             <w:fldChar w:fldCharType="begin"/>
           </w:r>
           <w:r>
-            <w:instrText xml:space="preserve"> PAGEREF _Toc11509 \h </w:instrText>
+            <w:instrText xml:space="preserve"> PAGEREF _Toc14993 \h </w:instrText>
           </w:r>
           <w:r>
             <w:fldChar w:fldCharType="separate"/>
           </w:r>
           <w:r>
-            <w:t>24</w:t>
+            <w:t>21</w:t>
           </w:r>
           <w:r>
             <w:fldChar w:fldCharType="end"/>
@@ -6337,23 +5641,10 @@
         </w:p>
         <w:p>
           <w:pPr>
-            <w:pStyle w:val="16"/>
-            <w:keepNext w:val="0"/>
-            <w:keepLines w:val="0"/>
-            <w:pageBreakBefore w:val="0"/>
-            <w:widowControl w:val="0"/>
+            <w:pStyle w:val="17"/>
             <w:tabs>
               <w:tab w:val="right" w:leader="dot" w:pos="8371"/>
             </w:tabs>
-            <w:kinsoku w:val="0"/>
-            <w:wordWrap/>
-            <w:overflowPunct/>
-            <w:topLinePunct w:val="0"/>
-            <w:autoSpaceDE w:val="0"/>
-            <w:autoSpaceDN w:val="0"/>
-            <w:bidi w:val="0"/>
-            <w:adjustRightInd w:val="0"/>
-            <w:snapToGrid w:val="0"/>
           </w:pPr>
           <w:r>
             <w:rPr>
@@ -6374,7 +5665,7 @@
               <w:szCs w:val="24"/>
               <w:lang w:val="en-US" w:eastAsia="en-US" w:bidi="ar-SA"/>
             </w:rPr>
-            <w:instrText xml:space="preserve"> HYPERLINK \l _Toc1019 </w:instrText>
+            <w:instrText xml:space="preserve"> HYPERLINK \l _Toc18818 </w:instrText>
           </w:r>
           <w:r>
             <w:rPr>
@@ -6390,10 +5681,10 @@
             <w:rPr>
               <w:rFonts w:hint="default"/>
             </w:rPr>
-            <w:t xml:space="preserve">8. </w:t>
-          </w:r>
-          <w:r>
-            <w:t>应急响应</w:t>
+            <w:t xml:space="preserve">9.1. </w:t>
+          </w:r>
+          <w:r>
+            <w:t>现状分析</w:t>
           </w:r>
           <w:r>
             <w:tab/>
@@ -6402,13 +5693,13 @@
             <w:fldChar w:fldCharType="begin"/>
           </w:r>
           <w:r>
-            <w:instrText xml:space="preserve"> PAGEREF _Toc1019 \h </w:instrText>
+            <w:instrText xml:space="preserve"> PAGEREF _Toc18818 \h </w:instrText>
           </w:r>
           <w:r>
             <w:fldChar w:fldCharType="separate"/>
           </w:r>
           <w:r>
-            <w:t>25</w:t>
+            <w:t>21</w:t>
           </w:r>
           <w:r>
             <w:fldChar w:fldCharType="end"/>
@@ -6428,22 +5719,9 @@
         <w:p>
           <w:pPr>
             <w:pStyle w:val="17"/>
-            <w:keepNext w:val="0"/>
-            <w:keepLines w:val="0"/>
-            <w:pageBreakBefore w:val="0"/>
-            <w:widowControl w:val="0"/>
             <w:tabs>
               <w:tab w:val="right" w:leader="dot" w:pos="8371"/>
             </w:tabs>
-            <w:kinsoku w:val="0"/>
-            <w:wordWrap/>
-            <w:overflowPunct/>
-            <w:topLinePunct w:val="0"/>
-            <w:autoSpaceDE w:val="0"/>
-            <w:autoSpaceDN w:val="0"/>
-            <w:bidi w:val="0"/>
-            <w:adjustRightInd w:val="0"/>
-            <w:snapToGrid w:val="0"/>
           </w:pPr>
           <w:r>
             <w:rPr>
@@ -6464,7 +5742,7 @@
               <w:szCs w:val="24"/>
               <w:lang w:val="en-US" w:eastAsia="en-US" w:bidi="ar-SA"/>
             </w:rPr>
-            <w:instrText xml:space="preserve"> HYPERLINK \l _Toc17077 </w:instrText>
+            <w:instrText xml:space="preserve"> HYPERLINK \l _Toc29953 </w:instrText>
           </w:r>
           <w:r>
             <w:rPr>
@@ -6480,10 +5758,10 @@
             <w:rPr>
               <w:rFonts w:hint="default"/>
             </w:rPr>
-            <w:t xml:space="preserve">8.1. </w:t>
-          </w:r>
-          <w:r>
-            <w:t>现状分析</w:t>
+            <w:t xml:space="preserve">9.2. </w:t>
+          </w:r>
+          <w:r>
+            <w:t>改进目标</w:t>
           </w:r>
           <w:r>
             <w:tab/>
@@ -6492,13 +5770,13 @@
             <w:fldChar w:fldCharType="begin"/>
           </w:r>
           <w:r>
-            <w:instrText xml:space="preserve"> PAGEREF _Toc17077 \h </w:instrText>
+            <w:instrText xml:space="preserve"> PAGEREF _Toc29953 \h </w:instrText>
           </w:r>
           <w:r>
             <w:fldChar w:fldCharType="separate"/>
           </w:r>
           <w:r>
-            <w:t>25</w:t>
+            <w:t>21</w:t>
           </w:r>
           <w:r>
             <w:fldChar w:fldCharType="end"/>
@@ -6518,22 +5796,9 @@
         <w:p>
           <w:pPr>
             <w:pStyle w:val="17"/>
-            <w:keepNext w:val="0"/>
-            <w:keepLines w:val="0"/>
-            <w:pageBreakBefore w:val="0"/>
-            <w:widowControl w:val="0"/>
             <w:tabs>
               <w:tab w:val="right" w:leader="dot" w:pos="8371"/>
             </w:tabs>
-            <w:kinsoku w:val="0"/>
-            <w:wordWrap/>
-            <w:overflowPunct/>
-            <w:topLinePunct w:val="0"/>
-            <w:autoSpaceDE w:val="0"/>
-            <w:autoSpaceDN w:val="0"/>
-            <w:bidi w:val="0"/>
-            <w:adjustRightInd w:val="0"/>
-            <w:snapToGrid w:val="0"/>
           </w:pPr>
           <w:r>
             <w:rPr>
@@ -6554,7 +5819,7 @@
               <w:szCs w:val="24"/>
               <w:lang w:val="en-US" w:eastAsia="en-US" w:bidi="ar-SA"/>
             </w:rPr>
-            <w:instrText xml:space="preserve"> HYPERLINK \l _Toc9365 </w:instrText>
+            <w:instrText xml:space="preserve"> HYPERLINK \l _Toc23362 </w:instrText>
           </w:r>
           <w:r>
             <w:rPr>
@@ -6570,10 +5835,10 @@
             <w:rPr>
               <w:rFonts w:hint="default"/>
             </w:rPr>
-            <w:t xml:space="preserve">8.2. </w:t>
-          </w:r>
-          <w:r>
-            <w:t>改进目标</w:t>
+            <w:t xml:space="preserve">9.3. </w:t>
+          </w:r>
+          <w:r>
+            <w:t>实施计划</w:t>
           </w:r>
           <w:r>
             <w:tab/>
@@ -6582,463 +5847,13 @@
             <w:fldChar w:fldCharType="begin"/>
           </w:r>
           <w:r>
-            <w:instrText xml:space="preserve"> PAGEREF _Toc9365 \h </w:instrText>
+            <w:instrText xml:space="preserve"> PAGEREF _Toc23362 \h </w:instrText>
           </w:r>
           <w:r>
             <w:fldChar w:fldCharType="separate"/>
           </w:r>
           <w:r>
-            <w:t>25</w:t>
-          </w:r>
-          <w:r>
-            <w:fldChar w:fldCharType="end"/>
-          </w:r>
-          <w:r>
-            <w:rPr>
-              <w:rFonts w:hint="eastAsia" w:ascii="Microsoft JhengHei" w:hAnsi="Microsoft JhengHei" w:eastAsia="Microsoft JhengHei" w:cs="Microsoft JhengHei"/>
-              <w:snapToGrid w:val="0"/>
-              <w:color w:val="000000"/>
-              <w:kern w:val="0"/>
-              <w:szCs w:val="24"/>
-              <w:lang w:val="en-US" w:eastAsia="en-US" w:bidi="ar-SA"/>
-            </w:rPr>
-            <w:fldChar w:fldCharType="end"/>
-          </w:r>
-        </w:p>
-        <w:p>
-          <w:pPr>
-            <w:pStyle w:val="17"/>
-            <w:keepNext w:val="0"/>
-            <w:keepLines w:val="0"/>
-            <w:pageBreakBefore w:val="0"/>
-            <w:widowControl w:val="0"/>
-            <w:tabs>
-              <w:tab w:val="right" w:leader="dot" w:pos="8371"/>
-            </w:tabs>
-            <w:kinsoku w:val="0"/>
-            <w:wordWrap/>
-            <w:overflowPunct/>
-            <w:topLinePunct w:val="0"/>
-            <w:autoSpaceDE w:val="0"/>
-            <w:autoSpaceDN w:val="0"/>
-            <w:bidi w:val="0"/>
-            <w:adjustRightInd w:val="0"/>
-            <w:snapToGrid w:val="0"/>
-          </w:pPr>
-          <w:r>
-            <w:rPr>
-              <w:rFonts w:hint="eastAsia" w:ascii="Microsoft JhengHei" w:hAnsi="Microsoft JhengHei" w:eastAsia="Microsoft JhengHei" w:cs="Microsoft JhengHei"/>
-              <w:snapToGrid w:val="0"/>
-              <w:color w:val="000000"/>
-              <w:kern w:val="0"/>
-              <w:szCs w:val="24"/>
-              <w:lang w:val="en-US" w:eastAsia="en-US" w:bidi="ar-SA"/>
-            </w:rPr>
-            <w:fldChar w:fldCharType="begin"/>
-          </w:r>
-          <w:r>
-            <w:rPr>
-              <w:rFonts w:hint="eastAsia" w:ascii="Microsoft JhengHei" w:hAnsi="Microsoft JhengHei" w:eastAsia="Microsoft JhengHei" w:cs="Microsoft JhengHei"/>
-              <w:snapToGrid w:val="0"/>
-              <w:kern w:val="0"/>
-              <w:szCs w:val="24"/>
-              <w:lang w:val="en-US" w:eastAsia="en-US" w:bidi="ar-SA"/>
-            </w:rPr>
-            <w:instrText xml:space="preserve"> HYPERLINK \l _Toc10367 </w:instrText>
-          </w:r>
-          <w:r>
-            <w:rPr>
-              <w:rFonts w:hint="eastAsia" w:ascii="Microsoft JhengHei" w:hAnsi="Microsoft JhengHei" w:eastAsia="Microsoft JhengHei" w:cs="Microsoft JhengHei"/>
-              <w:snapToGrid w:val="0"/>
-              <w:kern w:val="0"/>
-              <w:szCs w:val="24"/>
-              <w:lang w:val="en-US" w:eastAsia="en-US" w:bidi="ar-SA"/>
-            </w:rPr>
-            <w:fldChar w:fldCharType="separate"/>
-          </w:r>
-          <w:r>
-            <w:rPr>
-              <w:rFonts w:hint="default"/>
-            </w:rPr>
-            <w:t xml:space="preserve">8.3. </w:t>
-          </w:r>
-          <w:r>
-            <w:t>实施计划</w:t>
-          </w:r>
-          <w:r>
-            <w:tab/>
-          </w:r>
-          <w:r>
-            <w:fldChar w:fldCharType="begin"/>
-          </w:r>
-          <w:r>
-            <w:instrText xml:space="preserve"> PAGEREF _Toc10367 \h </w:instrText>
-          </w:r>
-          <w:r>
-            <w:fldChar w:fldCharType="separate"/>
-          </w:r>
-          <w:r>
-            <w:t>25</w:t>
-          </w:r>
-          <w:r>
-            <w:fldChar w:fldCharType="end"/>
-          </w:r>
-          <w:r>
-            <w:rPr>
-              <w:rFonts w:hint="eastAsia" w:ascii="Microsoft JhengHei" w:hAnsi="Microsoft JhengHei" w:eastAsia="Microsoft JhengHei" w:cs="Microsoft JhengHei"/>
-              <w:snapToGrid w:val="0"/>
-              <w:color w:val="000000"/>
-              <w:kern w:val="0"/>
-              <w:szCs w:val="24"/>
-              <w:lang w:val="en-US" w:eastAsia="en-US" w:bidi="ar-SA"/>
-            </w:rPr>
-            <w:fldChar w:fldCharType="end"/>
-          </w:r>
-        </w:p>
-        <w:p>
-          <w:pPr>
-            <w:pStyle w:val="16"/>
-            <w:keepNext w:val="0"/>
-            <w:keepLines w:val="0"/>
-            <w:pageBreakBefore w:val="0"/>
-            <w:widowControl w:val="0"/>
-            <w:tabs>
-              <w:tab w:val="right" w:leader="dot" w:pos="8371"/>
-            </w:tabs>
-            <w:kinsoku w:val="0"/>
-            <w:wordWrap/>
-            <w:overflowPunct/>
-            <w:topLinePunct w:val="0"/>
-            <w:autoSpaceDE w:val="0"/>
-            <w:autoSpaceDN w:val="0"/>
-            <w:bidi w:val="0"/>
-            <w:adjustRightInd w:val="0"/>
-            <w:snapToGrid w:val="0"/>
-          </w:pPr>
-          <w:r>
-            <w:rPr>
-              <w:rFonts w:hint="eastAsia" w:ascii="Microsoft JhengHei" w:hAnsi="Microsoft JhengHei" w:eastAsia="Microsoft JhengHei" w:cs="Microsoft JhengHei"/>
-              <w:snapToGrid w:val="0"/>
-              <w:color w:val="000000"/>
-              <w:kern w:val="0"/>
-              <w:szCs w:val="24"/>
-              <w:lang w:val="en-US" w:eastAsia="en-US" w:bidi="ar-SA"/>
-            </w:rPr>
-            <w:fldChar w:fldCharType="begin"/>
-          </w:r>
-          <w:r>
-            <w:rPr>
-              <w:rFonts w:hint="eastAsia" w:ascii="Microsoft JhengHei" w:hAnsi="Microsoft JhengHei" w:eastAsia="Microsoft JhengHei" w:cs="Microsoft JhengHei"/>
-              <w:snapToGrid w:val="0"/>
-              <w:kern w:val="0"/>
-              <w:szCs w:val="24"/>
-              <w:lang w:val="en-US" w:eastAsia="en-US" w:bidi="ar-SA"/>
-            </w:rPr>
-            <w:instrText xml:space="preserve"> HYPERLINK \l _Toc21783 </w:instrText>
-          </w:r>
-          <w:r>
-            <w:rPr>
-              <w:rFonts w:hint="eastAsia" w:ascii="Microsoft JhengHei" w:hAnsi="Microsoft JhengHei" w:eastAsia="Microsoft JhengHei" w:cs="Microsoft JhengHei"/>
-              <w:snapToGrid w:val="0"/>
-              <w:kern w:val="0"/>
-              <w:szCs w:val="24"/>
-              <w:lang w:val="en-US" w:eastAsia="en-US" w:bidi="ar-SA"/>
-            </w:rPr>
-            <w:fldChar w:fldCharType="separate"/>
-          </w:r>
-          <w:r>
-            <w:rPr>
-              <w:rFonts w:hint="default"/>
-            </w:rPr>
-            <w:t xml:space="preserve">9. </w:t>
-          </w:r>
-          <w:r>
-            <w:t>质量管理</w:t>
-          </w:r>
-          <w:r>
-            <w:tab/>
-          </w:r>
-          <w:r>
-            <w:fldChar w:fldCharType="begin"/>
-          </w:r>
-          <w:r>
-            <w:instrText xml:space="preserve"> PAGEREF _Toc21783 \h </w:instrText>
-          </w:r>
-          <w:r>
-            <w:fldChar w:fldCharType="separate"/>
-          </w:r>
-          <w:r>
-            <w:t>26</w:t>
-          </w:r>
-          <w:r>
-            <w:fldChar w:fldCharType="end"/>
-          </w:r>
-          <w:r>
-            <w:rPr>
-              <w:rFonts w:hint="eastAsia" w:ascii="Microsoft JhengHei" w:hAnsi="Microsoft JhengHei" w:eastAsia="Microsoft JhengHei" w:cs="Microsoft JhengHei"/>
-              <w:snapToGrid w:val="0"/>
-              <w:color w:val="000000"/>
-              <w:kern w:val="0"/>
-              <w:szCs w:val="24"/>
-              <w:lang w:val="en-US" w:eastAsia="en-US" w:bidi="ar-SA"/>
-            </w:rPr>
-            <w:fldChar w:fldCharType="end"/>
-          </w:r>
-        </w:p>
-        <w:p>
-          <w:pPr>
-            <w:pStyle w:val="17"/>
-            <w:keepNext w:val="0"/>
-            <w:keepLines w:val="0"/>
-            <w:pageBreakBefore w:val="0"/>
-            <w:widowControl w:val="0"/>
-            <w:tabs>
-              <w:tab w:val="right" w:leader="dot" w:pos="8371"/>
-            </w:tabs>
-            <w:kinsoku w:val="0"/>
-            <w:wordWrap/>
-            <w:overflowPunct/>
-            <w:topLinePunct w:val="0"/>
-            <w:autoSpaceDE w:val="0"/>
-            <w:autoSpaceDN w:val="0"/>
-            <w:bidi w:val="0"/>
-            <w:adjustRightInd w:val="0"/>
-            <w:snapToGrid w:val="0"/>
-          </w:pPr>
-          <w:r>
-            <w:rPr>
-              <w:rFonts w:hint="eastAsia" w:ascii="Microsoft JhengHei" w:hAnsi="Microsoft JhengHei" w:eastAsia="Microsoft JhengHei" w:cs="Microsoft JhengHei"/>
-              <w:snapToGrid w:val="0"/>
-              <w:color w:val="000000"/>
-              <w:kern w:val="0"/>
-              <w:szCs w:val="24"/>
-              <w:lang w:val="en-US" w:eastAsia="en-US" w:bidi="ar-SA"/>
-            </w:rPr>
-            <w:fldChar w:fldCharType="begin"/>
-          </w:r>
-          <w:r>
-            <w:rPr>
-              <w:rFonts w:hint="eastAsia" w:ascii="Microsoft JhengHei" w:hAnsi="Microsoft JhengHei" w:eastAsia="Microsoft JhengHei" w:cs="Microsoft JhengHei"/>
-              <w:snapToGrid w:val="0"/>
-              <w:kern w:val="0"/>
-              <w:szCs w:val="24"/>
-              <w:lang w:val="en-US" w:eastAsia="en-US" w:bidi="ar-SA"/>
-            </w:rPr>
-            <w:instrText xml:space="preserve"> HYPERLINK \l _Toc18299 </w:instrText>
-          </w:r>
-          <w:r>
-            <w:rPr>
-              <w:rFonts w:hint="eastAsia" w:ascii="Microsoft JhengHei" w:hAnsi="Microsoft JhengHei" w:eastAsia="Microsoft JhengHei" w:cs="Microsoft JhengHei"/>
-              <w:snapToGrid w:val="0"/>
-              <w:kern w:val="0"/>
-              <w:szCs w:val="24"/>
-              <w:lang w:val="en-US" w:eastAsia="en-US" w:bidi="ar-SA"/>
-            </w:rPr>
-            <w:fldChar w:fldCharType="separate"/>
-          </w:r>
-          <w:r>
-            <w:rPr>
-              <w:rFonts w:hint="default"/>
-            </w:rPr>
-            <w:t xml:space="preserve">9.1. </w:t>
-          </w:r>
-          <w:r>
-            <w:t>现状分析</w:t>
-          </w:r>
-          <w:r>
-            <w:tab/>
-          </w:r>
-          <w:r>
-            <w:fldChar w:fldCharType="begin"/>
-          </w:r>
-          <w:r>
-            <w:instrText xml:space="preserve"> PAGEREF _Toc18299 \h </w:instrText>
-          </w:r>
-          <w:r>
-            <w:fldChar w:fldCharType="separate"/>
-          </w:r>
-          <w:r>
-            <w:t>26</w:t>
-          </w:r>
-          <w:r>
-            <w:fldChar w:fldCharType="end"/>
-          </w:r>
-          <w:r>
-            <w:rPr>
-              <w:rFonts w:hint="eastAsia" w:ascii="Microsoft JhengHei" w:hAnsi="Microsoft JhengHei" w:eastAsia="Microsoft JhengHei" w:cs="Microsoft JhengHei"/>
-              <w:snapToGrid w:val="0"/>
-              <w:color w:val="000000"/>
-              <w:kern w:val="0"/>
-              <w:szCs w:val="24"/>
-              <w:lang w:val="en-US" w:eastAsia="en-US" w:bidi="ar-SA"/>
-            </w:rPr>
-            <w:fldChar w:fldCharType="end"/>
-          </w:r>
-        </w:p>
-        <w:p>
-          <w:pPr>
-            <w:pStyle w:val="17"/>
-            <w:keepNext w:val="0"/>
-            <w:keepLines w:val="0"/>
-            <w:pageBreakBefore w:val="0"/>
-            <w:widowControl w:val="0"/>
-            <w:tabs>
-              <w:tab w:val="right" w:leader="dot" w:pos="8371"/>
-            </w:tabs>
-            <w:kinsoku w:val="0"/>
-            <w:wordWrap/>
-            <w:overflowPunct/>
-            <w:topLinePunct w:val="0"/>
-            <w:autoSpaceDE w:val="0"/>
-            <w:autoSpaceDN w:val="0"/>
-            <w:bidi w:val="0"/>
-            <w:adjustRightInd w:val="0"/>
-            <w:snapToGrid w:val="0"/>
-          </w:pPr>
-          <w:r>
-            <w:rPr>
-              <w:rFonts w:hint="eastAsia" w:ascii="Microsoft JhengHei" w:hAnsi="Microsoft JhengHei" w:eastAsia="Microsoft JhengHei" w:cs="Microsoft JhengHei"/>
-              <w:snapToGrid w:val="0"/>
-              <w:color w:val="000000"/>
-              <w:kern w:val="0"/>
-              <w:szCs w:val="24"/>
-              <w:lang w:val="en-US" w:eastAsia="en-US" w:bidi="ar-SA"/>
-            </w:rPr>
-            <w:fldChar w:fldCharType="begin"/>
-          </w:r>
-          <w:r>
-            <w:rPr>
-              <w:rFonts w:hint="eastAsia" w:ascii="Microsoft JhengHei" w:hAnsi="Microsoft JhengHei" w:eastAsia="Microsoft JhengHei" w:cs="Microsoft JhengHei"/>
-              <w:snapToGrid w:val="0"/>
-              <w:kern w:val="0"/>
-              <w:szCs w:val="24"/>
-              <w:lang w:val="en-US" w:eastAsia="en-US" w:bidi="ar-SA"/>
-            </w:rPr>
-            <w:instrText xml:space="preserve"> HYPERLINK \l _Toc25657 </w:instrText>
-          </w:r>
-          <w:r>
-            <w:rPr>
-              <w:rFonts w:hint="eastAsia" w:ascii="Microsoft JhengHei" w:hAnsi="Microsoft JhengHei" w:eastAsia="Microsoft JhengHei" w:cs="Microsoft JhengHei"/>
-              <w:snapToGrid w:val="0"/>
-              <w:kern w:val="0"/>
-              <w:szCs w:val="24"/>
-              <w:lang w:val="en-US" w:eastAsia="en-US" w:bidi="ar-SA"/>
-            </w:rPr>
-            <w:fldChar w:fldCharType="separate"/>
-          </w:r>
-          <w:r>
-            <w:rPr>
-              <w:rFonts w:hint="default"/>
-            </w:rPr>
-            <w:t xml:space="preserve">9.2. </w:t>
-          </w:r>
-          <w:r>
-            <w:t>改进目标</w:t>
-          </w:r>
-          <w:r>
-            <w:tab/>
-          </w:r>
-          <w:r>
-            <w:fldChar w:fldCharType="begin"/>
-          </w:r>
-          <w:r>
-            <w:instrText xml:space="preserve"> PAGEREF _Toc25657 \h </w:instrText>
-          </w:r>
-          <w:r>
-            <w:fldChar w:fldCharType="separate"/>
-          </w:r>
-          <w:r>
-            <w:t>26</w:t>
-          </w:r>
-          <w:r>
-            <w:fldChar w:fldCharType="end"/>
-          </w:r>
-          <w:r>
-            <w:rPr>
-              <w:rFonts w:hint="eastAsia" w:ascii="Microsoft JhengHei" w:hAnsi="Microsoft JhengHei" w:eastAsia="Microsoft JhengHei" w:cs="Microsoft JhengHei"/>
-              <w:snapToGrid w:val="0"/>
-              <w:color w:val="000000"/>
-              <w:kern w:val="0"/>
-              <w:szCs w:val="24"/>
-              <w:lang w:val="en-US" w:eastAsia="en-US" w:bidi="ar-SA"/>
-            </w:rPr>
-            <w:fldChar w:fldCharType="end"/>
-          </w:r>
-        </w:p>
-        <w:p>
-          <w:pPr>
-            <w:pStyle w:val="17"/>
-            <w:keepNext w:val="0"/>
-            <w:keepLines w:val="0"/>
-            <w:pageBreakBefore w:val="0"/>
-            <w:widowControl w:val="0"/>
-            <w:tabs>
-              <w:tab w:val="right" w:leader="dot" w:pos="8371"/>
-            </w:tabs>
-            <w:kinsoku w:val="0"/>
-            <w:wordWrap/>
-            <w:overflowPunct/>
-            <w:topLinePunct w:val="0"/>
-            <w:autoSpaceDE w:val="0"/>
-            <w:autoSpaceDN w:val="0"/>
-            <w:bidi w:val="0"/>
-            <w:adjustRightInd w:val="0"/>
-            <w:snapToGrid w:val="0"/>
-          </w:pPr>
-          <w:r>
-            <w:rPr>
-              <w:rFonts w:hint="eastAsia" w:ascii="Microsoft JhengHei" w:hAnsi="Microsoft JhengHei" w:eastAsia="Microsoft JhengHei" w:cs="Microsoft JhengHei"/>
-              <w:snapToGrid w:val="0"/>
-              <w:color w:val="000000"/>
-              <w:kern w:val="0"/>
-              <w:szCs w:val="24"/>
-              <w:lang w:val="en-US" w:eastAsia="en-US" w:bidi="ar-SA"/>
-            </w:rPr>
-            <w:fldChar w:fldCharType="begin"/>
-          </w:r>
-          <w:r>
-            <w:rPr>
-              <w:rFonts w:hint="eastAsia" w:ascii="Microsoft JhengHei" w:hAnsi="Microsoft JhengHei" w:eastAsia="Microsoft JhengHei" w:cs="Microsoft JhengHei"/>
-              <w:snapToGrid w:val="0"/>
-              <w:kern w:val="0"/>
-              <w:szCs w:val="24"/>
-              <w:lang w:val="en-US" w:eastAsia="en-US" w:bidi="ar-SA"/>
-            </w:rPr>
-            <w:instrText xml:space="preserve"> HYPERLINK \l _Toc23790 </w:instrText>
-          </w:r>
-          <w:r>
-            <w:rPr>
-              <w:rFonts w:hint="eastAsia" w:ascii="Microsoft JhengHei" w:hAnsi="Microsoft JhengHei" w:eastAsia="Microsoft JhengHei" w:cs="Microsoft JhengHei"/>
-              <w:snapToGrid w:val="0"/>
-              <w:kern w:val="0"/>
-              <w:szCs w:val="24"/>
-              <w:lang w:val="en-US" w:eastAsia="en-US" w:bidi="ar-SA"/>
-            </w:rPr>
-            <w:fldChar w:fldCharType="separate"/>
-          </w:r>
-          <w:r>
-            <w:rPr>
-              <w:rFonts w:hint="default"/>
-            </w:rPr>
-            <w:t xml:space="preserve">9.3. </w:t>
-          </w:r>
-          <w:r>
-            <w:t>实施计划</w:t>
-          </w:r>
-          <w:r>
-            <w:tab/>
-          </w:r>
-          <w:r>
-            <w:fldChar w:fldCharType="begin"/>
-          </w:r>
-          <w:r>
-            <w:instrText xml:space="preserve"> PAGEREF _Toc23790 \h </w:instrText>
-          </w:r>
-          <w:r>
-            <w:fldChar w:fldCharType="separate"/>
-          </w:r>
-          <w:r>
-            <w:t>26</w:t>
+            <w:t>21</w:t>
           </w:r>
           <w:r>
             <w:fldChar w:fldCharType="end"/>
@@ -7196,8 +6011,8 @@
         <w:snapToGrid w:val="0"/>
       </w:pPr>
       <w:bookmarkStart w:id="9" w:name="_Toc18839"/>
-      <w:bookmarkStart w:id="10" w:name="_Toc23056"/>
-      <w:bookmarkStart w:id="11" w:name="_Toc10726"/>
+      <w:bookmarkStart w:id="10" w:name="_Toc10726"/>
+      <w:bookmarkStart w:id="11" w:name="_Toc16981"/>
       <w:r>
         <w:t>概要说明</w:t>
       </w:r>
@@ -7305,9 +6120,9 @@
         <w:adjustRightInd w:val="0"/>
         <w:snapToGrid w:val="0"/>
       </w:pPr>
-      <w:bookmarkStart w:id="12" w:name="_Toc16113"/>
-      <w:bookmarkStart w:id="13" w:name="_Toc23626"/>
-      <w:bookmarkStart w:id="14" w:name="_Toc14293"/>
+      <w:bookmarkStart w:id="12" w:name="_Toc23626"/>
+      <w:bookmarkStart w:id="13" w:name="_Toc16113"/>
+      <w:bookmarkStart w:id="14" w:name="_Toc4722"/>
       <w:r>
         <w:t>年度目标</w:t>
       </w:r>
@@ -7418,12 +6233,22 @@
       </w:pPr>
       <w:r>
         <w:rPr>
+          <w:rFonts w:hint="eastAsia" w:ascii="宋体" w:hAnsi="宋体" w:eastAsia="宋体" w:cs="宋体"/>
+          <w:spacing w:val="-2"/>
+          <w:sz w:val="24"/>
+          <w:szCs w:val="24"/>
+          <w:lang w:val="en-US" w:eastAsia="zh-CN"/>
+        </w:rPr>
+        <w:t>医疗</w:t>
+      </w:r>
+      <w:r>
+        <w:rPr>
           <w:rFonts w:ascii="宋体" w:hAnsi="宋体" w:eastAsia="宋体" w:cs="宋体"/>
           <w:spacing w:val="-2"/>
           <w:sz w:val="24"/>
           <w:szCs w:val="24"/>
         </w:rPr>
-        <w:t>政府信息化运维 600 万；</w:t>
+        <w:t>信息化运维 600 万；</w:t>
       </w:r>
     </w:p>
     <w:p>
@@ -7455,12 +6280,24 @@
       </w:pPr>
       <w:r>
         <w:rPr>
+          <w:rFonts w:hint="eastAsia" w:ascii="宋体" w:hAnsi="宋体" w:eastAsia="宋体" w:cs="宋体"/>
+          <w:spacing w:val="-2"/>
+          <w:sz w:val="24"/>
+          <w:szCs w:val="24"/>
+          <w:lang w:val="en-US" w:eastAsia="zh-CN"/>
+        </w:rPr>
+        <w:t>政府</w:t>
+      </w:r>
+      <w:bookmarkStart w:id="156" w:name="_GoBack"/>
+      <w:bookmarkEnd w:id="156"/>
+      <w:r>
+        <w:rPr>
           <w:rFonts w:ascii="宋体" w:hAnsi="宋体" w:eastAsia="宋体" w:cs="宋体"/>
           <w:spacing w:val="-2"/>
           <w:sz w:val="24"/>
           <w:szCs w:val="24"/>
         </w:rPr>
-        <w:t>制造业信息化运维 300 万；</w:t>
+        <w:t>信息化运维 300 万；</w:t>
       </w:r>
     </w:p>
     <w:p>
@@ -7649,7 +6486,7 @@
       </w:pPr>
       <w:bookmarkStart w:id="15" w:name="_Toc3935"/>
       <w:bookmarkStart w:id="16" w:name="_Toc10479"/>
-      <w:bookmarkStart w:id="17" w:name="_Toc12938"/>
+      <w:bookmarkStart w:id="17" w:name="_Toc24292"/>
       <w:r>
         <w:t>人员方面</w:t>
       </w:r>
@@ -7678,7 +6515,7 @@
       <w:bookmarkEnd w:id="18"/>
       <w:bookmarkStart w:id="19" w:name="_Toc14134"/>
       <w:bookmarkStart w:id="20" w:name="_Toc3415"/>
-      <w:bookmarkStart w:id="21" w:name="_Toc31822"/>
+      <w:bookmarkStart w:id="21" w:name="_Toc8034"/>
       <w:r>
         <w:t>现状分析</w:t>
       </w:r>
@@ -7759,7 +6596,7 @@
         <w:adjustRightInd w:val="0"/>
         <w:snapToGrid w:val="0"/>
       </w:pPr>
-      <w:bookmarkStart w:id="22" w:name="_Toc20364"/>
+      <w:bookmarkStart w:id="22" w:name="_Toc6106"/>
       <w:r>
         <w:rPr>
           <w:rFonts w:hint="eastAsia"/>
@@ -7824,7 +6661,7 @@
         <w:adjustRightInd w:val="0"/>
         <w:snapToGrid w:val="0"/>
       </w:pPr>
-      <w:bookmarkStart w:id="23" w:name="_Toc27041"/>
+      <w:bookmarkStart w:id="23" w:name="_Toc15944"/>
       <w:r>
         <w:rPr>
           <w:rFonts w:hint="eastAsia"/>
@@ -7851,9 +6688,9 @@
         <w:adjustRightInd w:val="0"/>
         <w:snapToGrid w:val="0"/>
       </w:pPr>
-      <w:bookmarkStart w:id="24" w:name="_Toc12194"/>
-      <w:bookmarkStart w:id="25" w:name="_Toc11219"/>
-      <w:bookmarkStart w:id="26" w:name="_Toc26732"/>
+      <w:bookmarkStart w:id="24" w:name="_Toc11219"/>
+      <w:bookmarkStart w:id="25" w:name="_Toc26732"/>
+      <w:bookmarkStart w:id="26" w:name="_Toc8815"/>
       <w:r>
         <w:t>人员</w:t>
       </w:r>
@@ -7958,18 +6795,7 @@
           <w:sz w:val="24"/>
           <w:szCs w:val="24"/>
         </w:rPr>
-        <w:t>依据对</w:t>
-      </w:r>
-      <w:bookmarkStart w:id="154" w:name="_GoBack"/>
-      <w:bookmarkEnd w:id="154"/>
-      <w:r>
-        <w:rPr>
-          <w:rFonts w:ascii="宋体" w:hAnsi="宋体" w:eastAsia="宋体" w:cs="宋体"/>
-          <w:spacing w:val="-2"/>
-          <w:sz w:val="24"/>
-          <w:szCs w:val="24"/>
-        </w:rPr>
-        <w:t>202</w:t>
+        <w:t>依据对202</w:t>
       </w:r>
       <w:r>
         <w:rPr>
@@ -10519,7 +9345,7 @@
           <w:lang w:val="en-US" w:eastAsia="zh-CN"/>
         </w:rPr>
       </w:pPr>
-      <w:bookmarkStart w:id="31" w:name="_Toc29136"/>
+      <w:bookmarkStart w:id="31" w:name="_Toc6872"/>
       <w:r>
         <w:rPr>
           <w:rFonts w:hint="eastAsia"/>
@@ -11834,7 +10660,7 @@
         <w:adjustRightInd w:val="0"/>
         <w:snapToGrid w:val="0"/>
       </w:pPr>
-      <w:bookmarkStart w:id="32" w:name="_Toc15331"/>
+      <w:bookmarkStart w:id="32" w:name="_Toc373"/>
       <w:r>
         <w:t>人员培训</w:t>
       </w:r>
@@ -12046,6 +10872,7 @@
             <w:insideH w:val="none" w:color="auto" w:sz="0" w:space="0"/>
             <w:insideV w:val="none" w:color="auto" w:sz="0" w:space="0"/>
           </w:tblBorders>
+          <w:shd w:val="clear" w:color="auto" w:fill="auto"/>
           <w:tblCellMar>
             <w:top w:w="0" w:type="dxa"/>
             <w:left w:w="108" w:type="dxa"/>
@@ -14178,6 +13005,7 @@
             <w:insideH w:val="none" w:color="auto" w:sz="0" w:space="0"/>
             <w:insideV w:val="none" w:color="auto" w:sz="0" w:space="0"/>
           </w:tblBorders>
+          <w:shd w:val="clear" w:color="auto" w:fill="auto"/>
           <w:tblCellMar>
             <w:top w:w="0" w:type="dxa"/>
             <w:left w:w="108" w:type="dxa"/>
@@ -14811,7 +13639,6 @@
             <w:insideH w:val="none" w:color="auto" w:sz="0" w:space="0"/>
             <w:insideV w:val="none" w:color="auto" w:sz="0" w:space="0"/>
           </w:tblBorders>
-          <w:shd w:val="clear" w:color="auto" w:fill="auto"/>
           <w:tblCellMar>
             <w:top w:w="0" w:type="dxa"/>
             <w:left w:w="108" w:type="dxa"/>
@@ -16084,7 +14911,6 @@
             <w:insideH w:val="none" w:color="auto" w:sz="0" w:space="0"/>
             <w:insideV w:val="none" w:color="auto" w:sz="0" w:space="0"/>
           </w:tblBorders>
-          <w:shd w:val="clear" w:color="auto" w:fill="auto"/>
           <w:tblCellMar>
             <w:top w:w="0" w:type="dxa"/>
             <w:left w:w="108" w:type="dxa"/>
@@ -17022,6 +15848,7 @@
             <w:insideH w:val="none" w:color="auto" w:sz="0" w:space="0"/>
             <w:insideV w:val="none" w:color="auto" w:sz="0" w:space="0"/>
           </w:tblBorders>
+          <w:shd w:val="clear" w:color="auto" w:fill="auto"/>
           <w:tblCellMar>
             <w:top w:w="0" w:type="dxa"/>
             <w:left w:w="108" w:type="dxa"/>
@@ -18888,6 +17715,7 @@
             <w:insideH w:val="none" w:color="auto" w:sz="0" w:space="0"/>
             <w:insideV w:val="none" w:color="auto" w:sz="0" w:space="0"/>
           </w:tblBorders>
+          <w:shd w:val="clear" w:color="auto" w:fill="auto"/>
           <w:tblCellMar>
             <w:top w:w="0" w:type="dxa"/>
             <w:left w:w="108" w:type="dxa"/>
@@ -20775,6 +19603,7 @@
             <w:insideH w:val="none" w:color="auto" w:sz="0" w:space="0"/>
             <w:insideV w:val="none" w:color="auto" w:sz="0" w:space="0"/>
           </w:tblBorders>
+          <w:shd w:val="clear" w:color="auto" w:fill="auto"/>
           <w:tblCellMar>
             <w:top w:w="0" w:type="dxa"/>
             <w:left w:w="108" w:type="dxa"/>
@@ -22678,6 +21507,7 @@
             <w:insideH w:val="none" w:color="auto" w:sz="0" w:space="0"/>
             <w:insideV w:val="none" w:color="auto" w:sz="0" w:space="0"/>
           </w:tblBorders>
+          <w:shd w:val="clear" w:color="auto" w:fill="auto"/>
           <w:tblCellMar>
             <w:top w:w="0" w:type="dxa"/>
             <w:left w:w="108" w:type="dxa"/>
@@ -23640,7 +22470,7 @@
         <w:adjustRightInd w:val="0"/>
         <w:snapToGrid w:val="0"/>
       </w:pPr>
-      <w:bookmarkStart w:id="34" w:name="_Toc1095"/>
+      <w:bookmarkStart w:id="34" w:name="_Toc25281"/>
       <w:bookmarkStart w:id="35" w:name="_Toc28693"/>
       <w:bookmarkStart w:id="36" w:name="_Toc9054"/>
       <w:r>
@@ -23708,7 +22538,7 @@
         <w:adjustRightInd w:val="0"/>
         <w:snapToGrid w:val="0"/>
       </w:pPr>
-      <w:bookmarkStart w:id="37" w:name="_Toc28146"/>
+      <w:bookmarkStart w:id="37" w:name="_Toc12641"/>
       <w:r>
         <w:t>绩效考核</w:t>
       </w:r>
@@ -24617,9 +23447,9 @@
             </w:pPr>
             <w:bookmarkStart w:id="39" w:name="bookmark65"/>
             <w:bookmarkEnd w:id="39"/>
-            <w:bookmarkStart w:id="40" w:name="_Toc13521"/>
-            <w:bookmarkStart w:id="41" w:name="_Toc10852"/>
-            <w:bookmarkStart w:id="42" w:name="_Toc1119"/>
+            <w:bookmarkStart w:id="40" w:name="_Toc10852"/>
+            <w:bookmarkStart w:id="41" w:name="_Toc13521"/>
+            <w:bookmarkStart w:id="42" w:name="_Toc6180"/>
             <w:r>
               <w:rPr>
                 <w:sz w:val="24"/>
@@ -24815,7 +23645,7 @@
         <w:adjustRightInd w:val="0"/>
         <w:snapToGrid w:val="0"/>
       </w:pPr>
-      <w:bookmarkStart w:id="43" w:name="_Toc13054"/>
+      <w:bookmarkStart w:id="43" w:name="_Toc11623"/>
       <w:bookmarkStart w:id="44" w:name="_Toc21869"/>
       <w:bookmarkStart w:id="45" w:name="_Toc7790"/>
       <w:r>
@@ -24875,7 +23705,7 @@
         <w:adjustRightInd w:val="0"/>
         <w:snapToGrid w:val="0"/>
       </w:pPr>
-      <w:bookmarkStart w:id="46" w:name="_Toc19673"/>
+      <w:bookmarkStart w:id="46" w:name="_Toc3244"/>
       <w:r>
         <w:t>资源方面</w:t>
       </w:r>
@@ -24900,7 +23730,7 @@
         <w:adjustRightInd w:val="0"/>
         <w:snapToGrid w:val="0"/>
       </w:pPr>
-      <w:bookmarkStart w:id="47" w:name="_Toc23505"/>
+      <w:bookmarkStart w:id="47" w:name="_Toc24225"/>
       <w:r>
         <w:t>现状分析</w:t>
       </w:r>
@@ -25074,7 +23904,7 @@
         <w:adjustRightInd w:val="0"/>
         <w:snapToGrid w:val="0"/>
       </w:pPr>
-      <w:bookmarkStart w:id="48" w:name="_Toc28736"/>
+      <w:bookmarkStart w:id="48" w:name="_Toc29348"/>
       <w:r>
         <w:rPr>
           <w:rFonts w:hint="eastAsia"/>
@@ -25101,7 +23931,7 @@
         <w:adjustRightInd w:val="0"/>
         <w:snapToGrid w:val="0"/>
       </w:pPr>
-      <w:bookmarkStart w:id="49" w:name="_Toc10788"/>
+      <w:bookmarkStart w:id="49" w:name="_Toc19811"/>
       <w:r>
         <w:t>运维工具</w:t>
       </w:r>
@@ -25163,7 +23993,7 @@
         <w:adjustRightInd w:val="0"/>
         <w:snapToGrid w:val="0"/>
       </w:pPr>
-      <w:bookmarkStart w:id="50" w:name="_Toc9557"/>
+      <w:bookmarkStart w:id="50" w:name="_Toc7036"/>
       <w:r>
         <w:t>服务台建设</w:t>
       </w:r>
@@ -25225,7 +24055,7 @@
         <w:adjustRightInd w:val="0"/>
         <w:snapToGrid w:val="0"/>
       </w:pPr>
-      <w:bookmarkStart w:id="51" w:name="_Toc19928"/>
+      <w:bookmarkStart w:id="51" w:name="_Toc28193"/>
       <w:r>
         <w:t>备品备件</w:t>
       </w:r>
@@ -25285,7 +24115,7 @@
         <w:adjustRightInd w:val="0"/>
         <w:snapToGrid w:val="0"/>
       </w:pPr>
-      <w:bookmarkStart w:id="52" w:name="_Toc2041"/>
+      <w:bookmarkStart w:id="52" w:name="_Toc30609"/>
       <w:r>
         <w:t>知识库</w:t>
       </w:r>
@@ -25347,7 +24177,7 @@
         <w:adjustRightInd w:val="0"/>
         <w:snapToGrid w:val="0"/>
       </w:pPr>
-      <w:bookmarkStart w:id="53" w:name="_Toc30922"/>
+      <w:bookmarkStart w:id="53" w:name="_Toc28309"/>
       <w:r>
         <w:rPr>
           <w:rFonts w:hint="eastAsia"/>
@@ -25417,7 +24247,7 @@
           <w:lang w:val="en-US" w:eastAsia="zh-CN"/>
         </w:rPr>
       </w:pPr>
-      <w:bookmarkStart w:id="54" w:name="_Toc23080"/>
+      <w:bookmarkStart w:id="54" w:name="_Toc18752"/>
       <w:r>
         <w:rPr>
           <w:rFonts w:hint="eastAsia"/>
@@ -25474,7 +24304,7 @@
         <w:adjustRightInd w:val="0"/>
         <w:snapToGrid w:val="0"/>
       </w:pPr>
-      <w:bookmarkStart w:id="55" w:name="_Toc9809"/>
+      <w:bookmarkStart w:id="55" w:name="_Toc19718"/>
       <w:r>
         <w:rPr>
           <w:rFonts w:hint="eastAsia"/>
@@ -25558,8 +24388,8 @@
                 <w:szCs w:val="20"/>
               </w:rPr>
             </w:pPr>
-            <w:bookmarkStart w:id="56" w:name="_Toc12586"/>
-            <w:bookmarkStart w:id="57" w:name="_Toc28221"/>
+            <w:bookmarkStart w:id="56" w:name="_Toc28221"/>
+            <w:bookmarkStart w:id="57" w:name="_Toc12586"/>
             <w:r>
               <w:rPr>
                 <w:b/>
@@ -31296,7 +30126,7 @@
         <w:adjustRightInd w:val="0"/>
         <w:snapToGrid w:val="0"/>
       </w:pPr>
-      <w:bookmarkStart w:id="58" w:name="_Toc3582"/>
+      <w:bookmarkStart w:id="58" w:name="_Toc19852"/>
       <w:r>
         <w:t>技术方面</w:t>
       </w:r>
@@ -31325,7 +30155,7 @@
       <w:bookmarkEnd w:id="59"/>
       <w:bookmarkStart w:id="60" w:name="_Toc13246"/>
       <w:bookmarkStart w:id="61" w:name="_Toc24673"/>
-      <w:bookmarkStart w:id="62" w:name="_Toc23468"/>
+      <w:bookmarkStart w:id="62" w:name="_Toc4835"/>
       <w:r>
         <w:t>现状分析</w:t>
       </w:r>
@@ -31356,6 +30186,7 @@
           <w:lang w:val="en-US" w:eastAsia="zh-CN"/>
         </w:rPr>
       </w:pPr>
+      <w:bookmarkStart w:id="63" w:name="_Toc28374"/>
       <w:r>
         <w:rPr>
           <w:rFonts w:hint="eastAsia"/>
@@ -31363,6 +30194,7 @@
         </w:rPr>
         <w:t>改进目标</w:t>
       </w:r>
+      <w:bookmarkEnd w:id="63"/>
     </w:p>
     <w:p>
       <w:pPr>
@@ -31389,6 +30221,7 @@
           <w:lang w:val="en-US" w:eastAsia="zh-CN"/>
         </w:rPr>
       </w:pPr>
+      <w:bookmarkStart w:id="64" w:name="_Toc5386"/>
       <w:r>
         <w:rPr>
           <w:rFonts w:hint="eastAsia"/>
@@ -31396,6 +30229,7 @@
         </w:rPr>
         <w:t>实施计划</w:t>
       </w:r>
+      <w:bookmarkEnd w:id="64"/>
     </w:p>
     <w:p>
       <w:pPr>
@@ -31430,15 +30264,15 @@
         <w:adjustRightInd w:val="0"/>
         <w:snapToGrid w:val="0"/>
       </w:pPr>
-      <w:bookmarkStart w:id="63" w:name="_Toc20018"/>
-      <w:bookmarkStart w:id="64" w:name="_Toc8024"/>
-      <w:bookmarkStart w:id="65" w:name="_Toc19866"/>
+      <w:bookmarkStart w:id="65" w:name="_Toc20018"/>
+      <w:bookmarkStart w:id="66" w:name="_Toc8024"/>
+      <w:bookmarkStart w:id="67" w:name="_Toc31354"/>
       <w:r>
         <w:t>过程体系方面</w:t>
       </w:r>
-      <w:bookmarkEnd w:id="63"/>
-      <w:bookmarkEnd w:id="64"/>
       <w:bookmarkEnd w:id="65"/>
+      <w:bookmarkEnd w:id="66"/>
+      <w:bookmarkEnd w:id="67"/>
     </w:p>
     <w:p>
       <w:pPr>
@@ -31457,17 +30291,17 @@
         <w:adjustRightInd w:val="0"/>
         <w:snapToGrid w:val="0"/>
       </w:pPr>
-      <w:bookmarkStart w:id="66" w:name="bookmark70"/>
-      <w:bookmarkEnd w:id="66"/>
-      <w:bookmarkStart w:id="67" w:name="_Toc2634"/>
-      <w:bookmarkStart w:id="68" w:name="_Toc3860"/>
-      <w:bookmarkStart w:id="69" w:name="_Toc23100"/>
+      <w:bookmarkStart w:id="68" w:name="bookmark70"/>
+      <w:bookmarkEnd w:id="68"/>
+      <w:bookmarkStart w:id="69" w:name="_Toc2634"/>
+      <w:bookmarkStart w:id="70" w:name="_Toc3860"/>
+      <w:bookmarkStart w:id="71" w:name="_Toc28531"/>
       <w:r>
         <w:t>现状分析</w:t>
       </w:r>
-      <w:bookmarkEnd w:id="67"/>
-      <w:bookmarkEnd w:id="68"/>
       <w:bookmarkEnd w:id="69"/>
+      <w:bookmarkEnd w:id="70"/>
+      <w:bookmarkEnd w:id="71"/>
     </w:p>
     <w:p>
       <w:pPr>
@@ -31540,15 +30374,15 @@
         <w:adjustRightInd w:val="0"/>
         <w:snapToGrid w:val="0"/>
       </w:pPr>
-      <w:bookmarkStart w:id="70" w:name="_Toc3650"/>
-      <w:bookmarkStart w:id="71" w:name="_Toc6652"/>
       <w:bookmarkStart w:id="72" w:name="_Toc18535"/>
+      <w:bookmarkStart w:id="73" w:name="_Toc6652"/>
+      <w:bookmarkStart w:id="74" w:name="_Toc22619"/>
       <w:r>
         <w:t>改进目标</w:t>
       </w:r>
-      <w:bookmarkEnd w:id="70"/>
-      <w:bookmarkEnd w:id="71"/>
       <w:bookmarkEnd w:id="72"/>
+      <w:bookmarkEnd w:id="73"/>
+      <w:bookmarkEnd w:id="74"/>
     </w:p>
     <w:p>
       <w:pPr>
@@ -31571,13 +30405,13 @@
           <w:lang w:val="en-US" w:eastAsia="zh-CN"/>
         </w:rPr>
       </w:pPr>
-      <w:bookmarkStart w:id="73" w:name="bookmark71"/>
-      <w:bookmarkEnd w:id="73"/>
-      <w:bookmarkStart w:id="74" w:name="_Toc29280"/>
-      <w:bookmarkStart w:id="75" w:name="_Toc28074"/>
-      <w:bookmarkStart w:id="76" w:name="_Toc10375"/>
-      <w:bookmarkStart w:id="77" w:name="_Toc5916"/>
-      <w:bookmarkStart w:id="78" w:name="_Toc1428"/>
+      <w:bookmarkStart w:id="75" w:name="bookmark71"/>
+      <w:bookmarkEnd w:id="75"/>
+      <w:bookmarkStart w:id="76" w:name="_Toc28074"/>
+      <w:bookmarkStart w:id="77" w:name="_Toc10375"/>
+      <w:bookmarkStart w:id="78" w:name="_Toc24350"/>
+      <w:bookmarkStart w:id="79" w:name="_Toc5916"/>
+      <w:bookmarkStart w:id="80" w:name="_Toc1428"/>
       <w:r>
         <w:rPr>
           <w:rFonts w:hint="eastAsia"/>
@@ -31585,9 +30419,9 @@
         </w:rPr>
         <w:t>过程框架设计</w:t>
       </w:r>
-      <w:bookmarkEnd w:id="74"/>
-      <w:bookmarkEnd w:id="75"/>
       <w:bookmarkEnd w:id="76"/>
+      <w:bookmarkEnd w:id="77"/>
+      <w:bookmarkEnd w:id="78"/>
     </w:p>
     <w:p>
       <w:pPr>
@@ -31732,13 +30566,13 @@
         <w:adjustRightInd w:val="0"/>
         <w:snapToGrid w:val="0"/>
       </w:pPr>
-      <w:bookmarkStart w:id="79" w:name="_Toc23462"/>
+      <w:bookmarkStart w:id="81" w:name="_Toc31634"/>
       <w:r>
         <w:t>服务级别管理</w:t>
       </w:r>
-      <w:bookmarkEnd w:id="77"/>
-      <w:bookmarkEnd w:id="78"/>
       <w:bookmarkEnd w:id="79"/>
+      <w:bookmarkEnd w:id="80"/>
+      <w:bookmarkEnd w:id="81"/>
     </w:p>
     <w:p>
       <w:pPr>
@@ -31877,15 +30711,15 @@
         <w:adjustRightInd w:val="0"/>
         <w:snapToGrid w:val="0"/>
       </w:pPr>
-      <w:bookmarkStart w:id="80" w:name="_Toc15217"/>
-      <w:bookmarkStart w:id="81" w:name="_Toc23651"/>
-      <w:bookmarkStart w:id="82" w:name="_Toc419"/>
+      <w:bookmarkStart w:id="82" w:name="_Toc15217"/>
+      <w:bookmarkStart w:id="83" w:name="_Toc419"/>
+      <w:bookmarkStart w:id="84" w:name="_Toc29805"/>
       <w:r>
         <w:t>服务报告管理</w:t>
       </w:r>
-      <w:bookmarkEnd w:id="80"/>
-      <w:bookmarkEnd w:id="81"/>
       <w:bookmarkEnd w:id="82"/>
+      <w:bookmarkEnd w:id="83"/>
+      <w:bookmarkEnd w:id="84"/>
     </w:p>
     <w:p>
       <w:pPr>
@@ -32015,15 +30849,15 @@
         <w:adjustRightInd w:val="0"/>
         <w:snapToGrid w:val="0"/>
       </w:pPr>
-      <w:bookmarkStart w:id="83" w:name="_Toc10758"/>
-      <w:bookmarkStart w:id="84" w:name="_Toc5598"/>
-      <w:bookmarkStart w:id="85" w:name="_Toc27696"/>
+      <w:bookmarkStart w:id="85" w:name="_Toc10758"/>
+      <w:bookmarkStart w:id="86" w:name="_Toc5598"/>
+      <w:bookmarkStart w:id="87" w:name="_Toc15845"/>
       <w:r>
         <w:t>事件管理</w:t>
       </w:r>
-      <w:bookmarkEnd w:id="83"/>
-      <w:bookmarkEnd w:id="84"/>
       <w:bookmarkEnd w:id="85"/>
+      <w:bookmarkEnd w:id="86"/>
+      <w:bookmarkEnd w:id="87"/>
     </w:p>
     <w:p>
       <w:pPr>
@@ -32153,15 +30987,15 @@
         <w:adjustRightInd w:val="0"/>
         <w:snapToGrid w:val="0"/>
       </w:pPr>
-      <w:bookmarkStart w:id="86" w:name="_Toc28584"/>
-      <w:bookmarkStart w:id="87" w:name="_Toc1525"/>
       <w:bookmarkStart w:id="88" w:name="_Toc4066"/>
+      <w:bookmarkStart w:id="89" w:name="_Toc1525"/>
+      <w:bookmarkStart w:id="90" w:name="_Toc10579"/>
       <w:r>
         <w:t>问题管理</w:t>
       </w:r>
-      <w:bookmarkEnd w:id="86"/>
-      <w:bookmarkEnd w:id="87"/>
       <w:bookmarkEnd w:id="88"/>
+      <w:bookmarkEnd w:id="89"/>
+      <w:bookmarkEnd w:id="90"/>
     </w:p>
     <w:p>
       <w:pPr>
@@ -32328,15 +31162,15 @@
         <w:adjustRightInd w:val="0"/>
         <w:snapToGrid w:val="0"/>
       </w:pPr>
-      <w:bookmarkStart w:id="89" w:name="_Toc7496"/>
-      <w:bookmarkStart w:id="90" w:name="_Toc20946"/>
-      <w:bookmarkStart w:id="91" w:name="_Toc15471"/>
+      <w:bookmarkStart w:id="91" w:name="_Toc7496"/>
+      <w:bookmarkStart w:id="92" w:name="_Toc15471"/>
+      <w:bookmarkStart w:id="93" w:name="_Toc9140"/>
       <w:r>
         <w:t>变更管理</w:t>
       </w:r>
-      <w:bookmarkEnd w:id="89"/>
-      <w:bookmarkEnd w:id="90"/>
       <w:bookmarkEnd w:id="91"/>
+      <w:bookmarkEnd w:id="92"/>
+      <w:bookmarkEnd w:id="93"/>
     </w:p>
     <w:p>
       <w:pPr>
@@ -32507,9 +31341,9 @@
           <w:lang w:val="en-US" w:eastAsia="zh-CN"/>
         </w:rPr>
       </w:pPr>
-      <w:bookmarkStart w:id="92" w:name="_Toc5649"/>
-      <w:bookmarkStart w:id="93" w:name="_Toc27350"/>
-      <w:bookmarkStart w:id="94" w:name="_Toc12154"/>
+      <w:bookmarkStart w:id="94" w:name="_Toc514"/>
+      <w:bookmarkStart w:id="95" w:name="_Toc12154"/>
+      <w:bookmarkStart w:id="96" w:name="_Toc27350"/>
       <w:r>
         <w:t>发布</w:t>
       </w:r>
@@ -32520,7 +31354,7 @@
         </w:rPr>
         <w:t>管理</w:t>
       </w:r>
-      <w:bookmarkEnd w:id="92"/>
+      <w:bookmarkEnd w:id="94"/>
     </w:p>
     <w:p>
       <w:pPr>
@@ -32654,7 +31488,7 @@
           <w:lang w:val="en-US" w:eastAsia="zh-CN"/>
         </w:rPr>
       </w:pPr>
-      <w:bookmarkStart w:id="95" w:name="_Toc14289"/>
+      <w:bookmarkStart w:id="97" w:name="_Toc13429"/>
       <w:r>
         <w:rPr>
           <w:rFonts w:hint="eastAsia"/>
@@ -32665,9 +31499,9 @@
       <w:r>
         <w:t>管理</w:t>
       </w:r>
-      <w:bookmarkEnd w:id="93"/>
-      <w:bookmarkEnd w:id="94"/>
       <w:bookmarkEnd w:id="95"/>
+      <w:bookmarkEnd w:id="96"/>
+      <w:bookmarkEnd w:id="97"/>
     </w:p>
     <w:p>
       <w:pPr>
@@ -32838,9 +31672,9 @@
           <w:lang w:val="en-US" w:eastAsia="zh-CN"/>
         </w:rPr>
       </w:pPr>
-      <w:bookmarkStart w:id="96" w:name="_Toc17542"/>
-      <w:bookmarkStart w:id="97" w:name="_Toc26220"/>
-      <w:bookmarkStart w:id="98" w:name="_Toc15115"/>
+      <w:bookmarkStart w:id="98" w:name="_Toc26220"/>
+      <w:bookmarkStart w:id="99" w:name="_Toc17542"/>
+      <w:bookmarkStart w:id="100" w:name="_Toc21498"/>
       <w:r>
         <w:rPr>
           <w:rFonts w:hint="eastAsia"/>
@@ -32848,9 +31682,9 @@
         </w:rPr>
         <w:t>服务可用性和连续性管理</w:t>
       </w:r>
-      <w:bookmarkEnd w:id="96"/>
-      <w:bookmarkEnd w:id="97"/>
       <w:bookmarkEnd w:id="98"/>
+      <w:bookmarkEnd w:id="99"/>
+      <w:bookmarkEnd w:id="100"/>
     </w:p>
     <w:p>
       <w:pPr>
@@ -32963,9 +31797,9 @@
           <w:lang w:val="en-US" w:eastAsia="zh-CN"/>
         </w:rPr>
       </w:pPr>
-      <w:bookmarkStart w:id="99" w:name="_Toc10476"/>
-      <w:bookmarkStart w:id="100" w:name="_Toc7195"/>
-      <w:bookmarkStart w:id="101" w:name="_Toc10388"/>
+      <w:bookmarkStart w:id="101" w:name="_Toc10476"/>
+      <w:bookmarkStart w:id="102" w:name="_Toc10388"/>
+      <w:bookmarkStart w:id="103" w:name="_Toc13309"/>
       <w:r>
         <w:rPr>
           <w:rFonts w:hint="eastAsia"/>
@@ -32973,9 +31807,9 @@
         </w:rPr>
         <w:t>容量管理</w:t>
       </w:r>
-      <w:bookmarkEnd w:id="99"/>
-      <w:bookmarkEnd w:id="100"/>
       <w:bookmarkEnd w:id="101"/>
+      <w:bookmarkEnd w:id="102"/>
+      <w:bookmarkEnd w:id="103"/>
     </w:p>
     <w:p>
       <w:pPr>
@@ -33120,15 +31954,15 @@
         <w:adjustRightInd w:val="0"/>
         <w:snapToGrid w:val="0"/>
       </w:pPr>
-      <w:bookmarkStart w:id="102" w:name="_Toc6186"/>
-      <w:bookmarkStart w:id="103" w:name="_Toc915"/>
-      <w:bookmarkStart w:id="104" w:name="_Toc3105"/>
+      <w:bookmarkStart w:id="104" w:name="_Toc6186"/>
+      <w:bookmarkStart w:id="105" w:name="_Toc915"/>
+      <w:bookmarkStart w:id="106" w:name="_Toc28333"/>
       <w:r>
         <w:t>信息安全管理</w:t>
       </w:r>
-      <w:bookmarkEnd w:id="102"/>
-      <w:bookmarkEnd w:id="103"/>
       <w:bookmarkEnd w:id="104"/>
+      <w:bookmarkEnd w:id="105"/>
+      <w:bookmarkEnd w:id="106"/>
     </w:p>
     <w:p>
       <w:pPr>
@@ -33300,15 +32134,15 @@
         <w:adjustRightInd w:val="0"/>
         <w:snapToGrid w:val="0"/>
       </w:pPr>
-      <w:bookmarkStart w:id="105" w:name="_Toc7113"/>
-      <w:bookmarkStart w:id="106" w:name="_Toc16024"/>
-      <w:bookmarkStart w:id="107" w:name="_Toc18463"/>
+      <w:bookmarkStart w:id="107" w:name="_Toc7113"/>
+      <w:bookmarkStart w:id="108" w:name="_Toc16024"/>
+      <w:bookmarkStart w:id="109" w:name="_Toc11047"/>
       <w:r>
         <w:t>实施计划</w:t>
       </w:r>
-      <w:bookmarkEnd w:id="105"/>
-      <w:bookmarkEnd w:id="106"/>
       <w:bookmarkEnd w:id="107"/>
+      <w:bookmarkEnd w:id="108"/>
+      <w:bookmarkEnd w:id="109"/>
     </w:p>
     <w:tbl>
       <w:tblPr>
@@ -37846,15 +36680,15 @@
         <w:adjustRightInd w:val="0"/>
         <w:snapToGrid w:val="0"/>
       </w:pPr>
-      <w:bookmarkStart w:id="108" w:name="_Toc24294"/>
-      <w:bookmarkStart w:id="109" w:name="_Toc24044"/>
       <w:bookmarkStart w:id="110" w:name="_Toc8501"/>
+      <w:bookmarkStart w:id="111" w:name="_Toc24044"/>
+      <w:bookmarkStart w:id="112" w:name="_Toc31242"/>
       <w:r>
         <w:t>交付管理</w:t>
       </w:r>
-      <w:bookmarkEnd w:id="108"/>
-      <w:bookmarkEnd w:id="109"/>
       <w:bookmarkEnd w:id="110"/>
+      <w:bookmarkEnd w:id="111"/>
+      <w:bookmarkEnd w:id="112"/>
     </w:p>
     <w:p>
       <w:pPr>
@@ -37873,17 +36707,17 @@
         <w:adjustRightInd w:val="0"/>
         <w:snapToGrid w:val="0"/>
       </w:pPr>
-      <w:bookmarkStart w:id="111" w:name="bookmark72"/>
-      <w:bookmarkEnd w:id="111"/>
-      <w:bookmarkStart w:id="112" w:name="_Toc4866"/>
-      <w:bookmarkStart w:id="113" w:name="_Toc12694"/>
-      <w:bookmarkStart w:id="114" w:name="_Toc11641"/>
+      <w:bookmarkStart w:id="113" w:name="bookmark72"/>
+      <w:bookmarkEnd w:id="113"/>
+      <w:bookmarkStart w:id="114" w:name="_Toc4866"/>
+      <w:bookmarkStart w:id="115" w:name="_Toc12694"/>
+      <w:bookmarkStart w:id="116" w:name="_Toc25240"/>
       <w:r>
         <w:t>现状分析</w:t>
       </w:r>
-      <w:bookmarkEnd w:id="112"/>
-      <w:bookmarkEnd w:id="113"/>
       <w:bookmarkEnd w:id="114"/>
+      <w:bookmarkEnd w:id="115"/>
+      <w:bookmarkEnd w:id="116"/>
     </w:p>
     <w:p>
       <w:pPr>
@@ -37970,15 +36804,15 @@
         <w:adjustRightInd w:val="0"/>
         <w:snapToGrid w:val="0"/>
       </w:pPr>
-      <w:bookmarkStart w:id="115" w:name="_Toc3163"/>
-      <w:bookmarkStart w:id="116" w:name="_Toc28538"/>
-      <w:bookmarkStart w:id="117" w:name="_Toc26133"/>
+      <w:bookmarkStart w:id="117" w:name="_Toc3163"/>
+      <w:bookmarkStart w:id="118" w:name="_Toc26133"/>
+      <w:bookmarkStart w:id="119" w:name="_Toc17080"/>
       <w:r>
         <w:t>改进目标</w:t>
       </w:r>
-      <w:bookmarkEnd w:id="115"/>
-      <w:bookmarkEnd w:id="116"/>
       <w:bookmarkEnd w:id="117"/>
+      <w:bookmarkEnd w:id="118"/>
+      <w:bookmarkEnd w:id="119"/>
     </w:p>
     <w:p>
       <w:pPr>
@@ -38169,15 +37003,15 @@
         <w:adjustRightInd w:val="0"/>
         <w:snapToGrid w:val="0"/>
       </w:pPr>
-      <w:bookmarkStart w:id="118" w:name="_Toc11474"/>
-      <w:bookmarkStart w:id="119" w:name="_Toc30021"/>
-      <w:bookmarkStart w:id="120" w:name="_Toc11509"/>
+      <w:bookmarkStart w:id="120" w:name="_Toc11474"/>
+      <w:bookmarkStart w:id="121" w:name="_Toc30021"/>
+      <w:bookmarkStart w:id="122" w:name="_Toc18604"/>
       <w:r>
         <w:t>实施计划</w:t>
       </w:r>
-      <w:bookmarkEnd w:id="118"/>
-      <w:bookmarkEnd w:id="119"/>
       <w:bookmarkEnd w:id="120"/>
+      <w:bookmarkEnd w:id="121"/>
+      <w:bookmarkEnd w:id="122"/>
     </w:p>
     <w:tbl>
       <w:tblPr>
@@ -38919,17 +37753,17 @@
         <w:adjustRightInd w:val="0"/>
         <w:snapToGrid w:val="0"/>
       </w:pPr>
-      <w:bookmarkStart w:id="121" w:name="bookmark55"/>
-      <w:bookmarkEnd w:id="121"/>
-      <w:bookmarkStart w:id="122" w:name="_Toc14360"/>
-      <w:bookmarkStart w:id="123" w:name="_Toc5088"/>
-      <w:bookmarkStart w:id="124" w:name="_Toc1019"/>
+      <w:bookmarkStart w:id="123" w:name="bookmark55"/>
+      <w:bookmarkEnd w:id="123"/>
+      <w:bookmarkStart w:id="124" w:name="_Toc5088"/>
+      <w:bookmarkStart w:id="125" w:name="_Toc14360"/>
+      <w:bookmarkStart w:id="126" w:name="_Toc10435"/>
       <w:r>
         <w:t>应急响应</w:t>
       </w:r>
-      <w:bookmarkEnd w:id="122"/>
-      <w:bookmarkEnd w:id="123"/>
       <w:bookmarkEnd w:id="124"/>
+      <w:bookmarkEnd w:id="125"/>
+      <w:bookmarkEnd w:id="126"/>
     </w:p>
     <w:p>
       <w:pPr>
@@ -38948,17 +37782,17 @@
         <w:adjustRightInd w:val="0"/>
         <w:snapToGrid w:val="0"/>
       </w:pPr>
-      <w:bookmarkStart w:id="125" w:name="bookmark73"/>
-      <w:bookmarkEnd w:id="125"/>
-      <w:bookmarkStart w:id="126" w:name="_Toc17077"/>
-      <w:bookmarkStart w:id="127" w:name="_Toc13591"/>
-      <w:bookmarkStart w:id="128" w:name="_Toc16790"/>
+      <w:bookmarkStart w:id="127" w:name="bookmark73"/>
+      <w:bookmarkEnd w:id="127"/>
+      <w:bookmarkStart w:id="128" w:name="_Toc13591"/>
+      <w:bookmarkStart w:id="129" w:name="_Toc16790"/>
+      <w:bookmarkStart w:id="130" w:name="_Toc17367"/>
       <w:r>
         <w:t>现状分析</w:t>
       </w:r>
-      <w:bookmarkEnd w:id="126"/>
-      <w:bookmarkEnd w:id="127"/>
       <w:bookmarkEnd w:id="128"/>
+      <w:bookmarkEnd w:id="129"/>
+      <w:bookmarkEnd w:id="130"/>
     </w:p>
     <w:p>
       <w:pPr>
@@ -39011,17 +37845,17 @@
         <w:adjustRightInd w:val="0"/>
         <w:snapToGrid w:val="0"/>
       </w:pPr>
-      <w:bookmarkStart w:id="129" w:name="bookmark56"/>
-      <w:bookmarkEnd w:id="129"/>
-      <w:bookmarkStart w:id="130" w:name="_Toc3880"/>
-      <w:bookmarkStart w:id="131" w:name="_Toc9365"/>
+      <w:bookmarkStart w:id="131" w:name="bookmark56"/>
+      <w:bookmarkEnd w:id="131"/>
       <w:bookmarkStart w:id="132" w:name="_Toc30137"/>
+      <w:bookmarkStart w:id="133" w:name="_Toc3880"/>
+      <w:bookmarkStart w:id="134" w:name="_Toc19715"/>
       <w:r>
         <w:t>改进目标</w:t>
       </w:r>
-      <w:bookmarkEnd w:id="130"/>
-      <w:bookmarkEnd w:id="131"/>
       <w:bookmarkEnd w:id="132"/>
+      <w:bookmarkEnd w:id="133"/>
+      <w:bookmarkEnd w:id="134"/>
     </w:p>
     <w:p>
       <w:pPr>
@@ -39084,20 +37918,20 @@
         <w:adjustRightInd w:val="0"/>
         <w:snapToGrid w:val="0"/>
       </w:pPr>
-      <w:bookmarkStart w:id="133" w:name="bookmark57"/>
-      <w:bookmarkEnd w:id="133"/>
-      <w:bookmarkStart w:id="134" w:name="_Toc4273"/>
-      <w:bookmarkStart w:id="135" w:name="_Toc2180"/>
+      <w:bookmarkStart w:id="135" w:name="bookmark57"/>
+      <w:bookmarkEnd w:id="135"/>
+      <w:bookmarkStart w:id="136" w:name="_Toc2180"/>
+      <w:bookmarkStart w:id="137" w:name="_Toc4273"/>
       <w:r>
         <w:t xml:space="preserve"> </w:t>
       </w:r>
-      <w:bookmarkStart w:id="136" w:name="_Toc10367"/>
+      <w:bookmarkStart w:id="138" w:name="_Toc15610"/>
       <w:r>
         <w:t>实施计划</w:t>
       </w:r>
-      <w:bookmarkEnd w:id="134"/>
-      <w:bookmarkEnd w:id="135"/>
       <w:bookmarkEnd w:id="136"/>
+      <w:bookmarkEnd w:id="137"/>
+      <w:bookmarkEnd w:id="138"/>
     </w:p>
     <w:tbl>
       <w:tblPr>
@@ -39176,12 +38010,12 @@
                 <w:lang w:val="en-US" w:eastAsia="en-US" w:bidi="ar-SA"/>
               </w:rPr>
             </w:pPr>
-            <w:bookmarkStart w:id="137" w:name="bookmark59"/>
-            <w:bookmarkEnd w:id="137"/>
-            <w:bookmarkStart w:id="138" w:name="bookmark58"/>
-            <w:bookmarkEnd w:id="138"/>
-            <w:bookmarkStart w:id="139" w:name="_Toc21932"/>
-            <w:bookmarkStart w:id="140" w:name="_Toc3108"/>
+            <w:bookmarkStart w:id="139" w:name="bookmark58"/>
+            <w:bookmarkEnd w:id="139"/>
+            <w:bookmarkStart w:id="140" w:name="bookmark59"/>
+            <w:bookmarkEnd w:id="140"/>
+            <w:bookmarkStart w:id="141" w:name="_Toc21932"/>
+            <w:bookmarkStart w:id="142" w:name="_Toc3108"/>
             <w:r>
               <w:rPr>
                 <w:b/>
@@ -39985,13 +38819,13 @@
         <w:adjustRightInd w:val="0"/>
         <w:snapToGrid w:val="0"/>
       </w:pPr>
-      <w:bookmarkStart w:id="141" w:name="_Toc21783"/>
+      <w:bookmarkStart w:id="143" w:name="_Toc14993"/>
       <w:r>
         <w:t>质量管理</w:t>
       </w:r>
-      <w:bookmarkEnd w:id="139"/>
-      <w:bookmarkEnd w:id="140"/>
       <w:bookmarkEnd w:id="141"/>
+      <w:bookmarkEnd w:id="142"/>
+      <w:bookmarkEnd w:id="143"/>
     </w:p>
     <w:p>
       <w:pPr>
@@ -40010,17 +38844,17 @@
         <w:adjustRightInd w:val="0"/>
         <w:snapToGrid w:val="0"/>
       </w:pPr>
-      <w:bookmarkStart w:id="142" w:name="bookmark74"/>
-      <w:bookmarkEnd w:id="142"/>
-      <w:bookmarkStart w:id="143" w:name="_Toc25644"/>
-      <w:bookmarkStart w:id="144" w:name="_Toc19431"/>
-      <w:bookmarkStart w:id="145" w:name="_Toc18299"/>
+      <w:bookmarkStart w:id="144" w:name="bookmark74"/>
+      <w:bookmarkEnd w:id="144"/>
+      <w:bookmarkStart w:id="145" w:name="_Toc25644"/>
+      <w:bookmarkStart w:id="146" w:name="_Toc19431"/>
+      <w:bookmarkStart w:id="147" w:name="_Toc18818"/>
       <w:r>
         <w:t>现状分析</w:t>
       </w:r>
-      <w:bookmarkEnd w:id="143"/>
-      <w:bookmarkEnd w:id="144"/>
       <w:bookmarkEnd w:id="145"/>
+      <w:bookmarkEnd w:id="146"/>
+      <w:bookmarkEnd w:id="147"/>
     </w:p>
     <w:p>
       <w:pPr>
@@ -40108,17 +38942,17 @@
         <w:adjustRightInd w:val="0"/>
         <w:snapToGrid w:val="0"/>
       </w:pPr>
-      <w:bookmarkStart w:id="146" w:name="bookmark60"/>
-      <w:bookmarkEnd w:id="146"/>
-      <w:bookmarkStart w:id="147" w:name="_Toc12720"/>
-      <w:bookmarkStart w:id="148" w:name="_Toc25657"/>
-      <w:bookmarkStart w:id="149" w:name="_Toc28857"/>
+      <w:bookmarkStart w:id="148" w:name="bookmark60"/>
+      <w:bookmarkEnd w:id="148"/>
+      <w:bookmarkStart w:id="149" w:name="_Toc12720"/>
+      <w:bookmarkStart w:id="150" w:name="_Toc28857"/>
+      <w:bookmarkStart w:id="151" w:name="_Toc29953"/>
       <w:r>
         <w:t>改进目标</w:t>
       </w:r>
-      <w:bookmarkEnd w:id="147"/>
-      <w:bookmarkEnd w:id="148"/>
       <w:bookmarkEnd w:id="149"/>
+      <w:bookmarkEnd w:id="150"/>
+      <w:bookmarkEnd w:id="151"/>
     </w:p>
     <w:p>
       <w:pPr>
@@ -40273,17 +39107,17 @@
         <w:adjustRightInd w:val="0"/>
         <w:snapToGrid w:val="0"/>
       </w:pPr>
-      <w:bookmarkStart w:id="150" w:name="bookmark61"/>
-      <w:bookmarkEnd w:id="150"/>
-      <w:bookmarkStart w:id="151" w:name="_Toc23790"/>
-      <w:bookmarkStart w:id="152" w:name="_Toc3406"/>
-      <w:bookmarkStart w:id="153" w:name="_Toc9887"/>
+      <w:bookmarkStart w:id="152" w:name="bookmark61"/>
+      <w:bookmarkEnd w:id="152"/>
+      <w:bookmarkStart w:id="153" w:name="_Toc3406"/>
+      <w:bookmarkStart w:id="154" w:name="_Toc9887"/>
+      <w:bookmarkStart w:id="155" w:name="_Toc23362"/>
       <w:r>
         <w:t>实施计划</w:t>
       </w:r>
-      <w:bookmarkEnd w:id="151"/>
-      <w:bookmarkEnd w:id="152"/>
       <w:bookmarkEnd w:id="153"/>
+      <w:bookmarkEnd w:id="154"/>
+      <w:bookmarkEnd w:id="155"/>
     </w:p>
     <w:tbl>
       <w:tblPr>
@@ -40325,6 +39159,12 @@
             <w:insideH w:val="single" w:color="auto" w:sz="4" w:space="0"/>
             <w:insideV w:val="single" w:color="auto" w:sz="4" w:space="0"/>
           </w:tblBorders>
+          <w:tblCellMar>
+            <w:top w:w="0" w:type="dxa"/>
+            <w:left w:w="108" w:type="dxa"/>
+            <w:bottom w:w="0" w:type="dxa"/>
+            <w:right w:w="108" w:type="dxa"/>
+          </w:tblCellMar>
         </w:tblPrEx>
         <w:trPr>
           <w:trHeight w:val="499" w:hRule="atLeast"/>
